--- a/training_intelligence_plan.docx
+++ b/training_intelligence_plan.docx
@@ -46,19 +46,11 @@
       </w:pPr>
       <w:r>
         <w:rPr>
-          <w:rFonts w:ascii="Segoe UI Emoji" w:hAnsi="Segoe UI Emoji" w:cs="Segoe UI Emoji"/>
-          <w:sz w:val="24"/>
-          <w:szCs w:val="24"/>
-        </w:rPr>
-        <w:t>🎯</w:t>
-      </w:r>
-      <w:r>
-        <w:rPr>
-          <w:rFonts w:ascii="Arial" w:hAnsi="Arial" w:cs="Arial"/>
-          <w:sz w:val="24"/>
-          <w:szCs w:val="24"/>
-        </w:rPr>
-        <w:t xml:space="preserve"> Implementation Steps:</w:t>
+          <w:rFonts w:ascii="Arial" w:hAnsi="Arial" w:cs="Arial"/>
+          <w:sz w:val="24"/>
+          <w:szCs w:val="24"/>
+        </w:rPr>
+        <w:t>Implementation Steps:</w:t>
       </w:r>
     </w:p>
     <w:p>
@@ -100,25 +92,7 @@
           <w:sz w:val="24"/>
           <w:szCs w:val="24"/>
         </w:rPr>
-        <w:t xml:space="preserve">Abstract </w:t>
-      </w:r>
-      <w:proofErr w:type="spellStart"/>
-      <w:r>
-        <w:rPr>
-          <w:rFonts w:ascii="Arial" w:hAnsi="Arial" w:cs="Arial"/>
-          <w:sz w:val="24"/>
-          <w:szCs w:val="24"/>
-        </w:rPr>
-        <w:t>DatabaseAdapter</w:t>
-      </w:r>
-      <w:proofErr w:type="spellEnd"/>
-      <w:r>
-        <w:rPr>
-          <w:rFonts w:ascii="Arial" w:hAnsi="Arial" w:cs="Arial"/>
-          <w:sz w:val="24"/>
-          <w:szCs w:val="24"/>
-        </w:rPr>
-        <w:t xml:space="preserve"> base class</w:t>
+        <w:t>Abstract DatabaseAdapter base class</w:t>
       </w:r>
     </w:p>
     <w:p>
@@ -139,54 +113,8 @@
           <w:sz w:val="24"/>
           <w:szCs w:val="24"/>
         </w:rPr>
-        <w:t xml:space="preserve">Specific implementations: </w:t>
-      </w:r>
-      <w:proofErr w:type="spellStart"/>
-      <w:r>
-        <w:rPr>
-          <w:rFonts w:ascii="Arial" w:hAnsi="Arial" w:cs="Arial"/>
-          <w:sz w:val="24"/>
-          <w:szCs w:val="24"/>
-        </w:rPr>
-        <w:t>ImpalaAdapter</w:t>
-      </w:r>
-      <w:proofErr w:type="spellEnd"/>
-      <w:r>
-        <w:rPr>
-          <w:rFonts w:ascii="Arial" w:hAnsi="Arial" w:cs="Arial"/>
-          <w:sz w:val="24"/>
-          <w:szCs w:val="24"/>
-        </w:rPr>
-        <w:t xml:space="preserve">, </w:t>
-      </w:r>
-      <w:proofErr w:type="spellStart"/>
-      <w:r>
-        <w:rPr>
-          <w:rFonts w:ascii="Arial" w:hAnsi="Arial" w:cs="Arial"/>
-          <w:sz w:val="24"/>
-          <w:szCs w:val="24"/>
-        </w:rPr>
-        <w:t>OracleAdapter</w:t>
-      </w:r>
-      <w:proofErr w:type="spellEnd"/>
-      <w:r>
-        <w:rPr>
-          <w:rFonts w:ascii="Arial" w:hAnsi="Arial" w:cs="Arial"/>
-          <w:sz w:val="24"/>
-          <w:szCs w:val="24"/>
-        </w:rPr>
-        <w:t xml:space="preserve">, </w:t>
-      </w:r>
-      <w:proofErr w:type="spellStart"/>
-      <w:r>
-        <w:rPr>
-          <w:rFonts w:ascii="Arial" w:hAnsi="Arial" w:cs="Arial"/>
-          <w:sz w:val="24"/>
-          <w:szCs w:val="24"/>
-        </w:rPr>
-        <w:t>SybaseAdapter</w:t>
-      </w:r>
-      <w:proofErr w:type="spellEnd"/>
+        <w:t>Specific implementations: ImpalaAdapter, OracleAdapter, SybaseAdapter</w:t>
+      </w:r>
     </w:p>
     <w:p>
       <w:pPr>
@@ -232,25 +160,7 @@
     </w:p>
     <w:p>
       <w:pPr>
-        <w:rPr>
-          <w:rFonts w:ascii="Arial" w:hAnsi="Arial" w:cs="Arial"/>
-          <w:sz w:val="24"/>
-          <w:szCs w:val="24"/>
-        </w:rPr>
-      </w:pPr>
-      <w:proofErr w:type="spellStart"/>
-      <w:r>
-        <w:rPr>
-          <w:rFonts w:ascii="Arial" w:hAnsi="Arial" w:cs="Arial"/>
-          <w:sz w:val="24"/>
-          <w:szCs w:val="24"/>
-        </w:rPr>
-        <w:t>yaml</w:t>
-      </w:r>
-      <w:proofErr w:type="spellEnd"/>
-    </w:p>
-    <w:p>
-      <w:pPr>
+        <w:ind w:left="720"/>
         <w:rPr>
           <w:rFonts w:ascii="Arial" w:hAnsi="Arial" w:cs="Arial"/>
           <w:sz w:val="24"/>
@@ -268,6 +178,7 @@
     </w:p>
     <w:p>
       <w:pPr>
+        <w:ind w:left="720"/>
         <w:rPr>
           <w:rFonts w:ascii="Arial" w:hAnsi="Arial" w:cs="Arial"/>
           <w:sz w:val="24"/>
@@ -285,6 +196,7 @@
     </w:p>
     <w:p>
       <w:pPr>
+        <w:ind w:left="720"/>
         <w:rPr>
           <w:rFonts w:ascii="Arial" w:hAnsi="Arial" w:cs="Arial"/>
           <w:sz w:val="24"/>
@@ -302,111 +214,61 @@
     </w:p>
     <w:p>
       <w:pPr>
-        <w:rPr>
-          <w:rFonts w:ascii="Arial" w:hAnsi="Arial" w:cs="Arial"/>
-          <w:sz w:val="24"/>
-          <w:szCs w:val="24"/>
-        </w:rPr>
-      </w:pPr>
-      <w:r>
-        <w:rPr>
-          <w:rFonts w:ascii="Arial" w:hAnsi="Arial" w:cs="Arial"/>
-          <w:sz w:val="24"/>
-          <w:szCs w:val="24"/>
-        </w:rPr>
-        <w:t xml:space="preserve">    </w:t>
-      </w:r>
-      <w:proofErr w:type="spellStart"/>
-      <w:r>
-        <w:rPr>
-          <w:rFonts w:ascii="Arial" w:hAnsi="Arial" w:cs="Arial"/>
-          <w:sz w:val="24"/>
-          <w:szCs w:val="24"/>
-        </w:rPr>
-        <w:t>connection_params</w:t>
-      </w:r>
-      <w:proofErr w:type="spellEnd"/>
-      <w:r>
-        <w:rPr>
-          <w:rFonts w:ascii="Arial" w:hAnsi="Arial" w:cs="Arial"/>
-          <w:sz w:val="24"/>
-          <w:szCs w:val="24"/>
-        </w:rPr>
-        <w:t>:</w:t>
-      </w:r>
-    </w:p>
-    <w:p>
-      <w:pPr>
-        <w:rPr>
-          <w:rFonts w:ascii="Arial" w:hAnsi="Arial" w:cs="Arial"/>
-          <w:sz w:val="24"/>
-          <w:szCs w:val="24"/>
-        </w:rPr>
-      </w:pPr>
-      <w:r>
-        <w:rPr>
-          <w:rFonts w:ascii="Arial" w:hAnsi="Arial" w:cs="Arial"/>
-          <w:sz w:val="24"/>
-          <w:szCs w:val="24"/>
-        </w:rPr>
-        <w:t xml:space="preserve">      host: "</w:t>
-      </w:r>
-      <w:proofErr w:type="spellStart"/>
-      <w:r>
-        <w:rPr>
-          <w:rFonts w:ascii="Arial" w:hAnsi="Arial" w:cs="Arial"/>
-          <w:sz w:val="24"/>
-          <w:szCs w:val="24"/>
-        </w:rPr>
-        <w:t>ws</w:t>
-      </w:r>
-      <w:proofErr w:type="spellEnd"/>
-      <w:r>
-        <w:rPr>
-          <w:rFonts w:ascii="Arial" w:hAnsi="Arial" w:cs="Arial"/>
-          <w:sz w:val="24"/>
-          <w:szCs w:val="24"/>
-        </w:rPr>
-        <w:t>://..."</w:t>
-      </w:r>
-    </w:p>
-    <w:p>
-      <w:pPr>
-        <w:rPr>
-          <w:rFonts w:ascii="Arial" w:hAnsi="Arial" w:cs="Arial"/>
-          <w:sz w:val="24"/>
-          <w:szCs w:val="24"/>
-        </w:rPr>
-      </w:pPr>
-      <w:r>
-        <w:rPr>
-          <w:rFonts w:ascii="Arial" w:hAnsi="Arial" w:cs="Arial"/>
-          <w:sz w:val="24"/>
-          <w:szCs w:val="24"/>
-        </w:rPr>
-        <w:t xml:space="preserve">      </w:t>
-      </w:r>
-      <w:proofErr w:type="spellStart"/>
-      <w:r>
-        <w:rPr>
-          <w:rFonts w:ascii="Arial" w:hAnsi="Arial" w:cs="Arial"/>
-          <w:sz w:val="24"/>
-          <w:szCs w:val="24"/>
-        </w:rPr>
-        <w:t>java_jar</w:t>
-      </w:r>
-      <w:proofErr w:type="spellEnd"/>
-      <w:r>
-        <w:rPr>
-          <w:rFonts w:ascii="Arial" w:hAnsi="Arial" w:cs="Arial"/>
-          <w:sz w:val="24"/>
-          <w:szCs w:val="24"/>
-        </w:rPr>
-        <w:t>: "path/to/jar"</w:t>
-      </w:r>
-    </w:p>
-    <w:p>
-      <w:pPr>
+        <w:ind w:left="720"/>
+        <w:rPr>
+          <w:rFonts w:ascii="Arial" w:hAnsi="Arial" w:cs="Arial"/>
+          <w:sz w:val="24"/>
+          <w:szCs w:val="24"/>
+        </w:rPr>
+      </w:pPr>
+      <w:r>
+        <w:rPr>
+          <w:rFonts w:ascii="Arial" w:hAnsi="Arial" w:cs="Arial"/>
+          <w:sz w:val="24"/>
+          <w:szCs w:val="24"/>
+        </w:rPr>
+        <w:t xml:space="preserve">    connection_params:</w:t>
+      </w:r>
+    </w:p>
+    <w:p>
+      <w:pPr>
+        <w:ind w:left="720"/>
+        <w:rPr>
+          <w:rFonts w:ascii="Arial" w:hAnsi="Arial" w:cs="Arial"/>
+          <w:sz w:val="24"/>
+          <w:szCs w:val="24"/>
+        </w:rPr>
+      </w:pPr>
+      <w:r>
+        <w:rPr>
+          <w:rFonts w:ascii="Arial" w:hAnsi="Arial" w:cs="Arial"/>
+          <w:sz w:val="24"/>
+          <w:szCs w:val="24"/>
+        </w:rPr>
+        <w:t xml:space="preserve">      host: "ws://..."</w:t>
+      </w:r>
+    </w:p>
+    <w:p>
+      <w:pPr>
+        <w:ind w:left="720"/>
+        <w:rPr>
+          <w:rFonts w:ascii="Arial" w:hAnsi="Arial" w:cs="Arial"/>
+          <w:sz w:val="24"/>
+          <w:szCs w:val="24"/>
+        </w:rPr>
+      </w:pPr>
+      <w:r>
+        <w:rPr>
+          <w:rFonts w:ascii="Arial" w:hAnsi="Arial" w:cs="Arial"/>
+          <w:sz w:val="24"/>
+          <w:szCs w:val="24"/>
+        </w:rPr>
+        <w:t xml:space="preserve">      java_jar: "path/to/jar"</w:t>
+      </w:r>
+    </w:p>
+    <w:p>
+      <w:pPr>
+        <w:ind w:left="720"/>
         <w:rPr>
           <w:rFonts w:ascii="Arial" w:hAnsi="Arial" w:cs="Arial"/>
           <w:sz w:val="24"/>
@@ -424,6 +286,7 @@
     </w:p>
     <w:p>
       <w:pPr>
+        <w:ind w:left="720"/>
         <w:rPr>
           <w:rFonts w:ascii="Arial" w:hAnsi="Arial" w:cs="Arial"/>
           <w:sz w:val="24"/>
@@ -441,127 +304,56 @@
     </w:p>
     <w:p>
       <w:pPr>
-        <w:rPr>
-          <w:rFonts w:ascii="Arial" w:hAnsi="Arial" w:cs="Arial"/>
-          <w:sz w:val="24"/>
-          <w:szCs w:val="24"/>
-        </w:rPr>
-      </w:pPr>
-      <w:r>
-        <w:rPr>
-          <w:rFonts w:ascii="Arial" w:hAnsi="Arial" w:cs="Arial"/>
-          <w:sz w:val="24"/>
-          <w:szCs w:val="24"/>
-        </w:rPr>
-        <w:t xml:space="preserve">    </w:t>
-      </w:r>
-      <w:proofErr w:type="spellStart"/>
-      <w:r>
-        <w:rPr>
-          <w:rFonts w:ascii="Arial" w:hAnsi="Arial" w:cs="Arial"/>
-          <w:sz w:val="24"/>
-          <w:szCs w:val="24"/>
-        </w:rPr>
-        <w:t>connection_params</w:t>
-      </w:r>
-      <w:proofErr w:type="spellEnd"/>
-      <w:r>
-        <w:rPr>
-          <w:rFonts w:ascii="Arial" w:hAnsi="Arial" w:cs="Arial"/>
-          <w:sz w:val="24"/>
-          <w:szCs w:val="24"/>
-        </w:rPr>
-        <w:t>:</w:t>
-      </w:r>
-    </w:p>
-    <w:p>
-      <w:pPr>
-        <w:rPr>
-          <w:rFonts w:ascii="Arial" w:hAnsi="Arial" w:cs="Arial"/>
-          <w:sz w:val="24"/>
-          <w:szCs w:val="24"/>
-        </w:rPr>
-      </w:pPr>
-      <w:r>
-        <w:rPr>
-          <w:rFonts w:ascii="Arial" w:hAnsi="Arial" w:cs="Arial"/>
-          <w:sz w:val="24"/>
-          <w:szCs w:val="24"/>
-        </w:rPr>
-        <w:t xml:space="preserve">      </w:t>
-      </w:r>
-      <w:proofErr w:type="spellStart"/>
-      <w:r>
-        <w:rPr>
-          <w:rFonts w:ascii="Arial" w:hAnsi="Arial" w:cs="Arial"/>
-          <w:sz w:val="24"/>
-          <w:szCs w:val="24"/>
-        </w:rPr>
-        <w:t>dsn</w:t>
-      </w:r>
-      <w:proofErr w:type="spellEnd"/>
-      <w:r>
-        <w:rPr>
-          <w:rFonts w:ascii="Arial" w:hAnsi="Arial" w:cs="Arial"/>
-          <w:sz w:val="24"/>
-          <w:szCs w:val="24"/>
-        </w:rPr>
-        <w:t>: "</w:t>
-      </w:r>
-      <w:proofErr w:type="spellStart"/>
-      <w:proofErr w:type="gramStart"/>
-      <w:r>
-        <w:rPr>
-          <w:rFonts w:ascii="Arial" w:hAnsi="Arial" w:cs="Arial"/>
-          <w:sz w:val="24"/>
-          <w:szCs w:val="24"/>
-        </w:rPr>
-        <w:t>host:port</w:t>
-      </w:r>
-      <w:proofErr w:type="spellEnd"/>
-      <w:proofErr w:type="gramEnd"/>
-      <w:r>
-        <w:rPr>
-          <w:rFonts w:ascii="Arial" w:hAnsi="Arial" w:cs="Arial"/>
-          <w:sz w:val="24"/>
-          <w:szCs w:val="24"/>
-        </w:rPr>
-        <w:t>/service"</w:t>
-      </w:r>
-    </w:p>
-    <w:p>
-      <w:pPr>
-        <w:rPr>
-          <w:rFonts w:ascii="Arial" w:hAnsi="Arial" w:cs="Arial"/>
-          <w:sz w:val="24"/>
-          <w:szCs w:val="24"/>
-        </w:rPr>
-      </w:pPr>
-      <w:r>
-        <w:rPr>
-          <w:rFonts w:ascii="Arial" w:hAnsi="Arial" w:cs="Arial"/>
-          <w:sz w:val="24"/>
-          <w:szCs w:val="24"/>
-        </w:rPr>
-        <w:t xml:space="preserve">      </w:t>
-      </w:r>
-      <w:proofErr w:type="spellStart"/>
-      <w:r>
-        <w:rPr>
-          <w:rFonts w:ascii="Arial" w:hAnsi="Arial" w:cs="Arial"/>
-          <w:sz w:val="24"/>
-          <w:szCs w:val="24"/>
-        </w:rPr>
-        <w:t>driver_path</w:t>
-      </w:r>
-      <w:proofErr w:type="spellEnd"/>
-      <w:r>
-        <w:rPr>
-          <w:rFonts w:ascii="Arial" w:hAnsi="Arial" w:cs="Arial"/>
-          <w:sz w:val="24"/>
-          <w:szCs w:val="24"/>
-        </w:rPr>
-        <w:t>: "path/to/driver"</w:t>
+        <w:ind w:left="720"/>
+        <w:rPr>
+          <w:rFonts w:ascii="Arial" w:hAnsi="Arial" w:cs="Arial"/>
+          <w:sz w:val="24"/>
+          <w:szCs w:val="24"/>
+        </w:rPr>
+      </w:pPr>
+      <w:r>
+        <w:rPr>
+          <w:rFonts w:ascii="Arial" w:hAnsi="Arial" w:cs="Arial"/>
+          <w:sz w:val="24"/>
+          <w:szCs w:val="24"/>
+        </w:rPr>
+        <w:t xml:space="preserve">    connection_params:</w:t>
+      </w:r>
+    </w:p>
+    <w:p>
+      <w:pPr>
+        <w:ind w:left="720"/>
+        <w:rPr>
+          <w:rFonts w:ascii="Arial" w:hAnsi="Arial" w:cs="Arial"/>
+          <w:sz w:val="24"/>
+          <w:szCs w:val="24"/>
+        </w:rPr>
+      </w:pPr>
+      <w:r>
+        <w:rPr>
+          <w:rFonts w:ascii="Arial" w:hAnsi="Arial" w:cs="Arial"/>
+          <w:sz w:val="24"/>
+          <w:szCs w:val="24"/>
+        </w:rPr>
+        <w:t xml:space="preserve">      dsn: "host:port/service"</w:t>
+      </w:r>
+    </w:p>
+    <w:p>
+      <w:pPr>
+        <w:ind w:left="720"/>
+        <w:rPr>
+          <w:rFonts w:ascii="Arial" w:hAnsi="Arial" w:cs="Arial"/>
+          <w:sz w:val="24"/>
+          <w:szCs w:val="24"/>
+        </w:rPr>
+      </w:pPr>
+      <w:r>
+        <w:rPr>
+          <w:rFonts w:ascii="Arial" w:hAnsi="Arial" w:cs="Arial"/>
+          <w:sz w:val="24"/>
+          <w:szCs w:val="24"/>
+        </w:rPr>
+        <w:t xml:space="preserve">      driver_path: "path/to/driver"</w:t>
       </w:r>
     </w:p>
     <w:p>
@@ -658,19 +450,11 @@
       </w:pPr>
       <w:r>
         <w:rPr>
-          <w:rFonts w:ascii="Segoe UI Emoji" w:hAnsi="Segoe UI Emoji" w:cs="Segoe UI Emoji"/>
-          <w:sz w:val="24"/>
-          <w:szCs w:val="24"/>
-        </w:rPr>
-        <w:t>❓</w:t>
-      </w:r>
-      <w:r>
-        <w:rPr>
-          <w:rFonts w:ascii="Arial" w:hAnsi="Arial" w:cs="Arial"/>
-          <w:sz w:val="24"/>
-          <w:szCs w:val="24"/>
-        </w:rPr>
-        <w:t xml:space="preserve"> Missing Information:</w:t>
+          <w:rFonts w:ascii="Arial" w:hAnsi="Arial" w:cs="Arial"/>
+          <w:sz w:val="24"/>
+          <w:szCs w:val="24"/>
+        </w:rPr>
+        <w:t>Missing Information:</w:t>
       </w:r>
     </w:p>
     <w:p>
@@ -767,20 +551,11 @@
       </w:pPr>
       <w:r>
         <w:rPr>
-          <w:rFonts w:ascii="Segoe UI Emoji" w:hAnsi="Segoe UI Emoji" w:cs="Segoe UI Emoji"/>
-          <w:sz w:val="24"/>
-          <w:szCs w:val="24"/>
-        </w:rPr>
-        <w:lastRenderedPageBreak/>
-        <w:t>🚨</w:t>
-      </w:r>
-      <w:r>
-        <w:rPr>
-          <w:rFonts w:ascii="Arial" w:hAnsi="Arial" w:cs="Arial"/>
-          <w:sz w:val="24"/>
-          <w:szCs w:val="24"/>
-        </w:rPr>
-        <w:t xml:space="preserve"> Impact on Current Code:</w:t>
+          <w:rFonts w:ascii="Arial" w:hAnsi="Arial" w:cs="Arial"/>
+          <w:sz w:val="24"/>
+          <w:szCs w:val="24"/>
+        </w:rPr>
+        <w:t>Impact on Current Code:</w:t>
       </w:r>
     </w:p>
     <w:p>
@@ -801,25 +576,7 @@
           <w:sz w:val="24"/>
           <w:szCs w:val="24"/>
         </w:rPr>
-        <w:t xml:space="preserve">Major refactoring of </w:t>
-      </w:r>
-      <w:proofErr w:type="spellStart"/>
-      <w:r>
-        <w:rPr>
-          <w:rFonts w:ascii="Arial" w:hAnsi="Arial" w:cs="Arial"/>
-          <w:sz w:val="24"/>
-          <w:szCs w:val="24"/>
-        </w:rPr>
-        <w:t>DatabaseClient</w:t>
-      </w:r>
-      <w:proofErr w:type="spellEnd"/>
-      <w:r>
-        <w:rPr>
-          <w:rFonts w:ascii="Arial" w:hAnsi="Arial" w:cs="Arial"/>
-          <w:sz w:val="24"/>
-          <w:szCs w:val="24"/>
-        </w:rPr>
-        <w:t xml:space="preserve"> class</w:t>
+        <w:t>Major refactoring of DatabaseClient class</w:t>
       </w:r>
     </w:p>
     <w:p>
@@ -840,25 +597,8 @@
           <w:sz w:val="24"/>
           <w:szCs w:val="24"/>
         </w:rPr>
-        <w:t xml:space="preserve">Update </w:t>
-      </w:r>
-      <w:proofErr w:type="spellStart"/>
-      <w:r>
-        <w:rPr>
-          <w:rFonts w:ascii="Arial" w:hAnsi="Arial" w:cs="Arial"/>
-          <w:sz w:val="24"/>
-          <w:szCs w:val="24"/>
-        </w:rPr>
-        <w:t>MetadataManager</w:t>
-      </w:r>
-      <w:proofErr w:type="spellEnd"/>
-      <w:r>
-        <w:rPr>
-          <w:rFonts w:ascii="Arial" w:hAnsi="Arial" w:cs="Arial"/>
-          <w:sz w:val="24"/>
-          <w:szCs w:val="24"/>
-        </w:rPr>
-        <w:t xml:space="preserve"> for multi-database schema handling</w:t>
+        <w:lastRenderedPageBreak/>
+        <w:t>Update MetadataManager for multi-database schema handling</w:t>
       </w:r>
     </w:p>
     <w:p>
@@ -890,16 +630,6 @@
           <w:szCs w:val="24"/>
         </w:rPr>
       </w:pPr>
-      <w:r>
-        <w:rPr>
-          <w:rFonts w:ascii="Arial" w:hAnsi="Arial" w:cs="Arial"/>
-          <w:sz w:val="24"/>
-          <w:szCs w:val="24"/>
-        </w:rPr>
-        <w:pict w14:anchorId="3FF3CEBD">
-          <v:rect id="_x0000_i1055" style="width:0;height:1.5pt" o:hralign="center" o:hrstd="t" o:hr="t" fillcolor="#a0a0a0" stroked="f"/>
-        </w:pict>
-      </w:r>
     </w:p>
     <w:p>
       <w:pPr>
@@ -928,19 +658,11 @@
       </w:pPr>
       <w:r>
         <w:rPr>
-          <w:rFonts w:ascii="Segoe UI Emoji" w:hAnsi="Segoe UI Emoji" w:cs="Segoe UI Emoji"/>
-          <w:sz w:val="24"/>
-          <w:szCs w:val="24"/>
-        </w:rPr>
-        <w:t>🎯</w:t>
-      </w:r>
-      <w:r>
-        <w:rPr>
-          <w:rFonts w:ascii="Arial" w:hAnsi="Arial" w:cs="Arial"/>
-          <w:sz w:val="24"/>
-          <w:szCs w:val="24"/>
-        </w:rPr>
-        <w:t xml:space="preserve"> Implementation Steps:</w:t>
+          <w:rFonts w:ascii="Arial" w:hAnsi="Arial" w:cs="Arial"/>
+          <w:sz w:val="24"/>
+          <w:szCs w:val="24"/>
+        </w:rPr>
+        <w:t>Implementation Steps:</w:t>
       </w:r>
     </w:p>
     <w:p>
@@ -978,195 +700,41 @@
           <w:sz w:val="24"/>
           <w:szCs w:val="24"/>
         </w:rPr>
-        <w:t>python</w:t>
-      </w:r>
-    </w:p>
-    <w:p>
-      <w:pPr>
-        <w:rPr>
-          <w:rFonts w:ascii="Arial" w:hAnsi="Arial" w:cs="Arial"/>
-          <w:sz w:val="24"/>
-          <w:szCs w:val="24"/>
-        </w:rPr>
-      </w:pPr>
-      <w:r>
-        <w:rPr>
-          <w:rFonts w:ascii="Arial" w:hAnsi="Arial" w:cs="Arial"/>
-          <w:sz w:val="24"/>
-          <w:szCs w:val="24"/>
-        </w:rPr>
-        <w:t xml:space="preserve">class </w:t>
-      </w:r>
-      <w:proofErr w:type="spellStart"/>
-      <w:proofErr w:type="gramStart"/>
-      <w:r>
-        <w:rPr>
-          <w:rFonts w:ascii="Arial" w:hAnsi="Arial" w:cs="Arial"/>
-          <w:sz w:val="24"/>
-          <w:szCs w:val="24"/>
-        </w:rPr>
-        <w:t>DataProcessingError</w:t>
-      </w:r>
-      <w:proofErr w:type="spellEnd"/>
-      <w:r>
-        <w:rPr>
-          <w:rFonts w:ascii="Arial" w:hAnsi="Arial" w:cs="Arial"/>
-          <w:sz w:val="24"/>
-          <w:szCs w:val="24"/>
-        </w:rPr>
-        <w:t>(</w:t>
-      </w:r>
-      <w:proofErr w:type="gramEnd"/>
-      <w:r>
-        <w:rPr>
-          <w:rFonts w:ascii="Arial" w:hAnsi="Arial" w:cs="Arial"/>
-          <w:sz w:val="24"/>
-          <w:szCs w:val="24"/>
-        </w:rPr>
-        <w:t>Exception):</w:t>
-      </w:r>
-    </w:p>
-    <w:p>
-      <w:pPr>
-        <w:rPr>
-          <w:rFonts w:ascii="Arial" w:hAnsi="Arial" w:cs="Arial"/>
-          <w:sz w:val="24"/>
-          <w:szCs w:val="24"/>
-        </w:rPr>
-      </w:pPr>
-      <w:r>
-        <w:rPr>
-          <w:rFonts w:ascii="Arial" w:hAnsi="Arial" w:cs="Arial"/>
-          <w:sz w:val="24"/>
-          <w:szCs w:val="24"/>
-        </w:rPr>
-        <w:t xml:space="preserve">    def __</w:t>
-      </w:r>
-      <w:proofErr w:type="spellStart"/>
-      <w:r>
-        <w:rPr>
-          <w:rFonts w:ascii="Arial" w:hAnsi="Arial" w:cs="Arial"/>
-          <w:sz w:val="24"/>
-          <w:szCs w:val="24"/>
-        </w:rPr>
-        <w:t>init</w:t>
-      </w:r>
-      <w:proofErr w:type="spellEnd"/>
-      <w:r>
-        <w:rPr>
-          <w:rFonts w:ascii="Arial" w:hAnsi="Arial" w:cs="Arial"/>
-          <w:sz w:val="24"/>
-          <w:szCs w:val="24"/>
-        </w:rPr>
-        <w:t>_</w:t>
-      </w:r>
-      <w:proofErr w:type="gramStart"/>
-      <w:r>
-        <w:rPr>
-          <w:rFonts w:ascii="Arial" w:hAnsi="Arial" w:cs="Arial"/>
-          <w:sz w:val="24"/>
-          <w:szCs w:val="24"/>
-        </w:rPr>
-        <w:t>_(</w:t>
-      </w:r>
-      <w:proofErr w:type="gramEnd"/>
-      <w:r>
-        <w:rPr>
-          <w:rFonts w:ascii="Arial" w:hAnsi="Arial" w:cs="Arial"/>
-          <w:sz w:val="24"/>
-          <w:szCs w:val="24"/>
-        </w:rPr>
-        <w:t xml:space="preserve">self, </w:t>
-      </w:r>
-      <w:proofErr w:type="spellStart"/>
-      <w:r>
-        <w:rPr>
-          <w:rFonts w:ascii="Arial" w:hAnsi="Arial" w:cs="Arial"/>
-          <w:sz w:val="24"/>
-          <w:szCs w:val="24"/>
-        </w:rPr>
-        <w:t>error_type</w:t>
-      </w:r>
-      <w:proofErr w:type="spellEnd"/>
-      <w:r>
-        <w:rPr>
-          <w:rFonts w:ascii="Arial" w:hAnsi="Arial" w:cs="Arial"/>
-          <w:sz w:val="24"/>
-          <w:szCs w:val="24"/>
-        </w:rPr>
-        <w:t>, context, recoverable=False):</w:t>
-      </w:r>
-    </w:p>
-    <w:p>
-      <w:pPr>
-        <w:rPr>
-          <w:rFonts w:ascii="Arial" w:hAnsi="Arial" w:cs="Arial"/>
-          <w:sz w:val="24"/>
-          <w:szCs w:val="24"/>
-        </w:rPr>
-      </w:pPr>
-      <w:r>
-        <w:rPr>
-          <w:rFonts w:ascii="Arial" w:hAnsi="Arial" w:cs="Arial"/>
-          <w:sz w:val="24"/>
-          <w:szCs w:val="24"/>
-        </w:rPr>
-        <w:t xml:space="preserve">        </w:t>
-      </w:r>
-      <w:proofErr w:type="spellStart"/>
-      <w:proofErr w:type="gramStart"/>
-      <w:r>
-        <w:rPr>
-          <w:rFonts w:ascii="Arial" w:hAnsi="Arial" w:cs="Arial"/>
-          <w:sz w:val="24"/>
-          <w:szCs w:val="24"/>
-        </w:rPr>
-        <w:t>self.error</w:t>
-      </w:r>
-      <w:proofErr w:type="gramEnd"/>
-      <w:r>
-        <w:rPr>
-          <w:rFonts w:ascii="Arial" w:hAnsi="Arial" w:cs="Arial"/>
-          <w:sz w:val="24"/>
-          <w:szCs w:val="24"/>
-        </w:rPr>
-        <w:t>_type</w:t>
-      </w:r>
-      <w:proofErr w:type="spellEnd"/>
-      <w:r>
-        <w:rPr>
-          <w:rFonts w:ascii="Arial" w:hAnsi="Arial" w:cs="Arial"/>
-          <w:sz w:val="24"/>
-          <w:szCs w:val="24"/>
-        </w:rPr>
-        <w:t xml:space="preserve"> = </w:t>
-      </w:r>
-      <w:proofErr w:type="spellStart"/>
-      <w:r>
-        <w:rPr>
-          <w:rFonts w:ascii="Arial" w:hAnsi="Arial" w:cs="Arial"/>
-          <w:sz w:val="24"/>
-          <w:szCs w:val="24"/>
-        </w:rPr>
-        <w:t>error_</w:t>
-      </w:r>
-      <w:proofErr w:type="gramStart"/>
-      <w:r>
-        <w:rPr>
-          <w:rFonts w:ascii="Arial" w:hAnsi="Arial" w:cs="Arial"/>
-          <w:sz w:val="24"/>
-          <w:szCs w:val="24"/>
-        </w:rPr>
-        <w:t>type</w:t>
-      </w:r>
-      <w:proofErr w:type="spellEnd"/>
-      <w:r>
-        <w:rPr>
-          <w:rFonts w:ascii="Arial" w:hAnsi="Arial" w:cs="Arial"/>
-          <w:sz w:val="24"/>
-          <w:szCs w:val="24"/>
-        </w:rPr>
-        <w:t xml:space="preserve">  </w:t>
+        <w:t>class DataProcessingError(Exception):</w:t>
+      </w:r>
+    </w:p>
+    <w:p>
+      <w:pPr>
+        <w:rPr>
+          <w:rFonts w:ascii="Arial" w:hAnsi="Arial" w:cs="Arial"/>
+          <w:sz w:val="24"/>
+          <w:szCs w:val="24"/>
+        </w:rPr>
+      </w:pPr>
+      <w:r>
+        <w:rPr>
+          <w:rFonts w:ascii="Arial" w:hAnsi="Arial" w:cs="Arial"/>
+          <w:sz w:val="24"/>
+          <w:szCs w:val="24"/>
+        </w:rPr>
+        <w:t xml:space="preserve">    def __init__(self, error_type, context, recoverable=False):</w:t>
+      </w:r>
+    </w:p>
+    <w:p>
+      <w:pPr>
+        <w:rPr>
+          <w:rFonts w:ascii="Arial" w:hAnsi="Arial" w:cs="Arial"/>
+          <w:sz w:val="24"/>
+          <w:szCs w:val="24"/>
+        </w:rPr>
+      </w:pPr>
+      <w:r>
+        <w:rPr>
+          <w:rFonts w:ascii="Arial" w:hAnsi="Arial" w:cs="Arial"/>
+          <w:sz w:val="24"/>
+          <w:szCs w:val="24"/>
+        </w:rPr>
+        <w:t xml:space="preserve">        self.error_type = error_type  </w:t>
       </w:r>
       <w:r>
         <w:rPr>
@@ -1176,9 +744,25 @@
           <w:sz w:val="24"/>
           <w:szCs w:val="24"/>
         </w:rPr>
-        <w:t>#</w:t>
-      </w:r>
-      <w:proofErr w:type="gramEnd"/>
+        <w:t># DB_CONNECTION, PARSING, VALIDATION</w:t>
+      </w:r>
+    </w:p>
+    <w:p>
+      <w:pPr>
+        <w:rPr>
+          <w:rFonts w:ascii="Arial" w:hAnsi="Arial" w:cs="Arial"/>
+          <w:sz w:val="24"/>
+          <w:szCs w:val="24"/>
+        </w:rPr>
+      </w:pPr>
+      <w:r>
+        <w:rPr>
+          <w:rFonts w:ascii="Arial" w:hAnsi="Arial" w:cs="Arial"/>
+          <w:sz w:val="24"/>
+          <w:szCs w:val="24"/>
+        </w:rPr>
+        <w:t xml:space="preserve">        self.context = context        </w:t>
+      </w:r>
       <w:r>
         <w:rPr>
           <w:rFonts w:ascii="Arial" w:hAnsi="Arial" w:cs="Arial"/>
@@ -1187,44 +771,590 @@
           <w:sz w:val="24"/>
           <w:szCs w:val="24"/>
         </w:rPr>
-        <w:t xml:space="preserve"> DB_CONNECTION, PARSING, VALIDATION</w:t>
-      </w:r>
-    </w:p>
-    <w:p>
-      <w:pPr>
-        <w:rPr>
-          <w:rFonts w:ascii="Arial" w:hAnsi="Arial" w:cs="Arial"/>
-          <w:sz w:val="24"/>
-          <w:szCs w:val="24"/>
-        </w:rPr>
-      </w:pPr>
-      <w:r>
-        <w:rPr>
-          <w:rFonts w:ascii="Arial" w:hAnsi="Arial" w:cs="Arial"/>
-          <w:sz w:val="24"/>
-          <w:szCs w:val="24"/>
-        </w:rPr>
-        <w:t xml:space="preserve">        </w:t>
-      </w:r>
-      <w:proofErr w:type="spellStart"/>
-      <w:proofErr w:type="gramStart"/>
-      <w:r>
-        <w:rPr>
-          <w:rFonts w:ascii="Arial" w:hAnsi="Arial" w:cs="Arial"/>
-          <w:sz w:val="24"/>
-          <w:szCs w:val="24"/>
-        </w:rPr>
-        <w:t>self.context</w:t>
-      </w:r>
-      <w:proofErr w:type="spellEnd"/>
-      <w:proofErr w:type="gramEnd"/>
-      <w:r>
-        <w:rPr>
-          <w:rFonts w:ascii="Arial" w:hAnsi="Arial" w:cs="Arial"/>
-          <w:sz w:val="24"/>
-          <w:szCs w:val="24"/>
-        </w:rPr>
-        <w:t xml:space="preserve"> = context        </w:t>
+        <w:t># Table, column, step details</w:t>
+      </w:r>
+    </w:p>
+    <w:p>
+      <w:pPr>
+        <w:rPr>
+          <w:rFonts w:ascii="Arial" w:hAnsi="Arial" w:cs="Arial"/>
+          <w:sz w:val="24"/>
+          <w:szCs w:val="24"/>
+        </w:rPr>
+      </w:pPr>
+      <w:r>
+        <w:rPr>
+          <w:rFonts w:ascii="Arial" w:hAnsi="Arial" w:cs="Arial"/>
+          <w:sz w:val="24"/>
+          <w:szCs w:val="24"/>
+        </w:rPr>
+        <w:t xml:space="preserve">        self.recoverable = recoverable</w:t>
+      </w:r>
+    </w:p>
+    <w:p>
+      <w:pPr>
+        <w:numPr>
+          <w:ilvl w:val="0"/>
+          <w:numId w:val="4"/>
+        </w:numPr>
+        <w:rPr>
+          <w:rFonts w:ascii="Arial" w:hAnsi="Arial" w:cs="Arial"/>
+          <w:sz w:val="24"/>
+          <w:szCs w:val="24"/>
+        </w:rPr>
+      </w:pPr>
+      <w:r>
+        <w:rPr>
+          <w:rFonts w:ascii="Arial" w:hAnsi="Arial" w:cs="Arial"/>
+          <w:sz w:val="24"/>
+          <w:szCs w:val="24"/>
+        </w:rPr>
+        <w:t xml:space="preserve">Notification System </w:t>
+      </w:r>
+    </w:p>
+    <w:p>
+      <w:pPr>
+        <w:numPr>
+          <w:ilvl w:val="1"/>
+          <w:numId w:val="4"/>
+        </w:numPr>
+        <w:rPr>
+          <w:rFonts w:ascii="Arial" w:hAnsi="Arial" w:cs="Arial"/>
+          <w:sz w:val="24"/>
+          <w:szCs w:val="24"/>
+        </w:rPr>
+      </w:pPr>
+      <w:r>
+        <w:rPr>
+          <w:rFonts w:ascii="Arial" w:hAnsi="Arial" w:cs="Arial"/>
+          <w:sz w:val="24"/>
+          <w:szCs w:val="24"/>
+        </w:rPr>
+        <w:t>Email notification service</w:t>
+      </w:r>
+    </w:p>
+    <w:p>
+      <w:pPr>
+        <w:numPr>
+          <w:ilvl w:val="1"/>
+          <w:numId w:val="4"/>
+        </w:numPr>
+        <w:rPr>
+          <w:rFonts w:ascii="Arial" w:hAnsi="Arial" w:cs="Arial"/>
+          <w:sz w:val="24"/>
+          <w:szCs w:val="24"/>
+        </w:rPr>
+      </w:pPr>
+      <w:r>
+        <w:rPr>
+          <w:rFonts w:ascii="Arial" w:hAnsi="Arial" w:cs="Arial"/>
+          <w:sz w:val="24"/>
+          <w:szCs w:val="24"/>
+        </w:rPr>
+        <w:t>Slack/Teams webhook integration</w:t>
+      </w:r>
+    </w:p>
+    <w:p>
+      <w:pPr>
+        <w:numPr>
+          <w:ilvl w:val="1"/>
+          <w:numId w:val="4"/>
+        </w:numPr>
+        <w:rPr>
+          <w:rFonts w:ascii="Arial" w:hAnsi="Arial" w:cs="Arial"/>
+          <w:sz w:val="24"/>
+          <w:szCs w:val="24"/>
+        </w:rPr>
+      </w:pPr>
+      <w:r>
+        <w:rPr>
+          <w:rFonts w:ascii="Arial" w:hAnsi="Arial" w:cs="Arial"/>
+          <w:sz w:val="24"/>
+          <w:szCs w:val="24"/>
+        </w:rPr>
+        <w:t>Alert severity levels and escalation rules</w:t>
+      </w:r>
+    </w:p>
+    <w:p>
+      <w:pPr>
+        <w:numPr>
+          <w:ilvl w:val="0"/>
+          <w:numId w:val="4"/>
+        </w:numPr>
+        <w:rPr>
+          <w:rFonts w:ascii="Arial" w:hAnsi="Arial" w:cs="Arial"/>
+          <w:sz w:val="24"/>
+          <w:szCs w:val="24"/>
+        </w:rPr>
+      </w:pPr>
+      <w:r>
+        <w:rPr>
+          <w:rFonts w:ascii="Arial" w:hAnsi="Arial" w:cs="Arial"/>
+          <w:sz w:val="24"/>
+          <w:szCs w:val="24"/>
+        </w:rPr>
+        <w:t xml:space="preserve">Recovery Mechanisms </w:t>
+      </w:r>
+    </w:p>
+    <w:p>
+      <w:pPr>
+        <w:numPr>
+          <w:ilvl w:val="1"/>
+          <w:numId w:val="4"/>
+        </w:numPr>
+        <w:rPr>
+          <w:rFonts w:ascii="Arial" w:hAnsi="Arial" w:cs="Arial"/>
+          <w:sz w:val="24"/>
+          <w:szCs w:val="24"/>
+        </w:rPr>
+      </w:pPr>
+      <w:r>
+        <w:rPr>
+          <w:rFonts w:ascii="Arial" w:hAnsi="Arial" w:cs="Arial"/>
+          <w:sz w:val="24"/>
+          <w:szCs w:val="24"/>
+        </w:rPr>
+        <w:t>Automatic retry with exponential backoff</w:t>
+      </w:r>
+    </w:p>
+    <w:p>
+      <w:pPr>
+        <w:numPr>
+          <w:ilvl w:val="1"/>
+          <w:numId w:val="4"/>
+        </w:numPr>
+        <w:rPr>
+          <w:rFonts w:ascii="Arial" w:hAnsi="Arial" w:cs="Arial"/>
+          <w:sz w:val="24"/>
+          <w:szCs w:val="24"/>
+        </w:rPr>
+      </w:pPr>
+      <w:r>
+        <w:rPr>
+          <w:rFonts w:ascii="Arial" w:hAnsi="Arial" w:cs="Arial"/>
+          <w:sz w:val="24"/>
+          <w:szCs w:val="24"/>
+        </w:rPr>
+        <w:t>Partial failure handling (continue processing other tables)</w:t>
+      </w:r>
+    </w:p>
+    <w:p>
+      <w:pPr>
+        <w:numPr>
+          <w:ilvl w:val="1"/>
+          <w:numId w:val="4"/>
+        </w:numPr>
+        <w:rPr>
+          <w:rFonts w:ascii="Arial" w:hAnsi="Arial" w:cs="Arial"/>
+          <w:sz w:val="24"/>
+          <w:szCs w:val="24"/>
+        </w:rPr>
+      </w:pPr>
+      <w:r>
+        <w:rPr>
+          <w:rFonts w:ascii="Arial" w:hAnsi="Arial" w:cs="Arial"/>
+          <w:sz w:val="24"/>
+          <w:szCs w:val="24"/>
+        </w:rPr>
+        <w:t>Checkpoint/resume functionality</w:t>
+      </w:r>
+    </w:p>
+    <w:p>
+      <w:pPr>
+        <w:rPr>
+          <w:rFonts w:ascii="Arial" w:hAnsi="Arial" w:cs="Arial"/>
+          <w:sz w:val="24"/>
+          <w:szCs w:val="24"/>
+        </w:rPr>
+      </w:pPr>
+      <w:r>
+        <w:rPr>
+          <w:rFonts w:ascii="Arial" w:hAnsi="Arial" w:cs="Arial"/>
+          <w:sz w:val="24"/>
+          <w:szCs w:val="24"/>
+        </w:rPr>
+        <w:t>Missing Information:</w:t>
+      </w:r>
+    </w:p>
+    <w:p>
+      <w:pPr>
+        <w:numPr>
+          <w:ilvl w:val="0"/>
+          <w:numId w:val="5"/>
+        </w:numPr>
+        <w:rPr>
+          <w:rFonts w:ascii="Arial" w:hAnsi="Arial" w:cs="Arial"/>
+          <w:sz w:val="24"/>
+          <w:szCs w:val="24"/>
+        </w:rPr>
+      </w:pPr>
+      <w:r>
+        <w:rPr>
+          <w:rFonts w:ascii="Arial" w:hAnsi="Arial" w:cs="Arial"/>
+          <w:sz w:val="24"/>
+          <w:szCs w:val="24"/>
+        </w:rPr>
+        <w:t>Notification recipients and escalation matrix</w:t>
+      </w:r>
+    </w:p>
+    <w:p>
+      <w:pPr>
+        <w:numPr>
+          <w:ilvl w:val="0"/>
+          <w:numId w:val="5"/>
+        </w:numPr>
+        <w:rPr>
+          <w:rFonts w:ascii="Arial" w:hAnsi="Arial" w:cs="Arial"/>
+          <w:sz w:val="24"/>
+          <w:szCs w:val="24"/>
+        </w:rPr>
+      </w:pPr>
+      <w:r>
+        <w:rPr>
+          <w:rFonts w:ascii="Arial" w:hAnsi="Arial" w:cs="Arial"/>
+          <w:sz w:val="24"/>
+          <w:szCs w:val="24"/>
+        </w:rPr>
+        <w:t>Email server/SMTP configuration</w:t>
+      </w:r>
+    </w:p>
+    <w:p>
+      <w:pPr>
+        <w:numPr>
+          <w:ilvl w:val="0"/>
+          <w:numId w:val="5"/>
+        </w:numPr>
+        <w:rPr>
+          <w:rFonts w:ascii="Arial" w:hAnsi="Arial" w:cs="Arial"/>
+          <w:sz w:val="24"/>
+          <w:szCs w:val="24"/>
+        </w:rPr>
+      </w:pPr>
+      <w:r>
+        <w:rPr>
+          <w:rFonts w:ascii="Arial" w:hAnsi="Arial" w:cs="Arial"/>
+          <w:sz w:val="24"/>
+          <w:szCs w:val="24"/>
+        </w:rPr>
+        <w:t>Recovery policy preferences (auto-retry vs manual intervention)</w:t>
+      </w:r>
+    </w:p>
+    <w:p>
+      <w:pPr>
+        <w:numPr>
+          <w:ilvl w:val="0"/>
+          <w:numId w:val="5"/>
+        </w:numPr>
+        <w:rPr>
+          <w:rFonts w:ascii="Arial" w:hAnsi="Arial" w:cs="Arial"/>
+          <w:sz w:val="24"/>
+          <w:szCs w:val="24"/>
+        </w:rPr>
+      </w:pPr>
+      <w:r>
+        <w:rPr>
+          <w:rFonts w:ascii="Arial" w:hAnsi="Arial" w:cs="Arial"/>
+          <w:sz w:val="24"/>
+          <w:szCs w:val="24"/>
+        </w:rPr>
+        <w:t>Monitoring/alerting infrastructure availability</w:t>
+      </w:r>
+    </w:p>
+    <w:p>
+      <w:pPr>
+        <w:rPr>
+          <w:rFonts w:ascii="Arial" w:hAnsi="Arial" w:cs="Arial"/>
+          <w:sz w:val="24"/>
+          <w:szCs w:val="24"/>
+        </w:rPr>
+      </w:pPr>
+      <w:r>
+        <w:rPr>
+          <w:rFonts w:ascii="Arial" w:hAnsi="Arial" w:cs="Arial"/>
+          <w:sz w:val="24"/>
+          <w:szCs w:val="24"/>
+        </w:rPr>
+        <w:t>Impact on Current Code:</w:t>
+      </w:r>
+    </w:p>
+    <w:p>
+      <w:pPr>
+        <w:numPr>
+          <w:ilvl w:val="0"/>
+          <w:numId w:val="6"/>
+        </w:numPr>
+        <w:rPr>
+          <w:rFonts w:ascii="Arial" w:hAnsi="Arial" w:cs="Arial"/>
+          <w:sz w:val="24"/>
+          <w:szCs w:val="24"/>
+        </w:rPr>
+      </w:pPr>
+      <w:r>
+        <w:rPr>
+          <w:rFonts w:ascii="Arial" w:hAnsi="Arial" w:cs="Arial"/>
+          <w:sz w:val="24"/>
+          <w:szCs w:val="24"/>
+        </w:rPr>
+        <w:t>Wrap all major operations with try-catch and notification</w:t>
+      </w:r>
+    </w:p>
+    <w:p>
+      <w:pPr>
+        <w:numPr>
+          <w:ilvl w:val="0"/>
+          <w:numId w:val="6"/>
+        </w:numPr>
+        <w:rPr>
+          <w:rFonts w:ascii="Arial" w:hAnsi="Arial" w:cs="Arial"/>
+          <w:sz w:val="24"/>
+          <w:szCs w:val="24"/>
+        </w:rPr>
+      </w:pPr>
+      <w:r>
+        <w:rPr>
+          <w:rFonts w:ascii="Arial" w:hAnsi="Arial" w:cs="Arial"/>
+          <w:sz w:val="24"/>
+          <w:szCs w:val="24"/>
+        </w:rPr>
+        <w:t>Add recovery checkpoints in pipeline orchestrator</w:t>
+      </w:r>
+    </w:p>
+    <w:p>
+      <w:pPr>
+        <w:numPr>
+          <w:ilvl w:val="0"/>
+          <w:numId w:val="6"/>
+        </w:numPr>
+        <w:rPr>
+          <w:rFonts w:ascii="Arial" w:hAnsi="Arial" w:cs="Arial"/>
+          <w:sz w:val="24"/>
+          <w:szCs w:val="24"/>
+        </w:rPr>
+      </w:pPr>
+      <w:r>
+        <w:rPr>
+          <w:rFonts w:ascii="Arial" w:hAnsi="Arial" w:cs="Arial"/>
+          <w:sz w:val="24"/>
+          <w:szCs w:val="24"/>
+        </w:rPr>
+        <w:t>Enhance logging with structured error context</w:t>
+      </w:r>
+    </w:p>
+    <w:p>
+      <w:pPr>
+        <w:rPr>
+          <w:rFonts w:ascii="Arial" w:hAnsi="Arial" w:cs="Arial"/>
+          <w:sz w:val="24"/>
+          <w:szCs w:val="24"/>
+        </w:rPr>
+      </w:pPr>
+    </w:p>
+    <w:p>
+      <w:pPr>
+        <w:rPr>
+          <w:rFonts w:ascii="Arial" w:hAnsi="Arial" w:cs="Arial"/>
+          <w:sz w:val="24"/>
+          <w:szCs w:val="24"/>
+        </w:rPr>
+      </w:pPr>
+      <w:r>
+        <w:rPr>
+          <w:rFonts w:ascii="Arial" w:hAnsi="Arial" w:cs="Arial"/>
+          <w:sz w:val="24"/>
+          <w:szCs w:val="24"/>
+        </w:rPr>
+        <w:t>4. Endpoint - Column-Only Input</w:t>
+      </w:r>
+    </w:p>
+    <w:p>
+      <w:pPr>
+        <w:rPr>
+          <w:rFonts w:ascii="Arial" w:hAnsi="Arial" w:cs="Arial"/>
+          <w:sz w:val="24"/>
+          <w:szCs w:val="24"/>
+        </w:rPr>
+      </w:pPr>
+      <w:r>
+        <w:rPr>
+          <w:rFonts w:ascii="Arial" w:hAnsi="Arial" w:cs="Arial"/>
+          <w:sz w:val="24"/>
+          <w:szCs w:val="24"/>
+        </w:rPr>
+        <w:lastRenderedPageBreak/>
+        <w:t>Implementation Steps:</w:t>
+      </w:r>
+    </w:p>
+    <w:p>
+      <w:pPr>
+        <w:numPr>
+          <w:ilvl w:val="0"/>
+          <w:numId w:val="7"/>
+        </w:numPr>
+        <w:rPr>
+          <w:rFonts w:ascii="Arial" w:hAnsi="Arial" w:cs="Arial"/>
+          <w:sz w:val="24"/>
+          <w:szCs w:val="24"/>
+        </w:rPr>
+      </w:pPr>
+      <w:r>
+        <w:rPr>
+          <w:rFonts w:ascii="Arial" w:hAnsi="Arial" w:cs="Arial"/>
+          <w:sz w:val="24"/>
+          <w:szCs w:val="24"/>
+        </w:rPr>
+        <w:t xml:space="preserve">API Framework Selection </w:t>
+      </w:r>
+    </w:p>
+    <w:p>
+      <w:pPr>
+        <w:numPr>
+          <w:ilvl w:val="1"/>
+          <w:numId w:val="7"/>
+        </w:numPr>
+        <w:rPr>
+          <w:rFonts w:ascii="Arial" w:hAnsi="Arial" w:cs="Arial"/>
+          <w:sz w:val="24"/>
+          <w:szCs w:val="24"/>
+        </w:rPr>
+      </w:pPr>
+      <w:r>
+        <w:rPr>
+          <w:rFonts w:ascii="Arial" w:hAnsi="Arial" w:cs="Arial"/>
+          <w:sz w:val="24"/>
+          <w:szCs w:val="24"/>
+        </w:rPr>
+        <w:t>FastAPI or Flask for REST API</w:t>
+      </w:r>
+    </w:p>
+    <w:p>
+      <w:pPr>
+        <w:numPr>
+          <w:ilvl w:val="1"/>
+          <w:numId w:val="7"/>
+        </w:numPr>
+        <w:rPr>
+          <w:rFonts w:ascii="Arial" w:hAnsi="Arial" w:cs="Arial"/>
+          <w:sz w:val="24"/>
+          <w:szCs w:val="24"/>
+        </w:rPr>
+      </w:pPr>
+      <w:r>
+        <w:rPr>
+          <w:rFonts w:ascii="Arial" w:hAnsi="Arial" w:cs="Arial"/>
+          <w:sz w:val="24"/>
+          <w:szCs w:val="24"/>
+        </w:rPr>
+        <w:t>Input validation and schema definition</w:t>
+      </w:r>
+    </w:p>
+    <w:p>
+      <w:pPr>
+        <w:numPr>
+          <w:ilvl w:val="1"/>
+          <w:numId w:val="7"/>
+        </w:numPr>
+        <w:rPr>
+          <w:rFonts w:ascii="Arial" w:hAnsi="Arial" w:cs="Arial"/>
+          <w:sz w:val="24"/>
+          <w:szCs w:val="24"/>
+        </w:rPr>
+      </w:pPr>
+      <w:r>
+        <w:rPr>
+          <w:rFonts w:ascii="Arial" w:hAnsi="Arial" w:cs="Arial"/>
+          <w:sz w:val="24"/>
+          <w:szCs w:val="24"/>
+        </w:rPr>
+        <w:t>Authentication/authorization layer</w:t>
+      </w:r>
+    </w:p>
+    <w:p>
+      <w:pPr>
+        <w:numPr>
+          <w:ilvl w:val="0"/>
+          <w:numId w:val="7"/>
+        </w:numPr>
+        <w:rPr>
+          <w:rFonts w:ascii="Arial" w:hAnsi="Arial" w:cs="Arial"/>
+          <w:sz w:val="24"/>
+          <w:szCs w:val="24"/>
+        </w:rPr>
+      </w:pPr>
+      <w:r>
+        <w:rPr>
+          <w:rFonts w:ascii="Arial" w:hAnsi="Arial" w:cs="Arial"/>
+          <w:sz w:val="24"/>
+          <w:szCs w:val="24"/>
+        </w:rPr>
+        <w:t xml:space="preserve">Column-Centric Processing </w:t>
+      </w:r>
+    </w:p>
+    <w:p>
+      <w:pPr>
+        <w:rPr>
+          <w:rFonts w:ascii="Arial" w:hAnsi="Arial" w:cs="Arial"/>
+          <w:sz w:val="24"/>
+          <w:szCs w:val="24"/>
+        </w:rPr>
+      </w:pPr>
+      <w:r>
+        <w:rPr>
+          <w:rFonts w:ascii="Arial" w:hAnsi="Arial" w:cs="Arial"/>
+          <w:sz w:val="24"/>
+          <w:szCs w:val="24"/>
+        </w:rPr>
+        <w:t>python</w:t>
+      </w:r>
+    </w:p>
+    <w:p>
+      <w:pPr>
+        <w:rPr>
+          <w:rFonts w:ascii="Arial" w:hAnsi="Arial" w:cs="Arial"/>
+          <w:sz w:val="24"/>
+          <w:szCs w:val="24"/>
+        </w:rPr>
+      </w:pPr>
+      <w:r>
+        <w:rPr>
+          <w:rFonts w:ascii="Arial" w:hAnsi="Arial" w:cs="Arial"/>
+          <w:sz w:val="24"/>
+          <w:szCs w:val="24"/>
+        </w:rPr>
+        <w:t>@app.post("/process-column")</w:t>
+      </w:r>
+    </w:p>
+    <w:p>
+      <w:pPr>
+        <w:rPr>
+          <w:rFonts w:ascii="Arial" w:hAnsi="Arial" w:cs="Arial"/>
+          <w:sz w:val="24"/>
+          <w:szCs w:val="24"/>
+        </w:rPr>
+      </w:pPr>
+      <w:r>
+        <w:rPr>
+          <w:rFonts w:ascii="Arial" w:hAnsi="Arial" w:cs="Arial"/>
+          <w:sz w:val="24"/>
+          <w:szCs w:val="24"/>
+        </w:rPr>
+        <w:t>async def process_single_column(column_request: ColumnRequest):</w:t>
+      </w:r>
+    </w:p>
+    <w:p>
+      <w:pPr>
+        <w:rPr>
+          <w:rFonts w:ascii="Arial" w:hAnsi="Arial" w:cs="Arial"/>
+          <w:sz w:val="24"/>
+          <w:szCs w:val="24"/>
+        </w:rPr>
+      </w:pPr>
+      <w:r>
+        <w:rPr>
+          <w:rFonts w:ascii="Arial" w:hAnsi="Arial" w:cs="Arial"/>
+          <w:sz w:val="24"/>
+          <w:szCs w:val="24"/>
+        </w:rPr>
+        <w:t xml:space="preserve">    </w:t>
       </w:r>
       <w:r>
         <w:rPr>
@@ -1234,471 +1364,61 @@
           <w:sz w:val="24"/>
           <w:szCs w:val="24"/>
         </w:rPr>
-        <w:t># Table, column, step details</w:t>
-      </w:r>
-    </w:p>
-    <w:p>
-      <w:pPr>
-        <w:rPr>
-          <w:rFonts w:ascii="Arial" w:hAnsi="Arial" w:cs="Arial"/>
-          <w:sz w:val="24"/>
-          <w:szCs w:val="24"/>
-        </w:rPr>
-      </w:pPr>
-      <w:r>
-        <w:rPr>
-          <w:rFonts w:ascii="Arial" w:hAnsi="Arial" w:cs="Arial"/>
-          <w:sz w:val="24"/>
-          <w:szCs w:val="24"/>
-        </w:rPr>
-        <w:t xml:space="preserve">        </w:t>
-      </w:r>
-      <w:proofErr w:type="spellStart"/>
-      <w:proofErr w:type="gramStart"/>
-      <w:r>
-        <w:rPr>
-          <w:rFonts w:ascii="Arial" w:hAnsi="Arial" w:cs="Arial"/>
-          <w:sz w:val="24"/>
-          <w:szCs w:val="24"/>
-        </w:rPr>
-        <w:t>self.recoverable</w:t>
-      </w:r>
-      <w:proofErr w:type="spellEnd"/>
-      <w:proofErr w:type="gramEnd"/>
-      <w:r>
-        <w:rPr>
-          <w:rFonts w:ascii="Arial" w:hAnsi="Arial" w:cs="Arial"/>
-          <w:sz w:val="24"/>
-          <w:szCs w:val="24"/>
-        </w:rPr>
-        <w:t xml:space="preserve"> = recoverable</w:t>
-      </w:r>
-    </w:p>
-    <w:p>
-      <w:pPr>
-        <w:numPr>
-          <w:ilvl w:val="0"/>
-          <w:numId w:val="4"/>
-        </w:numPr>
-        <w:rPr>
-          <w:rFonts w:ascii="Arial" w:hAnsi="Arial" w:cs="Arial"/>
-          <w:sz w:val="24"/>
-          <w:szCs w:val="24"/>
-        </w:rPr>
-      </w:pPr>
-      <w:r>
-        <w:rPr>
-          <w:rFonts w:ascii="Arial" w:hAnsi="Arial" w:cs="Arial"/>
-          <w:sz w:val="24"/>
-          <w:szCs w:val="24"/>
-        </w:rPr>
-        <w:t xml:space="preserve">Notification System </w:t>
-      </w:r>
-    </w:p>
-    <w:p>
-      <w:pPr>
-        <w:numPr>
-          <w:ilvl w:val="1"/>
-          <w:numId w:val="4"/>
-        </w:numPr>
-        <w:rPr>
-          <w:rFonts w:ascii="Arial" w:hAnsi="Arial" w:cs="Arial"/>
-          <w:sz w:val="24"/>
-          <w:szCs w:val="24"/>
-        </w:rPr>
-      </w:pPr>
-      <w:r>
-        <w:rPr>
-          <w:rFonts w:ascii="Arial" w:hAnsi="Arial" w:cs="Arial"/>
-          <w:sz w:val="24"/>
-          <w:szCs w:val="24"/>
-        </w:rPr>
-        <w:t>Email notification service</w:t>
-      </w:r>
-    </w:p>
-    <w:p>
-      <w:pPr>
-        <w:numPr>
-          <w:ilvl w:val="1"/>
-          <w:numId w:val="4"/>
-        </w:numPr>
-        <w:rPr>
-          <w:rFonts w:ascii="Arial" w:hAnsi="Arial" w:cs="Arial"/>
-          <w:sz w:val="24"/>
-          <w:szCs w:val="24"/>
-        </w:rPr>
-      </w:pPr>
-      <w:r>
-        <w:rPr>
-          <w:rFonts w:ascii="Arial" w:hAnsi="Arial" w:cs="Arial"/>
-          <w:sz w:val="24"/>
-          <w:szCs w:val="24"/>
-        </w:rPr>
-        <w:t>Slack/Teams webhook integration</w:t>
-      </w:r>
-    </w:p>
-    <w:p>
-      <w:pPr>
-        <w:numPr>
-          <w:ilvl w:val="1"/>
-          <w:numId w:val="4"/>
-        </w:numPr>
-        <w:rPr>
-          <w:rFonts w:ascii="Arial" w:hAnsi="Arial" w:cs="Arial"/>
-          <w:sz w:val="24"/>
-          <w:szCs w:val="24"/>
-        </w:rPr>
-      </w:pPr>
-      <w:r>
-        <w:rPr>
-          <w:rFonts w:ascii="Arial" w:hAnsi="Arial" w:cs="Arial"/>
-          <w:sz w:val="24"/>
-          <w:szCs w:val="24"/>
-        </w:rPr>
-        <w:t>Alert severity levels and escalation rules</w:t>
-      </w:r>
-    </w:p>
-    <w:p>
-      <w:pPr>
-        <w:numPr>
-          <w:ilvl w:val="0"/>
-          <w:numId w:val="4"/>
-        </w:numPr>
-        <w:rPr>
-          <w:rFonts w:ascii="Arial" w:hAnsi="Arial" w:cs="Arial"/>
-          <w:sz w:val="24"/>
-          <w:szCs w:val="24"/>
-        </w:rPr>
-      </w:pPr>
-      <w:r>
-        <w:rPr>
-          <w:rFonts w:ascii="Arial" w:hAnsi="Arial" w:cs="Arial"/>
-          <w:sz w:val="24"/>
-          <w:szCs w:val="24"/>
-        </w:rPr>
-        <w:t xml:space="preserve">Recovery Mechanisms </w:t>
-      </w:r>
-    </w:p>
-    <w:p>
-      <w:pPr>
-        <w:numPr>
-          <w:ilvl w:val="1"/>
-          <w:numId w:val="4"/>
-        </w:numPr>
-        <w:rPr>
-          <w:rFonts w:ascii="Arial" w:hAnsi="Arial" w:cs="Arial"/>
-          <w:sz w:val="24"/>
-          <w:szCs w:val="24"/>
-        </w:rPr>
-      </w:pPr>
-      <w:r>
-        <w:rPr>
-          <w:rFonts w:ascii="Arial" w:hAnsi="Arial" w:cs="Arial"/>
-          <w:sz w:val="24"/>
-          <w:szCs w:val="24"/>
-        </w:rPr>
-        <w:t>Automatic retry with exponential backoff</w:t>
-      </w:r>
-    </w:p>
-    <w:p>
-      <w:pPr>
-        <w:numPr>
-          <w:ilvl w:val="1"/>
-          <w:numId w:val="4"/>
-        </w:numPr>
-        <w:rPr>
-          <w:rFonts w:ascii="Arial" w:hAnsi="Arial" w:cs="Arial"/>
-          <w:sz w:val="24"/>
-          <w:szCs w:val="24"/>
-        </w:rPr>
-      </w:pPr>
-      <w:r>
-        <w:rPr>
-          <w:rFonts w:ascii="Arial" w:hAnsi="Arial" w:cs="Arial"/>
-          <w:sz w:val="24"/>
-          <w:szCs w:val="24"/>
-        </w:rPr>
-        <w:t>Partial failure handling (continue processing other tables)</w:t>
-      </w:r>
-    </w:p>
-    <w:p>
-      <w:pPr>
-        <w:numPr>
-          <w:ilvl w:val="1"/>
-          <w:numId w:val="4"/>
-        </w:numPr>
-        <w:rPr>
-          <w:rFonts w:ascii="Arial" w:hAnsi="Arial" w:cs="Arial"/>
-          <w:sz w:val="24"/>
-          <w:szCs w:val="24"/>
-        </w:rPr>
-      </w:pPr>
-      <w:r>
-        <w:rPr>
-          <w:rFonts w:ascii="Arial" w:hAnsi="Arial" w:cs="Arial"/>
-          <w:sz w:val="24"/>
-          <w:szCs w:val="24"/>
-        </w:rPr>
-        <w:t>Checkpoint/resume functionality</w:t>
-      </w:r>
-    </w:p>
-    <w:p>
-      <w:pPr>
-        <w:rPr>
-          <w:rFonts w:ascii="Arial" w:hAnsi="Arial" w:cs="Arial"/>
-          <w:sz w:val="24"/>
-          <w:szCs w:val="24"/>
-        </w:rPr>
-      </w:pPr>
-      <w:r>
-        <w:rPr>
-          <w:rFonts w:ascii="Segoe UI Emoji" w:hAnsi="Segoe UI Emoji" w:cs="Segoe UI Emoji"/>
-          <w:sz w:val="24"/>
-          <w:szCs w:val="24"/>
-        </w:rPr>
-        <w:t>❓</w:t>
-      </w:r>
-      <w:r>
-        <w:rPr>
-          <w:rFonts w:ascii="Arial" w:hAnsi="Arial" w:cs="Arial"/>
-          <w:sz w:val="24"/>
-          <w:szCs w:val="24"/>
-        </w:rPr>
-        <w:t xml:space="preserve"> Missing Information:</w:t>
-      </w:r>
-    </w:p>
-    <w:p>
-      <w:pPr>
-        <w:numPr>
-          <w:ilvl w:val="0"/>
-          <w:numId w:val="5"/>
-        </w:numPr>
-        <w:rPr>
-          <w:rFonts w:ascii="Arial" w:hAnsi="Arial" w:cs="Arial"/>
-          <w:sz w:val="24"/>
-          <w:szCs w:val="24"/>
-        </w:rPr>
-      </w:pPr>
-      <w:r>
-        <w:rPr>
-          <w:rFonts w:ascii="Arial" w:hAnsi="Arial" w:cs="Arial"/>
-          <w:sz w:val="24"/>
-          <w:szCs w:val="24"/>
-        </w:rPr>
-        <w:t>Notification recipients and escalation matrix</w:t>
-      </w:r>
-    </w:p>
-    <w:p>
-      <w:pPr>
-        <w:numPr>
-          <w:ilvl w:val="0"/>
-          <w:numId w:val="5"/>
-        </w:numPr>
-        <w:rPr>
-          <w:rFonts w:ascii="Arial" w:hAnsi="Arial" w:cs="Arial"/>
-          <w:sz w:val="24"/>
-          <w:szCs w:val="24"/>
-        </w:rPr>
-      </w:pPr>
-      <w:r>
-        <w:rPr>
-          <w:rFonts w:ascii="Arial" w:hAnsi="Arial" w:cs="Arial"/>
-          <w:sz w:val="24"/>
-          <w:szCs w:val="24"/>
-        </w:rPr>
-        <w:t>Email server/SMTP configuration</w:t>
-      </w:r>
-    </w:p>
-    <w:p>
-      <w:pPr>
-        <w:numPr>
-          <w:ilvl w:val="0"/>
-          <w:numId w:val="5"/>
-        </w:numPr>
-        <w:rPr>
-          <w:rFonts w:ascii="Arial" w:hAnsi="Arial" w:cs="Arial"/>
-          <w:sz w:val="24"/>
-          <w:szCs w:val="24"/>
-        </w:rPr>
-      </w:pPr>
-      <w:r>
-        <w:rPr>
-          <w:rFonts w:ascii="Arial" w:hAnsi="Arial" w:cs="Arial"/>
-          <w:sz w:val="24"/>
-          <w:szCs w:val="24"/>
-        </w:rPr>
-        <w:t>Recovery policy preferences (auto-retry vs manual intervention)</w:t>
-      </w:r>
-    </w:p>
-    <w:p>
-      <w:pPr>
-        <w:numPr>
-          <w:ilvl w:val="0"/>
-          <w:numId w:val="5"/>
-        </w:numPr>
-        <w:rPr>
-          <w:rFonts w:ascii="Arial" w:hAnsi="Arial" w:cs="Arial"/>
-          <w:sz w:val="24"/>
-          <w:szCs w:val="24"/>
-        </w:rPr>
-      </w:pPr>
-      <w:r>
-        <w:rPr>
-          <w:rFonts w:ascii="Arial" w:hAnsi="Arial" w:cs="Arial"/>
-          <w:sz w:val="24"/>
-          <w:szCs w:val="24"/>
-        </w:rPr>
-        <w:t>Monitoring/alerting infrastructure availability</w:t>
-      </w:r>
-    </w:p>
-    <w:p>
-      <w:pPr>
-        <w:rPr>
-          <w:rFonts w:ascii="Arial" w:hAnsi="Arial" w:cs="Arial"/>
-          <w:sz w:val="24"/>
-          <w:szCs w:val="24"/>
-        </w:rPr>
-      </w:pPr>
-      <w:r>
-        <w:rPr>
-          <w:rFonts w:ascii="Segoe UI Emoji" w:hAnsi="Segoe UI Emoji" w:cs="Segoe UI Emoji"/>
-          <w:sz w:val="24"/>
-          <w:szCs w:val="24"/>
-        </w:rPr>
-        <w:t>🚨</w:t>
-      </w:r>
-      <w:r>
-        <w:rPr>
-          <w:rFonts w:ascii="Arial" w:hAnsi="Arial" w:cs="Arial"/>
-          <w:sz w:val="24"/>
-          <w:szCs w:val="24"/>
-        </w:rPr>
-        <w:t xml:space="preserve"> Impact on Current Code:</w:t>
-      </w:r>
-    </w:p>
-    <w:p>
-      <w:pPr>
-        <w:numPr>
-          <w:ilvl w:val="0"/>
-          <w:numId w:val="6"/>
-        </w:numPr>
-        <w:rPr>
-          <w:rFonts w:ascii="Arial" w:hAnsi="Arial" w:cs="Arial"/>
-          <w:sz w:val="24"/>
-          <w:szCs w:val="24"/>
-        </w:rPr>
-      </w:pPr>
-      <w:r>
-        <w:rPr>
-          <w:rFonts w:ascii="Arial" w:hAnsi="Arial" w:cs="Arial"/>
-          <w:sz w:val="24"/>
-          <w:szCs w:val="24"/>
-        </w:rPr>
-        <w:t>Wrap all major operations with try-catch and notification</w:t>
-      </w:r>
-    </w:p>
-    <w:p>
-      <w:pPr>
-        <w:numPr>
-          <w:ilvl w:val="0"/>
-          <w:numId w:val="6"/>
-        </w:numPr>
-        <w:rPr>
-          <w:rFonts w:ascii="Arial" w:hAnsi="Arial" w:cs="Arial"/>
-          <w:sz w:val="24"/>
-          <w:szCs w:val="24"/>
-        </w:rPr>
-      </w:pPr>
-      <w:r>
-        <w:rPr>
-          <w:rFonts w:ascii="Arial" w:hAnsi="Arial" w:cs="Arial"/>
-          <w:sz w:val="24"/>
-          <w:szCs w:val="24"/>
-        </w:rPr>
-        <w:t>Add recovery checkpoints in pipeline orchestrator</w:t>
-      </w:r>
-    </w:p>
-    <w:p>
-      <w:pPr>
-        <w:numPr>
-          <w:ilvl w:val="0"/>
-          <w:numId w:val="6"/>
-        </w:numPr>
-        <w:rPr>
-          <w:rFonts w:ascii="Arial" w:hAnsi="Arial" w:cs="Arial"/>
-          <w:sz w:val="24"/>
-          <w:szCs w:val="24"/>
-        </w:rPr>
-      </w:pPr>
-      <w:r>
-        <w:rPr>
-          <w:rFonts w:ascii="Arial" w:hAnsi="Arial" w:cs="Arial"/>
-          <w:sz w:val="24"/>
-          <w:szCs w:val="24"/>
-        </w:rPr>
-        <w:lastRenderedPageBreak/>
-        <w:t>Enhance logging with structured error context</w:t>
-      </w:r>
-    </w:p>
-    <w:p>
-      <w:pPr>
-        <w:rPr>
-          <w:rFonts w:ascii="Arial" w:hAnsi="Arial" w:cs="Arial"/>
-          <w:sz w:val="24"/>
-          <w:szCs w:val="24"/>
-        </w:rPr>
-      </w:pPr>
-      <w:r>
-        <w:rPr>
-          <w:rFonts w:ascii="Arial" w:hAnsi="Arial" w:cs="Arial"/>
-          <w:sz w:val="24"/>
-          <w:szCs w:val="24"/>
-        </w:rPr>
-        <w:pict w14:anchorId="074F0679">
-          <v:rect id="_x0000_i1056" style="width:0;height:1.5pt" o:hralign="center" o:hrstd="t" o:hr="t" fillcolor="#a0a0a0" stroked="f"/>
-        </w:pict>
-      </w:r>
-    </w:p>
-    <w:p>
-      <w:pPr>
-        <w:rPr>
-          <w:rFonts w:ascii="Arial" w:hAnsi="Arial" w:cs="Arial"/>
-          <w:sz w:val="24"/>
-          <w:szCs w:val="24"/>
-        </w:rPr>
-      </w:pPr>
-      <w:r>
-        <w:rPr>
-          <w:rFonts w:ascii="Arial" w:hAnsi="Arial" w:cs="Arial"/>
-          <w:sz w:val="24"/>
-          <w:szCs w:val="24"/>
-        </w:rPr>
-        <w:t>4. Endpoint - Column-Only Input</w:t>
-      </w:r>
-    </w:p>
-    <w:p>
-      <w:pPr>
-        <w:rPr>
-          <w:rFonts w:ascii="Arial" w:hAnsi="Arial" w:cs="Arial"/>
-          <w:sz w:val="24"/>
-          <w:szCs w:val="24"/>
-        </w:rPr>
-      </w:pPr>
-      <w:r>
-        <w:rPr>
-          <w:rFonts w:ascii="Segoe UI Emoji" w:hAnsi="Segoe UI Emoji" w:cs="Segoe UI Emoji"/>
-          <w:sz w:val="24"/>
-          <w:szCs w:val="24"/>
-        </w:rPr>
-        <w:t>🎯</w:t>
-      </w:r>
-      <w:r>
-        <w:rPr>
-          <w:rFonts w:ascii="Arial" w:hAnsi="Arial" w:cs="Arial"/>
-          <w:sz w:val="24"/>
-          <w:szCs w:val="24"/>
-        </w:rPr>
-        <w:t xml:space="preserve"> Implementation Steps:</w:t>
+        <w:t># Discover which tables contain this column</w:t>
+      </w:r>
+    </w:p>
+    <w:p>
+      <w:pPr>
+        <w:rPr>
+          <w:rFonts w:ascii="Arial" w:hAnsi="Arial" w:cs="Arial"/>
+          <w:sz w:val="24"/>
+          <w:szCs w:val="24"/>
+        </w:rPr>
+      </w:pPr>
+      <w:r>
+        <w:rPr>
+          <w:rFonts w:ascii="Arial" w:hAnsi="Arial" w:cs="Arial"/>
+          <w:sz w:val="24"/>
+          <w:szCs w:val="24"/>
+        </w:rPr>
+        <w:t xml:space="preserve">    </w:t>
+      </w:r>
+      <w:r>
+        <w:rPr>
+          <w:rFonts w:ascii="Arial" w:hAnsi="Arial" w:cs="Arial"/>
+          <w:i/>
+          <w:iCs/>
+          <w:sz w:val="24"/>
+          <w:szCs w:val="24"/>
+        </w:rPr>
+        <w:t># Execute targeted data preparation</w:t>
+      </w:r>
+    </w:p>
+    <w:p>
+      <w:pPr>
+        <w:rPr>
+          <w:rFonts w:ascii="Arial" w:hAnsi="Arial" w:cs="Arial"/>
+          <w:sz w:val="24"/>
+          <w:szCs w:val="24"/>
+        </w:rPr>
+      </w:pPr>
+      <w:r>
+        <w:rPr>
+          <w:rFonts w:ascii="Arial" w:hAnsi="Arial" w:cs="Arial"/>
+          <w:sz w:val="24"/>
+          <w:szCs w:val="24"/>
+        </w:rPr>
+        <w:t xml:space="preserve">    </w:t>
+      </w:r>
+      <w:r>
+        <w:rPr>
+          <w:rFonts w:ascii="Arial" w:hAnsi="Arial" w:cs="Arial"/>
+          <w:i/>
+          <w:iCs/>
+          <w:sz w:val="24"/>
+          <w:szCs w:val="24"/>
+        </w:rPr>
+        <w:t># Generate column-specific JSON output</w:t>
       </w:r>
     </w:p>
     <w:p>
@@ -1719,7 +1439,7 @@
           <w:sz w:val="24"/>
           <w:szCs w:val="24"/>
         </w:rPr>
-        <w:t xml:space="preserve">API Framework Selection </w:t>
+        <w:t xml:space="preserve">Database Column Discovery </w:t>
       </w:r>
     </w:p>
     <w:p>
@@ -1734,23 +1454,13 @@
           <w:szCs w:val="24"/>
         </w:rPr>
       </w:pPr>
-      <w:proofErr w:type="spellStart"/>
-      <w:r>
-        <w:rPr>
-          <w:rFonts w:ascii="Arial" w:hAnsi="Arial" w:cs="Arial"/>
-          <w:sz w:val="24"/>
-          <w:szCs w:val="24"/>
-        </w:rPr>
-        <w:t>FastAPI</w:t>
-      </w:r>
-      <w:proofErr w:type="spellEnd"/>
-      <w:r>
-        <w:rPr>
-          <w:rFonts w:ascii="Arial" w:hAnsi="Arial" w:cs="Arial"/>
-          <w:sz w:val="24"/>
-          <w:szCs w:val="24"/>
-        </w:rPr>
-        <w:t xml:space="preserve"> or Flask for REST API</w:t>
+      <w:r>
+        <w:rPr>
+          <w:rFonts w:ascii="Arial" w:hAnsi="Arial" w:cs="Arial"/>
+          <w:sz w:val="24"/>
+          <w:szCs w:val="24"/>
+        </w:rPr>
+        <w:t>Cross-table column search functionality</w:t>
       </w:r>
     </w:p>
     <w:p>
@@ -1771,7 +1481,7 @@
           <w:sz w:val="24"/>
           <w:szCs w:val="24"/>
         </w:rPr>
-        <w:t>Input validation and schema definition</w:t>
+        <w:t>Metadata indexing for fast column lookup</w:t>
       </w:r>
     </w:p>
     <w:p>
@@ -1792,161 +1502,283 @@
           <w:sz w:val="24"/>
           <w:szCs w:val="24"/>
         </w:rPr>
-        <w:t>Authentication/authorization layer</w:t>
+        <w:t>Relationship mapping between tables</w:t>
+      </w:r>
+    </w:p>
+    <w:p>
+      <w:pPr>
+        <w:rPr>
+          <w:rFonts w:ascii="Arial" w:hAnsi="Arial" w:cs="Arial"/>
+          <w:sz w:val="24"/>
+          <w:szCs w:val="24"/>
+        </w:rPr>
+      </w:pPr>
+      <w:r>
+        <w:rPr>
+          <w:rFonts w:ascii="Arial" w:hAnsi="Arial" w:cs="Arial"/>
+          <w:sz w:val="24"/>
+          <w:szCs w:val="24"/>
+        </w:rPr>
+        <w:t>Missing Information:</w:t>
       </w:r>
     </w:p>
     <w:p>
       <w:pPr>
         <w:numPr>
           <w:ilvl w:val="0"/>
-          <w:numId w:val="7"/>
-        </w:numPr>
-        <w:rPr>
-          <w:rFonts w:ascii="Arial" w:hAnsi="Arial" w:cs="Arial"/>
-          <w:sz w:val="24"/>
-          <w:szCs w:val="24"/>
-        </w:rPr>
-      </w:pPr>
-      <w:r>
-        <w:rPr>
-          <w:rFonts w:ascii="Arial" w:hAnsi="Arial" w:cs="Arial"/>
-          <w:sz w:val="24"/>
-          <w:szCs w:val="24"/>
-        </w:rPr>
-        <w:t xml:space="preserve">Column-Centric Processing </w:t>
-      </w:r>
-    </w:p>
-    <w:p>
-      <w:pPr>
-        <w:rPr>
-          <w:rFonts w:ascii="Arial" w:hAnsi="Arial" w:cs="Arial"/>
-          <w:sz w:val="24"/>
-          <w:szCs w:val="24"/>
-        </w:rPr>
-      </w:pPr>
-      <w:r>
-        <w:rPr>
-          <w:rFonts w:ascii="Arial" w:hAnsi="Arial" w:cs="Arial"/>
-          <w:sz w:val="24"/>
-          <w:szCs w:val="24"/>
-        </w:rPr>
-        <w:t>python</w:t>
-      </w:r>
-    </w:p>
-    <w:p>
-      <w:pPr>
-        <w:rPr>
-          <w:rFonts w:ascii="Arial" w:hAnsi="Arial" w:cs="Arial"/>
-          <w:sz w:val="24"/>
-          <w:szCs w:val="24"/>
-        </w:rPr>
-      </w:pPr>
-      <w:r>
-        <w:rPr>
-          <w:rFonts w:ascii="Arial" w:hAnsi="Arial" w:cs="Arial"/>
-          <w:sz w:val="24"/>
-          <w:szCs w:val="24"/>
-        </w:rPr>
-        <w:t>@app.post("/process-column")</w:t>
-      </w:r>
-    </w:p>
-    <w:p>
-      <w:pPr>
-        <w:rPr>
-          <w:rFonts w:ascii="Arial" w:hAnsi="Arial" w:cs="Arial"/>
-          <w:sz w:val="24"/>
-          <w:szCs w:val="24"/>
-        </w:rPr>
-      </w:pPr>
-      <w:r>
-        <w:rPr>
-          <w:rFonts w:ascii="Arial" w:hAnsi="Arial" w:cs="Arial"/>
-          <w:sz w:val="24"/>
-          <w:szCs w:val="24"/>
-        </w:rPr>
-        <w:t xml:space="preserve">async def </w:t>
-      </w:r>
-      <w:proofErr w:type="spellStart"/>
-      <w:r>
-        <w:rPr>
-          <w:rFonts w:ascii="Arial" w:hAnsi="Arial" w:cs="Arial"/>
-          <w:sz w:val="24"/>
-          <w:szCs w:val="24"/>
-        </w:rPr>
-        <w:t>process_single_</w:t>
-      </w:r>
-      <w:proofErr w:type="gramStart"/>
-      <w:r>
-        <w:rPr>
-          <w:rFonts w:ascii="Arial" w:hAnsi="Arial" w:cs="Arial"/>
-          <w:sz w:val="24"/>
-          <w:szCs w:val="24"/>
-        </w:rPr>
-        <w:t>column</w:t>
-      </w:r>
-      <w:proofErr w:type="spellEnd"/>
-      <w:r>
-        <w:rPr>
-          <w:rFonts w:ascii="Arial" w:hAnsi="Arial" w:cs="Arial"/>
-          <w:sz w:val="24"/>
-          <w:szCs w:val="24"/>
-        </w:rPr>
-        <w:t>(</w:t>
-      </w:r>
-      <w:proofErr w:type="spellStart"/>
-      <w:proofErr w:type="gramEnd"/>
-      <w:r>
-        <w:rPr>
-          <w:rFonts w:ascii="Arial" w:hAnsi="Arial" w:cs="Arial"/>
-          <w:sz w:val="24"/>
-          <w:szCs w:val="24"/>
-        </w:rPr>
-        <w:t>column_request</w:t>
-      </w:r>
-      <w:proofErr w:type="spellEnd"/>
-      <w:r>
-        <w:rPr>
-          <w:rFonts w:ascii="Arial" w:hAnsi="Arial" w:cs="Arial"/>
-          <w:sz w:val="24"/>
-          <w:szCs w:val="24"/>
-        </w:rPr>
-        <w:t xml:space="preserve">: </w:t>
-      </w:r>
-      <w:proofErr w:type="spellStart"/>
-      <w:r>
-        <w:rPr>
-          <w:rFonts w:ascii="Arial" w:hAnsi="Arial" w:cs="Arial"/>
-          <w:sz w:val="24"/>
-          <w:szCs w:val="24"/>
-        </w:rPr>
-        <w:t>ColumnRequest</w:t>
-      </w:r>
-      <w:proofErr w:type="spellEnd"/>
-      <w:r>
-        <w:rPr>
-          <w:rFonts w:ascii="Arial" w:hAnsi="Arial" w:cs="Arial"/>
-          <w:sz w:val="24"/>
-          <w:szCs w:val="24"/>
-        </w:rPr>
-        <w:t>):</w:t>
-      </w:r>
-    </w:p>
-    <w:p>
-      <w:pPr>
-        <w:rPr>
-          <w:rFonts w:ascii="Arial" w:hAnsi="Arial" w:cs="Arial"/>
-          <w:sz w:val="24"/>
-          <w:szCs w:val="24"/>
-        </w:rPr>
-      </w:pPr>
-      <w:r>
-        <w:rPr>
-          <w:rFonts w:ascii="Arial" w:hAnsi="Arial" w:cs="Arial"/>
-          <w:sz w:val="24"/>
-          <w:szCs w:val="24"/>
-        </w:rPr>
-        <w:t xml:space="preserve">    </w:t>
-      </w:r>
+          <w:numId w:val="8"/>
+        </w:numPr>
+        <w:rPr>
+          <w:rFonts w:ascii="Arial" w:hAnsi="Arial" w:cs="Arial"/>
+          <w:sz w:val="24"/>
+          <w:szCs w:val="24"/>
+        </w:rPr>
+      </w:pPr>
+      <w:r>
+        <w:rPr>
+          <w:rFonts w:ascii="Arial" w:hAnsi="Arial" w:cs="Arial"/>
+          <w:sz w:val="24"/>
+          <w:szCs w:val="24"/>
+        </w:rPr>
+        <w:t>API hosting infrastructure (containerized? serverless?)</w:t>
+      </w:r>
+    </w:p>
+    <w:p>
+      <w:pPr>
+        <w:numPr>
+          <w:ilvl w:val="0"/>
+          <w:numId w:val="8"/>
+        </w:numPr>
+        <w:rPr>
+          <w:rFonts w:ascii="Arial" w:hAnsi="Arial" w:cs="Arial"/>
+          <w:sz w:val="24"/>
+          <w:szCs w:val="24"/>
+        </w:rPr>
+      </w:pPr>
+      <w:r>
+        <w:rPr>
+          <w:rFonts w:ascii="Arial" w:hAnsi="Arial" w:cs="Arial"/>
+          <w:sz w:val="24"/>
+          <w:szCs w:val="24"/>
+        </w:rPr>
+        <w:t>Authentication requirements and user management</w:t>
+      </w:r>
+    </w:p>
+    <w:p>
+      <w:pPr>
+        <w:numPr>
+          <w:ilvl w:val="0"/>
+          <w:numId w:val="8"/>
+        </w:numPr>
+        <w:rPr>
+          <w:rFonts w:ascii="Arial" w:hAnsi="Arial" w:cs="Arial"/>
+          <w:sz w:val="24"/>
+          <w:szCs w:val="24"/>
+        </w:rPr>
+      </w:pPr>
+      <w:r>
+        <w:rPr>
+          <w:rFonts w:ascii="Arial" w:hAnsi="Arial" w:cs="Arial"/>
+          <w:sz w:val="24"/>
+          <w:szCs w:val="24"/>
+        </w:rPr>
+        <w:t>Expected API response time SLA</w:t>
+      </w:r>
+    </w:p>
+    <w:p>
+      <w:pPr>
+        <w:numPr>
+          <w:ilvl w:val="0"/>
+          <w:numId w:val="8"/>
+        </w:numPr>
+        <w:rPr>
+          <w:rFonts w:ascii="Arial" w:hAnsi="Arial" w:cs="Arial"/>
+          <w:sz w:val="24"/>
+          <w:szCs w:val="24"/>
+        </w:rPr>
+      </w:pPr>
+      <w:r>
+        <w:rPr>
+          <w:rFonts w:ascii="Arial" w:hAnsi="Arial" w:cs="Arial"/>
+          <w:sz w:val="24"/>
+          <w:szCs w:val="24"/>
+        </w:rPr>
+        <w:t>How to handle columns that exist in multiple tables</w:t>
+      </w:r>
+    </w:p>
+    <w:p>
+      <w:pPr>
+        <w:numPr>
+          <w:ilvl w:val="0"/>
+          <w:numId w:val="8"/>
+        </w:numPr>
+        <w:rPr>
+          <w:rFonts w:ascii="Arial" w:hAnsi="Arial" w:cs="Arial"/>
+          <w:sz w:val="24"/>
+          <w:szCs w:val="24"/>
+        </w:rPr>
+      </w:pPr>
+      <w:r>
+        <w:rPr>
+          <w:rFonts w:ascii="Arial" w:hAnsi="Arial" w:cs="Arial"/>
+          <w:sz w:val="24"/>
+          <w:szCs w:val="24"/>
+        </w:rPr>
+        <w:t>Output format specification for single-column processing</w:t>
+      </w:r>
+    </w:p>
+    <w:p>
+      <w:pPr>
+        <w:rPr>
+          <w:rFonts w:ascii="Arial" w:hAnsi="Arial" w:cs="Arial"/>
+          <w:sz w:val="24"/>
+          <w:szCs w:val="24"/>
+        </w:rPr>
+      </w:pPr>
+      <w:r>
+        <w:rPr>
+          <w:rFonts w:ascii="Arial" w:hAnsi="Arial" w:cs="Arial"/>
+          <w:sz w:val="24"/>
+          <w:szCs w:val="24"/>
+        </w:rPr>
+        <w:t>Impact on Current Code:</w:t>
+      </w:r>
+    </w:p>
+    <w:p>
+      <w:pPr>
+        <w:numPr>
+          <w:ilvl w:val="0"/>
+          <w:numId w:val="9"/>
+        </w:numPr>
+        <w:rPr>
+          <w:rFonts w:ascii="Arial" w:hAnsi="Arial" w:cs="Arial"/>
+          <w:sz w:val="24"/>
+          <w:szCs w:val="24"/>
+        </w:rPr>
+      </w:pPr>
+      <w:r>
+        <w:rPr>
+          <w:rFonts w:ascii="Arial" w:hAnsi="Arial" w:cs="Arial"/>
+          <w:sz w:val="24"/>
+          <w:szCs w:val="24"/>
+        </w:rPr>
+        <w:t>Extract column processing logic into reusable modules</w:t>
+      </w:r>
+    </w:p>
+    <w:p>
+      <w:pPr>
+        <w:numPr>
+          <w:ilvl w:val="0"/>
+          <w:numId w:val="9"/>
+        </w:numPr>
+        <w:rPr>
+          <w:rFonts w:ascii="Arial" w:hAnsi="Arial" w:cs="Arial"/>
+          <w:sz w:val="24"/>
+          <w:szCs w:val="24"/>
+        </w:rPr>
+      </w:pPr>
+      <w:r>
+        <w:rPr>
+          <w:rFonts w:ascii="Arial" w:hAnsi="Arial" w:cs="Arial"/>
+          <w:sz w:val="24"/>
+          <w:szCs w:val="24"/>
+        </w:rPr>
+        <w:t>Create API layer on top of existing processing pipeline</w:t>
+      </w:r>
+    </w:p>
+    <w:p>
+      <w:pPr>
+        <w:numPr>
+          <w:ilvl w:val="0"/>
+          <w:numId w:val="9"/>
+        </w:numPr>
+        <w:rPr>
+          <w:rFonts w:ascii="Arial" w:hAnsi="Arial" w:cs="Arial"/>
+          <w:sz w:val="24"/>
+          <w:szCs w:val="24"/>
+        </w:rPr>
+      </w:pPr>
+      <w:r>
+        <w:rPr>
+          <w:rFonts w:ascii="Arial" w:hAnsi="Arial" w:cs="Arial"/>
+          <w:sz w:val="24"/>
+          <w:szCs w:val="24"/>
+        </w:rPr>
+        <w:t>Database indexing for efficient column discovery</w:t>
+      </w:r>
+    </w:p>
+    <w:p>
+      <w:pPr>
+        <w:rPr>
+          <w:rFonts w:ascii="Arial" w:hAnsi="Arial" w:cs="Arial"/>
+          <w:sz w:val="24"/>
+          <w:szCs w:val="24"/>
+        </w:rPr>
+      </w:pPr>
+    </w:p>
+    <w:p>
+      <w:pPr>
+        <w:rPr>
+          <w:rFonts w:ascii="Arial" w:hAnsi="Arial" w:cs="Arial"/>
+          <w:sz w:val="24"/>
+          <w:szCs w:val="24"/>
+        </w:rPr>
+      </w:pPr>
+      <w:r>
+        <w:rPr>
+          <w:rFonts w:ascii="Arial" w:hAnsi="Arial" w:cs="Arial"/>
+          <w:sz w:val="24"/>
+          <w:szCs w:val="24"/>
+        </w:rPr>
+        <w:t>5. Credential Management - Cross-OS Support</w:t>
+      </w:r>
+    </w:p>
+    <w:p>
+      <w:pPr>
+        <w:rPr>
+          <w:rFonts w:ascii="Arial" w:hAnsi="Arial" w:cs="Arial"/>
+          <w:sz w:val="24"/>
+          <w:szCs w:val="24"/>
+        </w:rPr>
+      </w:pPr>
+      <w:r>
+        <w:rPr>
+          <w:rFonts w:ascii="Arial" w:hAnsi="Arial" w:cs="Arial"/>
+          <w:sz w:val="24"/>
+          <w:szCs w:val="24"/>
+        </w:rPr>
+        <w:t>Implementation Steps:</w:t>
+      </w:r>
+    </w:p>
+    <w:p>
+      <w:pPr>
+        <w:numPr>
+          <w:ilvl w:val="0"/>
+          <w:numId w:val="10"/>
+        </w:numPr>
+        <w:rPr>
+          <w:rFonts w:ascii="Arial" w:hAnsi="Arial" w:cs="Arial"/>
+          <w:sz w:val="24"/>
+          <w:szCs w:val="24"/>
+        </w:rPr>
+      </w:pPr>
+      <w:r>
+        <w:rPr>
+          <w:rFonts w:ascii="Arial" w:hAnsi="Arial" w:cs="Arial"/>
+          <w:sz w:val="24"/>
+          <w:szCs w:val="24"/>
+        </w:rPr>
+        <w:t xml:space="preserve">Secure Storage Implementation </w:t>
+      </w:r>
+    </w:p>
+    <w:p>
+      <w:pPr>
+        <w:rPr>
+          <w:rFonts w:ascii="Arial" w:hAnsi="Arial" w:cs="Arial"/>
+          <w:sz w:val="24"/>
+          <w:szCs w:val="24"/>
+        </w:rPr>
+      </w:pPr>
       <w:r>
         <w:rPr>
           <w:rFonts w:ascii="Arial" w:hAnsi="Arial" w:cs="Arial"/>
@@ -1955,25 +1787,18 @@
           <w:sz w:val="24"/>
           <w:szCs w:val="24"/>
         </w:rPr>
-        <w:t># Discover which tables contain this column</w:t>
-      </w:r>
-    </w:p>
-    <w:p>
-      <w:pPr>
-        <w:rPr>
-          <w:rFonts w:ascii="Arial" w:hAnsi="Arial" w:cs="Arial"/>
-          <w:sz w:val="24"/>
-          <w:szCs w:val="24"/>
-        </w:rPr>
-      </w:pPr>
-      <w:r>
-        <w:rPr>
-          <w:rFonts w:ascii="Arial" w:hAnsi="Arial" w:cs="Arial"/>
-          <w:sz w:val="24"/>
-          <w:szCs w:val="24"/>
-        </w:rPr>
-        <w:t xml:space="preserve">    </w:t>
-      </w:r>
+        <w:lastRenderedPageBreak/>
+        <w:t># Windows: Windows Credential Manager</w:t>
+      </w:r>
+    </w:p>
+    <w:p>
+      <w:pPr>
+        <w:rPr>
+          <w:rFonts w:ascii="Arial" w:hAnsi="Arial" w:cs="Arial"/>
+          <w:sz w:val="24"/>
+          <w:szCs w:val="24"/>
+        </w:rPr>
+      </w:pPr>
       <w:r>
         <w:rPr>
           <w:rFonts w:ascii="Arial" w:hAnsi="Arial" w:cs="Arial"/>
@@ -1982,25 +1807,17 @@
           <w:sz w:val="24"/>
           <w:szCs w:val="24"/>
         </w:rPr>
-        <w:t># Execute targeted data preparation</w:t>
-      </w:r>
-    </w:p>
-    <w:p>
-      <w:pPr>
-        <w:rPr>
-          <w:rFonts w:ascii="Arial" w:hAnsi="Arial" w:cs="Arial"/>
-          <w:sz w:val="24"/>
-          <w:szCs w:val="24"/>
-        </w:rPr>
-      </w:pPr>
-      <w:r>
-        <w:rPr>
-          <w:rFonts w:ascii="Arial" w:hAnsi="Arial" w:cs="Arial"/>
-          <w:sz w:val="24"/>
-          <w:szCs w:val="24"/>
-        </w:rPr>
-        <w:t xml:space="preserve">    </w:t>
-      </w:r>
+        <w:t># Linux: Keyring/Secret Service</w:t>
+      </w:r>
+    </w:p>
+    <w:p>
+      <w:pPr>
+        <w:rPr>
+          <w:rFonts w:ascii="Arial" w:hAnsi="Arial" w:cs="Arial"/>
+          <w:sz w:val="24"/>
+          <w:szCs w:val="24"/>
+        </w:rPr>
+      </w:pPr>
       <w:r>
         <w:rPr>
           <w:rFonts w:ascii="Arial" w:hAnsi="Arial" w:cs="Arial"/>
@@ -2009,371 +1826,58 @@
           <w:sz w:val="24"/>
           <w:szCs w:val="24"/>
         </w:rPr>
-        <w:t># Generate column-specific JSON output</w:t>
-      </w:r>
-    </w:p>
-    <w:p>
-      <w:pPr>
-        <w:numPr>
-          <w:ilvl w:val="0"/>
-          <w:numId w:val="7"/>
-        </w:numPr>
-        <w:rPr>
-          <w:rFonts w:ascii="Arial" w:hAnsi="Arial" w:cs="Arial"/>
-          <w:sz w:val="24"/>
-          <w:szCs w:val="24"/>
-        </w:rPr>
-      </w:pPr>
-      <w:r>
-        <w:rPr>
-          <w:rFonts w:ascii="Arial" w:hAnsi="Arial" w:cs="Arial"/>
-          <w:sz w:val="24"/>
-          <w:szCs w:val="24"/>
-        </w:rPr>
-        <w:t xml:space="preserve">Database Column Discovery </w:t>
-      </w:r>
-    </w:p>
-    <w:p>
-      <w:pPr>
-        <w:numPr>
-          <w:ilvl w:val="1"/>
-          <w:numId w:val="7"/>
-        </w:numPr>
-        <w:rPr>
-          <w:rFonts w:ascii="Arial" w:hAnsi="Arial" w:cs="Arial"/>
-          <w:sz w:val="24"/>
-          <w:szCs w:val="24"/>
-        </w:rPr>
-      </w:pPr>
-      <w:r>
-        <w:rPr>
-          <w:rFonts w:ascii="Arial" w:hAnsi="Arial" w:cs="Arial"/>
-          <w:sz w:val="24"/>
-          <w:szCs w:val="24"/>
-        </w:rPr>
-        <w:t>Cross-table column search functionality</w:t>
-      </w:r>
-    </w:p>
-    <w:p>
-      <w:pPr>
-        <w:numPr>
-          <w:ilvl w:val="1"/>
-          <w:numId w:val="7"/>
-        </w:numPr>
-        <w:rPr>
-          <w:rFonts w:ascii="Arial" w:hAnsi="Arial" w:cs="Arial"/>
-          <w:sz w:val="24"/>
-          <w:szCs w:val="24"/>
-        </w:rPr>
-      </w:pPr>
-      <w:r>
-        <w:rPr>
-          <w:rFonts w:ascii="Arial" w:hAnsi="Arial" w:cs="Arial"/>
-          <w:sz w:val="24"/>
-          <w:szCs w:val="24"/>
-        </w:rPr>
-        <w:t>Metadata indexing for fast column lookup</w:t>
-      </w:r>
-    </w:p>
-    <w:p>
-      <w:pPr>
-        <w:numPr>
-          <w:ilvl w:val="1"/>
-          <w:numId w:val="7"/>
-        </w:numPr>
-        <w:rPr>
-          <w:rFonts w:ascii="Arial" w:hAnsi="Arial" w:cs="Arial"/>
-          <w:sz w:val="24"/>
-          <w:szCs w:val="24"/>
-        </w:rPr>
-      </w:pPr>
-      <w:r>
-        <w:rPr>
-          <w:rFonts w:ascii="Arial" w:hAnsi="Arial" w:cs="Arial"/>
-          <w:sz w:val="24"/>
-          <w:szCs w:val="24"/>
-        </w:rPr>
-        <w:t>Relationship mapping between tables</w:t>
-      </w:r>
-    </w:p>
-    <w:p>
-      <w:pPr>
-        <w:rPr>
-          <w:rFonts w:ascii="Arial" w:hAnsi="Arial" w:cs="Arial"/>
-          <w:sz w:val="24"/>
-          <w:szCs w:val="24"/>
-        </w:rPr>
-      </w:pPr>
-      <w:r>
-        <w:rPr>
-          <w:rFonts w:ascii="Segoe UI Emoji" w:hAnsi="Segoe UI Emoji" w:cs="Segoe UI Emoji"/>
-          <w:sz w:val="24"/>
-          <w:szCs w:val="24"/>
-        </w:rPr>
-        <w:t>❓</w:t>
-      </w:r>
-      <w:r>
-        <w:rPr>
-          <w:rFonts w:ascii="Arial" w:hAnsi="Arial" w:cs="Arial"/>
-          <w:sz w:val="24"/>
-          <w:szCs w:val="24"/>
-        </w:rPr>
-        <w:t xml:space="preserve"> Missing Information:</w:t>
-      </w:r>
-    </w:p>
-    <w:p>
-      <w:pPr>
-        <w:numPr>
-          <w:ilvl w:val="0"/>
-          <w:numId w:val="8"/>
-        </w:numPr>
-        <w:rPr>
-          <w:rFonts w:ascii="Arial" w:hAnsi="Arial" w:cs="Arial"/>
-          <w:sz w:val="24"/>
-          <w:szCs w:val="24"/>
-        </w:rPr>
-      </w:pPr>
-      <w:r>
-        <w:rPr>
-          <w:rFonts w:ascii="Arial" w:hAnsi="Arial" w:cs="Arial"/>
-          <w:sz w:val="24"/>
-          <w:szCs w:val="24"/>
-        </w:rPr>
-        <w:t>API hosting infrastructure (containerized? serverless?)</w:t>
-      </w:r>
-    </w:p>
-    <w:p>
-      <w:pPr>
-        <w:numPr>
-          <w:ilvl w:val="0"/>
-          <w:numId w:val="8"/>
-        </w:numPr>
-        <w:rPr>
-          <w:rFonts w:ascii="Arial" w:hAnsi="Arial" w:cs="Arial"/>
-          <w:sz w:val="24"/>
-          <w:szCs w:val="24"/>
-        </w:rPr>
-      </w:pPr>
-      <w:r>
-        <w:rPr>
-          <w:rFonts w:ascii="Arial" w:hAnsi="Arial" w:cs="Arial"/>
-          <w:sz w:val="24"/>
-          <w:szCs w:val="24"/>
-        </w:rPr>
-        <w:t>Authentication requirements and user management</w:t>
-      </w:r>
-    </w:p>
-    <w:p>
-      <w:pPr>
-        <w:numPr>
-          <w:ilvl w:val="0"/>
-          <w:numId w:val="8"/>
-        </w:numPr>
-        <w:rPr>
-          <w:rFonts w:ascii="Arial" w:hAnsi="Arial" w:cs="Arial"/>
-          <w:sz w:val="24"/>
-          <w:szCs w:val="24"/>
-        </w:rPr>
-      </w:pPr>
-      <w:r>
-        <w:rPr>
-          <w:rFonts w:ascii="Arial" w:hAnsi="Arial" w:cs="Arial"/>
-          <w:sz w:val="24"/>
-          <w:szCs w:val="24"/>
-        </w:rPr>
-        <w:t>Expected API response time SLA</w:t>
-      </w:r>
-    </w:p>
-    <w:p>
-      <w:pPr>
-        <w:numPr>
-          <w:ilvl w:val="0"/>
-          <w:numId w:val="8"/>
-        </w:numPr>
-        <w:rPr>
-          <w:rFonts w:ascii="Arial" w:hAnsi="Arial" w:cs="Arial"/>
-          <w:sz w:val="24"/>
-          <w:szCs w:val="24"/>
-        </w:rPr>
-      </w:pPr>
-      <w:r>
-        <w:rPr>
-          <w:rFonts w:ascii="Arial" w:hAnsi="Arial" w:cs="Arial"/>
-          <w:sz w:val="24"/>
-          <w:szCs w:val="24"/>
-        </w:rPr>
-        <w:t>How to handle columns that exist in multiple tables</w:t>
-      </w:r>
-    </w:p>
-    <w:p>
-      <w:pPr>
-        <w:numPr>
-          <w:ilvl w:val="0"/>
-          <w:numId w:val="8"/>
-        </w:numPr>
-        <w:rPr>
-          <w:rFonts w:ascii="Arial" w:hAnsi="Arial" w:cs="Arial"/>
-          <w:sz w:val="24"/>
-          <w:szCs w:val="24"/>
-        </w:rPr>
-      </w:pPr>
-      <w:r>
-        <w:rPr>
-          <w:rFonts w:ascii="Arial" w:hAnsi="Arial" w:cs="Arial"/>
-          <w:sz w:val="24"/>
-          <w:szCs w:val="24"/>
-        </w:rPr>
-        <w:t>Output format specification for single-column processing</w:t>
-      </w:r>
-    </w:p>
-    <w:p>
-      <w:pPr>
-        <w:rPr>
-          <w:rFonts w:ascii="Arial" w:hAnsi="Arial" w:cs="Arial"/>
-          <w:sz w:val="24"/>
-          <w:szCs w:val="24"/>
-        </w:rPr>
-      </w:pPr>
-      <w:r>
-        <w:rPr>
-          <w:rFonts w:ascii="Segoe UI Emoji" w:hAnsi="Segoe UI Emoji" w:cs="Segoe UI Emoji"/>
-          <w:sz w:val="24"/>
-          <w:szCs w:val="24"/>
-        </w:rPr>
-        <w:t>🚨</w:t>
-      </w:r>
-      <w:r>
-        <w:rPr>
-          <w:rFonts w:ascii="Arial" w:hAnsi="Arial" w:cs="Arial"/>
-          <w:sz w:val="24"/>
-          <w:szCs w:val="24"/>
-        </w:rPr>
-        <w:t xml:space="preserve"> Impact on Current Code:</w:t>
-      </w:r>
-    </w:p>
-    <w:p>
-      <w:pPr>
-        <w:numPr>
-          <w:ilvl w:val="0"/>
-          <w:numId w:val="9"/>
-        </w:numPr>
-        <w:rPr>
-          <w:rFonts w:ascii="Arial" w:hAnsi="Arial" w:cs="Arial"/>
-          <w:sz w:val="24"/>
-          <w:szCs w:val="24"/>
-        </w:rPr>
-      </w:pPr>
-      <w:r>
-        <w:rPr>
-          <w:rFonts w:ascii="Arial" w:hAnsi="Arial" w:cs="Arial"/>
-          <w:sz w:val="24"/>
-          <w:szCs w:val="24"/>
-        </w:rPr>
-        <w:t>Extract column processing logic into reusable modules</w:t>
-      </w:r>
-    </w:p>
-    <w:p>
-      <w:pPr>
-        <w:numPr>
-          <w:ilvl w:val="0"/>
-          <w:numId w:val="9"/>
-        </w:numPr>
-        <w:rPr>
-          <w:rFonts w:ascii="Arial" w:hAnsi="Arial" w:cs="Arial"/>
-          <w:sz w:val="24"/>
-          <w:szCs w:val="24"/>
-        </w:rPr>
-      </w:pPr>
-      <w:r>
-        <w:rPr>
-          <w:rFonts w:ascii="Arial" w:hAnsi="Arial" w:cs="Arial"/>
-          <w:sz w:val="24"/>
-          <w:szCs w:val="24"/>
-        </w:rPr>
-        <w:t>Create API layer on top of existing processing pipeline</w:t>
-      </w:r>
-    </w:p>
-    <w:p>
-      <w:pPr>
-        <w:numPr>
-          <w:ilvl w:val="0"/>
-          <w:numId w:val="9"/>
-        </w:numPr>
-        <w:rPr>
-          <w:rFonts w:ascii="Arial" w:hAnsi="Arial" w:cs="Arial"/>
-          <w:sz w:val="24"/>
-          <w:szCs w:val="24"/>
-        </w:rPr>
-      </w:pPr>
-      <w:r>
-        <w:rPr>
-          <w:rFonts w:ascii="Arial" w:hAnsi="Arial" w:cs="Arial"/>
-          <w:sz w:val="24"/>
-          <w:szCs w:val="24"/>
-        </w:rPr>
-        <w:t>Database indexing for efficient column discovery</w:t>
-      </w:r>
-    </w:p>
-    <w:p>
-      <w:pPr>
-        <w:rPr>
-          <w:rFonts w:ascii="Arial" w:hAnsi="Arial" w:cs="Arial"/>
-          <w:sz w:val="24"/>
-          <w:szCs w:val="24"/>
-        </w:rPr>
-      </w:pPr>
-      <w:r>
-        <w:rPr>
-          <w:rFonts w:ascii="Arial" w:hAnsi="Arial" w:cs="Arial"/>
-          <w:sz w:val="24"/>
-          <w:szCs w:val="24"/>
-        </w:rPr>
-        <w:pict w14:anchorId="7DB81350">
-          <v:rect id="_x0000_i1057" style="width:0;height:1.5pt" o:hralign="center" o:hrstd="t" o:hr="t" fillcolor="#a0a0a0" stroked="f"/>
-        </w:pict>
-      </w:r>
-    </w:p>
-    <w:p>
-      <w:pPr>
-        <w:rPr>
-          <w:rFonts w:ascii="Arial" w:hAnsi="Arial" w:cs="Arial"/>
-          <w:sz w:val="24"/>
-          <w:szCs w:val="24"/>
-        </w:rPr>
-      </w:pPr>
-      <w:r>
-        <w:rPr>
-          <w:rFonts w:ascii="Arial" w:hAnsi="Arial" w:cs="Arial"/>
-          <w:sz w:val="24"/>
-          <w:szCs w:val="24"/>
-        </w:rPr>
-        <w:lastRenderedPageBreak/>
-        <w:t>5. Credential Management - Cross-OS Support</w:t>
-      </w:r>
-    </w:p>
-    <w:p>
-      <w:pPr>
-        <w:rPr>
-          <w:rFonts w:ascii="Arial" w:hAnsi="Arial" w:cs="Arial"/>
-          <w:sz w:val="24"/>
-          <w:szCs w:val="24"/>
-        </w:rPr>
-      </w:pPr>
-      <w:r>
-        <w:rPr>
-          <w:rFonts w:ascii="Segoe UI Emoji" w:hAnsi="Segoe UI Emoji" w:cs="Segoe UI Emoji"/>
-          <w:sz w:val="24"/>
-          <w:szCs w:val="24"/>
-        </w:rPr>
-        <w:t>🎯</w:t>
-      </w:r>
-      <w:r>
-        <w:rPr>
-          <w:rFonts w:ascii="Arial" w:hAnsi="Arial" w:cs="Arial"/>
-          <w:sz w:val="24"/>
-          <w:szCs w:val="24"/>
-        </w:rPr>
-        <w:t xml:space="preserve"> Implementation Steps:</w:t>
+        <w:t># Environment: Encrypted environment variables</w:t>
+      </w:r>
+    </w:p>
+    <w:p>
+      <w:pPr>
+        <w:rPr>
+          <w:rFonts w:ascii="Arial" w:hAnsi="Arial" w:cs="Arial"/>
+          <w:sz w:val="24"/>
+          <w:szCs w:val="24"/>
+        </w:rPr>
+      </w:pPr>
+      <w:r>
+        <w:rPr>
+          <w:rFonts w:ascii="Arial" w:hAnsi="Arial" w:cs="Arial"/>
+          <w:sz w:val="24"/>
+          <w:szCs w:val="24"/>
+        </w:rPr>
+        <w:t>class SecureCredentialManager:</w:t>
+      </w:r>
+    </w:p>
+    <w:p>
+      <w:pPr>
+        <w:rPr>
+          <w:rFonts w:ascii="Arial" w:hAnsi="Arial" w:cs="Arial"/>
+          <w:sz w:val="24"/>
+          <w:szCs w:val="24"/>
+        </w:rPr>
+      </w:pPr>
+      <w:r>
+        <w:rPr>
+          <w:rFonts w:ascii="Arial" w:hAnsi="Arial" w:cs="Arial"/>
+          <w:sz w:val="24"/>
+          <w:szCs w:val="24"/>
+        </w:rPr>
+        <w:t xml:space="preserve">    def store_credential(self, key, value, scope='user')</w:t>
+      </w:r>
+    </w:p>
+    <w:p>
+      <w:pPr>
+        <w:rPr>
+          <w:rFonts w:ascii="Arial" w:hAnsi="Arial" w:cs="Arial"/>
+          <w:sz w:val="24"/>
+          <w:szCs w:val="24"/>
+        </w:rPr>
+      </w:pPr>
+      <w:r>
+        <w:rPr>
+          <w:rFonts w:ascii="Arial" w:hAnsi="Arial" w:cs="Arial"/>
+          <w:sz w:val="24"/>
+          <w:szCs w:val="24"/>
+        </w:rPr>
+        <w:t xml:space="preserve">    def retrieve_credential(self, key, scope='user')</w:t>
       </w:r>
     </w:p>
     <w:p>
@@ -2394,34 +1898,975 @@
           <w:sz w:val="24"/>
           <w:szCs w:val="24"/>
         </w:rPr>
-        <w:t xml:space="preserve">Secure Storage Implementation </w:t>
-      </w:r>
-    </w:p>
-    <w:p>
-      <w:pPr>
-        <w:rPr>
-          <w:rFonts w:ascii="Arial" w:hAnsi="Arial" w:cs="Arial"/>
-          <w:sz w:val="24"/>
-          <w:szCs w:val="24"/>
-        </w:rPr>
-      </w:pPr>
-      <w:r>
-        <w:rPr>
-          <w:rFonts w:ascii="Arial" w:hAnsi="Arial" w:cs="Arial"/>
-          <w:sz w:val="24"/>
-          <w:szCs w:val="24"/>
-        </w:rPr>
-        <w:t>python</w:t>
-      </w:r>
-    </w:p>
-    <w:p>
-      <w:pPr>
-        <w:rPr>
-          <w:rFonts w:ascii="Arial" w:hAnsi="Arial" w:cs="Arial"/>
-          <w:sz w:val="24"/>
-          <w:szCs w:val="24"/>
-        </w:rPr>
-      </w:pPr>
+        <w:t xml:space="preserve">Cross-Platform Abstraction </w:t>
+      </w:r>
+    </w:p>
+    <w:p>
+      <w:pPr>
+        <w:numPr>
+          <w:ilvl w:val="1"/>
+          <w:numId w:val="10"/>
+        </w:numPr>
+        <w:rPr>
+          <w:rFonts w:ascii="Arial" w:hAnsi="Arial" w:cs="Arial"/>
+          <w:sz w:val="24"/>
+          <w:szCs w:val="24"/>
+        </w:rPr>
+      </w:pPr>
+      <w:r>
+        <w:rPr>
+          <w:rFonts w:ascii="Arial" w:hAnsi="Arial" w:cs="Arial"/>
+          <w:sz w:val="24"/>
+          <w:szCs w:val="24"/>
+        </w:rPr>
+        <w:t>OS detection and adapter selection</w:t>
+      </w:r>
+    </w:p>
+    <w:p>
+      <w:pPr>
+        <w:numPr>
+          <w:ilvl w:val="1"/>
+          <w:numId w:val="10"/>
+        </w:numPr>
+        <w:rPr>
+          <w:rFonts w:ascii="Arial" w:hAnsi="Arial" w:cs="Arial"/>
+          <w:sz w:val="24"/>
+          <w:szCs w:val="24"/>
+        </w:rPr>
+      </w:pPr>
+      <w:r>
+        <w:rPr>
+          <w:rFonts w:ascii="Arial" w:hAnsi="Arial" w:cs="Arial"/>
+          <w:sz w:val="24"/>
+          <w:szCs w:val="24"/>
+        </w:rPr>
+        <w:t>Fallback mechanisms for unsupported environments</w:t>
+      </w:r>
+    </w:p>
+    <w:p>
+      <w:pPr>
+        <w:numPr>
+          <w:ilvl w:val="1"/>
+          <w:numId w:val="10"/>
+        </w:numPr>
+        <w:rPr>
+          <w:rFonts w:ascii="Arial" w:hAnsi="Arial" w:cs="Arial"/>
+          <w:sz w:val="24"/>
+          <w:szCs w:val="24"/>
+        </w:rPr>
+      </w:pPr>
+      <w:r>
+        <w:rPr>
+          <w:rFonts w:ascii="Arial" w:hAnsi="Arial" w:cs="Arial"/>
+          <w:sz w:val="24"/>
+          <w:szCs w:val="24"/>
+        </w:rPr>
+        <w:t>Migration tools for existing plain-text credentials</w:t>
+      </w:r>
+    </w:p>
+    <w:p>
+      <w:pPr>
+        <w:numPr>
+          <w:ilvl w:val="0"/>
+          <w:numId w:val="10"/>
+        </w:numPr>
+        <w:rPr>
+          <w:rFonts w:ascii="Arial" w:hAnsi="Arial" w:cs="Arial"/>
+          <w:sz w:val="24"/>
+          <w:szCs w:val="24"/>
+        </w:rPr>
+      </w:pPr>
+      <w:r>
+        <w:rPr>
+          <w:rFonts w:ascii="Arial" w:hAnsi="Arial" w:cs="Arial"/>
+          <w:sz w:val="24"/>
+          <w:szCs w:val="24"/>
+        </w:rPr>
+        <w:t xml:space="preserve">Integration Points </w:t>
+      </w:r>
+    </w:p>
+    <w:p>
+      <w:pPr>
+        <w:numPr>
+          <w:ilvl w:val="1"/>
+          <w:numId w:val="10"/>
+        </w:numPr>
+        <w:rPr>
+          <w:rFonts w:ascii="Arial" w:hAnsi="Arial" w:cs="Arial"/>
+          <w:sz w:val="24"/>
+          <w:szCs w:val="24"/>
+        </w:rPr>
+      </w:pPr>
+      <w:r>
+        <w:rPr>
+          <w:rFonts w:ascii="Arial" w:hAnsi="Arial" w:cs="Arial"/>
+          <w:sz w:val="24"/>
+          <w:szCs w:val="24"/>
+        </w:rPr>
+        <w:t>Update all database connection code</w:t>
+      </w:r>
+    </w:p>
+    <w:p>
+      <w:pPr>
+        <w:numPr>
+          <w:ilvl w:val="1"/>
+          <w:numId w:val="10"/>
+        </w:numPr>
+        <w:rPr>
+          <w:rFonts w:ascii="Arial" w:hAnsi="Arial" w:cs="Arial"/>
+          <w:sz w:val="24"/>
+          <w:szCs w:val="24"/>
+        </w:rPr>
+      </w:pPr>
+      <w:r>
+        <w:rPr>
+          <w:rFonts w:ascii="Arial" w:hAnsi="Arial" w:cs="Arial"/>
+          <w:sz w:val="24"/>
+          <w:szCs w:val="24"/>
+        </w:rPr>
+        <w:t>Configuration file encryption</w:t>
+      </w:r>
+    </w:p>
+    <w:p>
+      <w:pPr>
+        <w:numPr>
+          <w:ilvl w:val="1"/>
+          <w:numId w:val="10"/>
+        </w:numPr>
+        <w:rPr>
+          <w:rFonts w:ascii="Arial" w:hAnsi="Arial" w:cs="Arial"/>
+          <w:sz w:val="24"/>
+          <w:szCs w:val="24"/>
+        </w:rPr>
+      </w:pPr>
+      <w:r>
+        <w:rPr>
+          <w:rFonts w:ascii="Arial" w:hAnsi="Arial" w:cs="Arial"/>
+          <w:sz w:val="24"/>
+          <w:szCs w:val="24"/>
+        </w:rPr>
+        <w:t>Runtime credential injection</w:t>
+      </w:r>
+    </w:p>
+    <w:p>
+      <w:pPr>
+        <w:rPr>
+          <w:rFonts w:ascii="Arial" w:hAnsi="Arial" w:cs="Arial"/>
+          <w:sz w:val="24"/>
+          <w:szCs w:val="24"/>
+        </w:rPr>
+      </w:pPr>
+      <w:r>
+        <w:rPr>
+          <w:rFonts w:ascii="Arial" w:hAnsi="Arial" w:cs="Arial"/>
+          <w:sz w:val="24"/>
+          <w:szCs w:val="24"/>
+        </w:rPr>
+        <w:t>Missing Information:</w:t>
+      </w:r>
+    </w:p>
+    <w:p>
+      <w:pPr>
+        <w:numPr>
+          <w:ilvl w:val="0"/>
+          <w:numId w:val="11"/>
+        </w:numPr>
+        <w:rPr>
+          <w:rFonts w:ascii="Arial" w:hAnsi="Arial" w:cs="Arial"/>
+          <w:sz w:val="24"/>
+          <w:szCs w:val="24"/>
+        </w:rPr>
+      </w:pPr>
+      <w:r>
+        <w:rPr>
+          <w:rFonts w:ascii="Arial" w:hAnsi="Arial" w:cs="Arial"/>
+          <w:sz w:val="24"/>
+          <w:szCs w:val="24"/>
+        </w:rPr>
+        <w:t>Corporate security policies and compliance requirements</w:t>
+      </w:r>
+    </w:p>
+    <w:p>
+      <w:pPr>
+        <w:numPr>
+          <w:ilvl w:val="0"/>
+          <w:numId w:val="11"/>
+        </w:numPr>
+        <w:rPr>
+          <w:rFonts w:ascii="Arial" w:hAnsi="Arial" w:cs="Arial"/>
+          <w:sz w:val="24"/>
+          <w:szCs w:val="24"/>
+        </w:rPr>
+      </w:pPr>
+      <w:r>
+        <w:rPr>
+          <w:rFonts w:ascii="Arial" w:hAnsi="Arial" w:cs="Arial"/>
+          <w:sz w:val="24"/>
+          <w:szCs w:val="24"/>
+        </w:rPr>
+        <w:t>Existing credential management infrastructure</w:t>
+      </w:r>
+    </w:p>
+    <w:p>
+      <w:pPr>
+        <w:numPr>
+          <w:ilvl w:val="0"/>
+          <w:numId w:val="11"/>
+        </w:numPr>
+        <w:rPr>
+          <w:rFonts w:ascii="Arial" w:hAnsi="Arial" w:cs="Arial"/>
+          <w:sz w:val="24"/>
+          <w:szCs w:val="24"/>
+        </w:rPr>
+      </w:pPr>
+      <w:r>
+        <w:rPr>
+          <w:rFonts w:ascii="Arial" w:hAnsi="Arial" w:cs="Arial"/>
+          <w:sz w:val="24"/>
+          <w:szCs w:val="24"/>
+        </w:rPr>
+        <w:t>Key rotation and expiration policies</w:t>
+      </w:r>
+    </w:p>
+    <w:p>
+      <w:pPr>
+        <w:numPr>
+          <w:ilvl w:val="0"/>
+          <w:numId w:val="11"/>
+        </w:numPr>
+        <w:rPr>
+          <w:rFonts w:ascii="Arial" w:hAnsi="Arial" w:cs="Arial"/>
+          <w:sz w:val="24"/>
+          <w:szCs w:val="24"/>
+        </w:rPr>
+      </w:pPr>
+      <w:r>
+        <w:rPr>
+          <w:rFonts w:ascii="Arial" w:hAnsi="Arial" w:cs="Arial"/>
+          <w:sz w:val="24"/>
+          <w:szCs w:val="24"/>
+        </w:rPr>
+        <w:t>Service account vs user credential requirements</w:t>
+      </w:r>
+    </w:p>
+    <w:p>
+      <w:pPr>
+        <w:numPr>
+          <w:ilvl w:val="0"/>
+          <w:numId w:val="11"/>
+        </w:numPr>
+        <w:rPr>
+          <w:rFonts w:ascii="Arial" w:hAnsi="Arial" w:cs="Arial"/>
+          <w:sz w:val="24"/>
+          <w:szCs w:val="24"/>
+        </w:rPr>
+      </w:pPr>
+      <w:r>
+        <w:rPr>
+          <w:rFonts w:ascii="Arial" w:hAnsi="Arial" w:cs="Arial"/>
+          <w:sz w:val="24"/>
+          <w:szCs w:val="24"/>
+        </w:rPr>
+        <w:t>Encryption key management strategy</w:t>
+      </w:r>
+    </w:p>
+    <w:p>
+      <w:pPr>
+        <w:rPr>
+          <w:rFonts w:ascii="Arial" w:hAnsi="Arial" w:cs="Arial"/>
+          <w:sz w:val="24"/>
+          <w:szCs w:val="24"/>
+        </w:rPr>
+      </w:pPr>
+      <w:r>
+        <w:rPr>
+          <w:rFonts w:ascii="Arial" w:hAnsi="Arial" w:cs="Arial"/>
+          <w:sz w:val="24"/>
+          <w:szCs w:val="24"/>
+        </w:rPr>
+        <w:t>Impact on Current Code:</w:t>
+      </w:r>
+    </w:p>
+    <w:p>
+      <w:pPr>
+        <w:numPr>
+          <w:ilvl w:val="0"/>
+          <w:numId w:val="12"/>
+        </w:numPr>
+        <w:rPr>
+          <w:rFonts w:ascii="Arial" w:hAnsi="Arial" w:cs="Arial"/>
+          <w:sz w:val="24"/>
+          <w:szCs w:val="24"/>
+        </w:rPr>
+      </w:pPr>
+      <w:r>
+        <w:rPr>
+          <w:rFonts w:ascii="Arial" w:hAnsi="Arial" w:cs="Arial"/>
+          <w:sz w:val="24"/>
+          <w:szCs w:val="24"/>
+        </w:rPr>
+        <w:t>Major security overhaul of all credential handling</w:t>
+      </w:r>
+    </w:p>
+    <w:p>
+      <w:pPr>
+        <w:numPr>
+          <w:ilvl w:val="0"/>
+          <w:numId w:val="12"/>
+        </w:numPr>
+        <w:rPr>
+          <w:rFonts w:ascii="Arial" w:hAnsi="Arial" w:cs="Arial"/>
+          <w:sz w:val="24"/>
+          <w:szCs w:val="24"/>
+        </w:rPr>
+      </w:pPr>
+      <w:r>
+        <w:rPr>
+          <w:rFonts w:ascii="Arial" w:hAnsi="Arial" w:cs="Arial"/>
+          <w:sz w:val="24"/>
+          <w:szCs w:val="24"/>
+        </w:rPr>
+        <w:t>Update configuration file formats</w:t>
+      </w:r>
+    </w:p>
+    <w:p>
+      <w:pPr>
+        <w:numPr>
+          <w:ilvl w:val="0"/>
+          <w:numId w:val="12"/>
+        </w:numPr>
+        <w:rPr>
+          <w:rFonts w:ascii="Arial" w:hAnsi="Arial" w:cs="Arial"/>
+          <w:sz w:val="24"/>
+          <w:szCs w:val="24"/>
+        </w:rPr>
+      </w:pPr>
+      <w:r>
+        <w:rPr>
+          <w:rFonts w:ascii="Arial" w:hAnsi="Arial" w:cs="Arial"/>
+          <w:sz w:val="24"/>
+          <w:szCs w:val="24"/>
+        </w:rPr>
+        <w:t>Modify all database connection initialization</w:t>
+      </w:r>
+    </w:p>
+    <w:p>
+      <w:pPr>
+        <w:rPr>
+          <w:rFonts w:ascii="Arial" w:hAnsi="Arial" w:cs="Arial"/>
+          <w:sz w:val="24"/>
+          <w:szCs w:val="24"/>
+        </w:rPr>
+      </w:pPr>
+    </w:p>
+    <w:p>
+      <w:pPr>
+        <w:rPr>
+          <w:rFonts w:ascii="Arial" w:hAnsi="Arial" w:cs="Arial"/>
+          <w:sz w:val="24"/>
+          <w:szCs w:val="24"/>
+        </w:rPr>
+      </w:pPr>
+      <w:r>
+        <w:rPr>
+          <w:rFonts w:ascii="Arial" w:hAnsi="Arial" w:cs="Arial"/>
+          <w:sz w:val="24"/>
+          <w:szCs w:val="24"/>
+        </w:rPr>
+        <w:t>6. ECS OpenSSL Model Validation</w:t>
+      </w:r>
+    </w:p>
+    <w:p>
+      <w:pPr>
+        <w:rPr>
+          <w:rFonts w:ascii="Arial" w:hAnsi="Arial" w:cs="Arial"/>
+          <w:sz w:val="24"/>
+          <w:szCs w:val="24"/>
+        </w:rPr>
+      </w:pPr>
+      <w:r>
+        <w:rPr>
+          <w:rFonts w:ascii="Arial" w:hAnsi="Arial" w:cs="Arial"/>
+          <w:sz w:val="24"/>
+          <w:szCs w:val="24"/>
+        </w:rPr>
+        <w:t>Implementation Steps:</w:t>
+      </w:r>
+    </w:p>
+    <w:p>
+      <w:pPr>
+        <w:numPr>
+          <w:ilvl w:val="0"/>
+          <w:numId w:val="13"/>
+        </w:numPr>
+        <w:rPr>
+          <w:rFonts w:ascii="Arial" w:hAnsi="Arial" w:cs="Arial"/>
+          <w:sz w:val="24"/>
+          <w:szCs w:val="24"/>
+        </w:rPr>
+      </w:pPr>
+      <w:r>
+        <w:rPr>
+          <w:rFonts w:ascii="Arial" w:hAnsi="Arial" w:cs="Arial"/>
+          <w:sz w:val="24"/>
+          <w:szCs w:val="24"/>
+        </w:rPr>
+        <w:t xml:space="preserve">ECS Environment Assessment </w:t>
+      </w:r>
+    </w:p>
+    <w:p>
+      <w:pPr>
+        <w:numPr>
+          <w:ilvl w:val="1"/>
+          <w:numId w:val="13"/>
+        </w:numPr>
+        <w:rPr>
+          <w:rFonts w:ascii="Arial" w:hAnsi="Arial" w:cs="Arial"/>
+          <w:sz w:val="24"/>
+          <w:szCs w:val="24"/>
+        </w:rPr>
+      </w:pPr>
+      <w:r>
+        <w:rPr>
+          <w:rFonts w:ascii="Arial" w:hAnsi="Arial" w:cs="Arial"/>
+          <w:sz w:val="24"/>
+          <w:szCs w:val="24"/>
+        </w:rPr>
+        <w:t>Container base image OpenSSL version verification</w:t>
+      </w:r>
+    </w:p>
+    <w:p>
+      <w:pPr>
+        <w:numPr>
+          <w:ilvl w:val="1"/>
+          <w:numId w:val="13"/>
+        </w:numPr>
+        <w:rPr>
+          <w:rFonts w:ascii="Arial" w:hAnsi="Arial" w:cs="Arial"/>
+          <w:sz w:val="24"/>
+          <w:szCs w:val="24"/>
+        </w:rPr>
+      </w:pPr>
+      <w:r>
+        <w:rPr>
+          <w:rFonts w:ascii="Arial" w:hAnsi="Arial" w:cs="Arial"/>
+          <w:sz w:val="24"/>
+          <w:szCs w:val="24"/>
+        </w:rPr>
+        <w:t>SSL/TLS certificate management in containers</w:t>
+      </w:r>
+    </w:p>
+    <w:p>
+      <w:pPr>
+        <w:numPr>
+          <w:ilvl w:val="1"/>
+          <w:numId w:val="13"/>
+        </w:numPr>
+        <w:rPr>
+          <w:rFonts w:ascii="Arial" w:hAnsi="Arial" w:cs="Arial"/>
+          <w:sz w:val="24"/>
+          <w:szCs w:val="24"/>
+        </w:rPr>
+      </w:pPr>
+      <w:r>
+        <w:rPr>
+          <w:rFonts w:ascii="Arial" w:hAnsi="Arial" w:cs="Arial"/>
+          <w:sz w:val="24"/>
+          <w:szCs w:val="24"/>
+        </w:rPr>
+        <w:lastRenderedPageBreak/>
+        <w:t>Network security group configurations</w:t>
+      </w:r>
+    </w:p>
+    <w:p>
+      <w:pPr>
+        <w:numPr>
+          <w:ilvl w:val="0"/>
+          <w:numId w:val="13"/>
+        </w:numPr>
+        <w:rPr>
+          <w:rFonts w:ascii="Arial" w:hAnsi="Arial" w:cs="Arial"/>
+          <w:sz w:val="24"/>
+          <w:szCs w:val="24"/>
+        </w:rPr>
+      </w:pPr>
+      <w:r>
+        <w:rPr>
+          <w:rFonts w:ascii="Arial" w:hAnsi="Arial" w:cs="Arial"/>
+          <w:sz w:val="24"/>
+          <w:szCs w:val="24"/>
+        </w:rPr>
+        <w:t xml:space="preserve">Encryption Testing Suite </w:t>
+      </w:r>
+    </w:p>
+    <w:p>
+      <w:pPr>
+        <w:rPr>
+          <w:rFonts w:ascii="Arial" w:hAnsi="Arial" w:cs="Arial"/>
+          <w:sz w:val="24"/>
+          <w:szCs w:val="24"/>
+        </w:rPr>
+      </w:pPr>
+      <w:r>
+        <w:rPr>
+          <w:rFonts w:ascii="Arial" w:hAnsi="Arial" w:cs="Arial"/>
+          <w:sz w:val="24"/>
+          <w:szCs w:val="24"/>
+        </w:rPr>
+        <w:t>class EncryptionValidator:</w:t>
+      </w:r>
+    </w:p>
+    <w:p>
+      <w:pPr>
+        <w:rPr>
+          <w:rFonts w:ascii="Arial" w:hAnsi="Arial" w:cs="Arial"/>
+          <w:sz w:val="24"/>
+          <w:szCs w:val="24"/>
+        </w:rPr>
+      </w:pPr>
+      <w:r>
+        <w:rPr>
+          <w:rFonts w:ascii="Arial" w:hAnsi="Arial" w:cs="Arial"/>
+          <w:sz w:val="24"/>
+          <w:szCs w:val="24"/>
+        </w:rPr>
+        <w:t xml:space="preserve">    def test_openssl_availability(self)</w:t>
+      </w:r>
+    </w:p>
+    <w:p>
+      <w:pPr>
+        <w:rPr>
+          <w:rFonts w:ascii="Arial" w:hAnsi="Arial" w:cs="Arial"/>
+          <w:sz w:val="24"/>
+          <w:szCs w:val="24"/>
+        </w:rPr>
+      </w:pPr>
+      <w:r>
+        <w:rPr>
+          <w:rFonts w:ascii="Arial" w:hAnsi="Arial" w:cs="Arial"/>
+          <w:sz w:val="24"/>
+          <w:szCs w:val="24"/>
+        </w:rPr>
+        <w:t xml:space="preserve">    def validate_cipher_suites(self)</w:t>
+      </w:r>
+    </w:p>
+    <w:p>
+      <w:pPr>
+        <w:rPr>
+          <w:rFonts w:ascii="Arial" w:hAnsi="Arial" w:cs="Arial"/>
+          <w:sz w:val="24"/>
+          <w:szCs w:val="24"/>
+        </w:rPr>
+      </w:pPr>
+      <w:r>
+        <w:rPr>
+          <w:rFonts w:ascii="Arial" w:hAnsi="Arial" w:cs="Arial"/>
+          <w:sz w:val="24"/>
+          <w:szCs w:val="24"/>
+        </w:rPr>
+        <w:t xml:space="preserve">    def test_certificate_validation(self)</w:t>
+      </w:r>
+    </w:p>
+    <w:p>
+      <w:pPr>
+        <w:rPr>
+          <w:rFonts w:ascii="Arial" w:hAnsi="Arial" w:cs="Arial"/>
+          <w:sz w:val="24"/>
+          <w:szCs w:val="24"/>
+        </w:rPr>
+      </w:pPr>
+      <w:r>
+        <w:rPr>
+          <w:rFonts w:ascii="Arial" w:hAnsi="Arial" w:cs="Arial"/>
+          <w:sz w:val="24"/>
+          <w:szCs w:val="24"/>
+        </w:rPr>
+        <w:t xml:space="preserve">    def benchmark_encryption_performance(self)</w:t>
+      </w:r>
+    </w:p>
+    <w:p>
+      <w:pPr>
+        <w:numPr>
+          <w:ilvl w:val="0"/>
+          <w:numId w:val="13"/>
+        </w:numPr>
+        <w:rPr>
+          <w:rFonts w:ascii="Arial" w:hAnsi="Arial" w:cs="Arial"/>
+          <w:sz w:val="24"/>
+          <w:szCs w:val="24"/>
+        </w:rPr>
+      </w:pPr>
+      <w:r>
+        <w:rPr>
+          <w:rFonts w:ascii="Arial" w:hAnsi="Arial" w:cs="Arial"/>
+          <w:sz w:val="24"/>
+          <w:szCs w:val="24"/>
+        </w:rPr>
+        <w:t xml:space="preserve">Deployment Configuration </w:t>
+      </w:r>
+    </w:p>
+    <w:p>
+      <w:pPr>
+        <w:numPr>
+          <w:ilvl w:val="1"/>
+          <w:numId w:val="13"/>
+        </w:numPr>
+        <w:rPr>
+          <w:rFonts w:ascii="Arial" w:hAnsi="Arial" w:cs="Arial"/>
+          <w:sz w:val="24"/>
+          <w:szCs w:val="24"/>
+        </w:rPr>
+      </w:pPr>
+      <w:r>
+        <w:rPr>
+          <w:rFonts w:ascii="Arial" w:hAnsi="Arial" w:cs="Arial"/>
+          <w:sz w:val="24"/>
+          <w:szCs w:val="24"/>
+        </w:rPr>
+        <w:t>Dockerfile OpenSSL dependency management</w:t>
+      </w:r>
+    </w:p>
+    <w:p>
+      <w:pPr>
+        <w:numPr>
+          <w:ilvl w:val="1"/>
+          <w:numId w:val="13"/>
+        </w:numPr>
+        <w:rPr>
+          <w:rFonts w:ascii="Arial" w:hAnsi="Arial" w:cs="Arial"/>
+          <w:sz w:val="24"/>
+          <w:szCs w:val="24"/>
+        </w:rPr>
+      </w:pPr>
+      <w:r>
+        <w:rPr>
+          <w:rFonts w:ascii="Arial" w:hAnsi="Arial" w:cs="Arial"/>
+          <w:sz w:val="24"/>
+          <w:szCs w:val="24"/>
+        </w:rPr>
+        <w:t>ECS task definition security configurations</w:t>
+      </w:r>
+    </w:p>
+    <w:p>
+      <w:pPr>
+        <w:numPr>
+          <w:ilvl w:val="1"/>
+          <w:numId w:val="13"/>
+        </w:numPr>
+        <w:rPr>
+          <w:rFonts w:ascii="Arial" w:hAnsi="Arial" w:cs="Arial"/>
+          <w:sz w:val="24"/>
+          <w:szCs w:val="24"/>
+        </w:rPr>
+      </w:pPr>
+      <w:r>
+        <w:rPr>
+          <w:rFonts w:ascii="Arial" w:hAnsi="Arial" w:cs="Arial"/>
+          <w:sz w:val="24"/>
+          <w:szCs w:val="24"/>
+        </w:rPr>
+        <w:t>Load balancer SSL termination setup</w:t>
+      </w:r>
+    </w:p>
+    <w:p>
+      <w:pPr>
+        <w:rPr>
+          <w:rFonts w:ascii="Arial" w:hAnsi="Arial" w:cs="Arial"/>
+          <w:sz w:val="24"/>
+          <w:szCs w:val="24"/>
+        </w:rPr>
+      </w:pPr>
+      <w:r>
+        <w:rPr>
+          <w:rFonts w:ascii="Arial" w:hAnsi="Arial" w:cs="Arial"/>
+          <w:sz w:val="24"/>
+          <w:szCs w:val="24"/>
+        </w:rPr>
+        <w:t>Missing Information:</w:t>
+      </w:r>
+    </w:p>
+    <w:p>
+      <w:pPr>
+        <w:numPr>
+          <w:ilvl w:val="0"/>
+          <w:numId w:val="14"/>
+        </w:numPr>
+        <w:rPr>
+          <w:rFonts w:ascii="Arial" w:hAnsi="Arial" w:cs="Arial"/>
+          <w:sz w:val="24"/>
+          <w:szCs w:val="24"/>
+        </w:rPr>
+      </w:pPr>
+      <w:r>
+        <w:rPr>
+          <w:rFonts w:ascii="Arial" w:hAnsi="Arial" w:cs="Arial"/>
+          <w:sz w:val="24"/>
+          <w:szCs w:val="24"/>
+        </w:rPr>
+        <w:t>Current ECS cluster configuration and constraints</w:t>
+      </w:r>
+    </w:p>
+    <w:p>
+      <w:pPr>
+        <w:numPr>
+          <w:ilvl w:val="0"/>
+          <w:numId w:val="14"/>
+        </w:numPr>
+        <w:rPr>
+          <w:rFonts w:ascii="Arial" w:hAnsi="Arial" w:cs="Arial"/>
+          <w:sz w:val="24"/>
+          <w:szCs w:val="24"/>
+        </w:rPr>
+      </w:pPr>
+      <w:r>
+        <w:rPr>
+          <w:rFonts w:ascii="Arial" w:hAnsi="Arial" w:cs="Arial"/>
+          <w:sz w:val="24"/>
+          <w:szCs w:val="24"/>
+        </w:rPr>
+        <w:t>Required encryption standards and compliance requirements</w:t>
+      </w:r>
+    </w:p>
+    <w:p>
+      <w:pPr>
+        <w:numPr>
+          <w:ilvl w:val="0"/>
+          <w:numId w:val="14"/>
+        </w:numPr>
+        <w:rPr>
+          <w:rFonts w:ascii="Arial" w:hAnsi="Arial" w:cs="Arial"/>
+          <w:sz w:val="24"/>
+          <w:szCs w:val="24"/>
+        </w:rPr>
+      </w:pPr>
+      <w:r>
+        <w:rPr>
+          <w:rFonts w:ascii="Arial" w:hAnsi="Arial" w:cs="Arial"/>
+          <w:sz w:val="24"/>
+          <w:szCs w:val="24"/>
+        </w:rPr>
+        <w:t>Certificate authority and PKI infrastructure details</w:t>
+      </w:r>
+    </w:p>
+    <w:p>
+      <w:pPr>
+        <w:numPr>
+          <w:ilvl w:val="0"/>
+          <w:numId w:val="14"/>
+        </w:numPr>
+        <w:rPr>
+          <w:rFonts w:ascii="Arial" w:hAnsi="Arial" w:cs="Arial"/>
+          <w:sz w:val="24"/>
+          <w:szCs w:val="24"/>
+        </w:rPr>
+      </w:pPr>
+      <w:r>
+        <w:rPr>
+          <w:rFonts w:ascii="Arial" w:hAnsi="Arial" w:cs="Arial"/>
+          <w:sz w:val="24"/>
+          <w:szCs w:val="24"/>
+        </w:rPr>
+        <w:t>Performance benchmarks and acceptable latency impacts</w:t>
+      </w:r>
+    </w:p>
+    <w:p>
+      <w:pPr>
+        <w:numPr>
+          <w:ilvl w:val="0"/>
+          <w:numId w:val="14"/>
+        </w:numPr>
+        <w:rPr>
+          <w:rFonts w:ascii="Arial" w:hAnsi="Arial" w:cs="Arial"/>
+          <w:sz w:val="24"/>
+          <w:szCs w:val="24"/>
+        </w:rPr>
+      </w:pPr>
+      <w:r>
+        <w:rPr>
+          <w:rFonts w:ascii="Arial" w:hAnsi="Arial" w:cs="Arial"/>
+          <w:sz w:val="24"/>
+          <w:szCs w:val="24"/>
+        </w:rPr>
+        <w:t>Integration with existing AWS security services</w:t>
+      </w:r>
+    </w:p>
+    <w:p>
+      <w:pPr>
+        <w:rPr>
+          <w:rFonts w:ascii="Arial" w:hAnsi="Arial" w:cs="Arial"/>
+          <w:sz w:val="24"/>
+          <w:szCs w:val="24"/>
+        </w:rPr>
+      </w:pPr>
+      <w:r>
+        <w:rPr>
+          <w:rFonts w:ascii="Arial" w:hAnsi="Arial" w:cs="Arial"/>
+          <w:sz w:val="24"/>
+          <w:szCs w:val="24"/>
+        </w:rPr>
+        <w:t>Impact on Current Code:</w:t>
+      </w:r>
+    </w:p>
+    <w:p>
+      <w:pPr>
+        <w:numPr>
+          <w:ilvl w:val="0"/>
+          <w:numId w:val="15"/>
+        </w:numPr>
+        <w:rPr>
+          <w:rFonts w:ascii="Arial" w:hAnsi="Arial" w:cs="Arial"/>
+          <w:sz w:val="24"/>
+          <w:szCs w:val="24"/>
+        </w:rPr>
+      </w:pPr>
+      <w:r>
+        <w:rPr>
+          <w:rFonts w:ascii="Arial" w:hAnsi="Arial" w:cs="Arial"/>
+          <w:sz w:val="24"/>
+          <w:szCs w:val="24"/>
+        </w:rPr>
+        <w:t>Add encryption validation to deployment pipeline</w:t>
+      </w:r>
+    </w:p>
+    <w:p>
+      <w:pPr>
+        <w:numPr>
+          <w:ilvl w:val="0"/>
+          <w:numId w:val="15"/>
+        </w:numPr>
+        <w:rPr>
+          <w:rFonts w:ascii="Arial" w:hAnsi="Arial" w:cs="Arial"/>
+          <w:sz w:val="24"/>
+          <w:szCs w:val="24"/>
+        </w:rPr>
+      </w:pPr>
+      <w:r>
+        <w:rPr>
+          <w:rFonts w:ascii="Arial" w:hAnsi="Arial" w:cs="Arial"/>
+          <w:sz w:val="24"/>
+          <w:szCs w:val="24"/>
+        </w:rPr>
+        <w:t>Update container configurations</w:t>
+      </w:r>
+    </w:p>
+    <w:p>
+      <w:pPr>
+        <w:numPr>
+          <w:ilvl w:val="0"/>
+          <w:numId w:val="15"/>
+        </w:numPr>
+        <w:rPr>
+          <w:rFonts w:ascii="Arial" w:hAnsi="Arial" w:cs="Arial"/>
+          <w:sz w:val="24"/>
+          <w:szCs w:val="24"/>
+        </w:rPr>
+      </w:pPr>
+      <w:r>
+        <w:rPr>
+          <w:rFonts w:ascii="Arial" w:hAnsi="Arial" w:cs="Arial"/>
+          <w:sz w:val="24"/>
+          <w:szCs w:val="24"/>
+        </w:rPr>
+        <w:t>Enhance security testing in CI/CD</w:t>
+      </w:r>
+    </w:p>
+    <w:p>
+      <w:pPr>
+        <w:rPr>
+          <w:rFonts w:ascii="Arial" w:hAnsi="Arial" w:cs="Arial"/>
+          <w:sz w:val="24"/>
+          <w:szCs w:val="24"/>
+        </w:rPr>
+      </w:pPr>
+    </w:p>
+    <w:p>
+      <w:pPr>
+        <w:rPr>
+          <w:rFonts w:ascii="Arial" w:hAnsi="Arial" w:cs="Arial"/>
+          <w:sz w:val="24"/>
+          <w:szCs w:val="24"/>
+        </w:rPr>
+      </w:pPr>
+      <w:r>
+        <w:rPr>
+          <w:rFonts w:ascii="Arial" w:hAnsi="Arial" w:cs="Arial"/>
+          <w:sz w:val="24"/>
+          <w:szCs w:val="24"/>
+        </w:rPr>
+        <w:t>8. Rule Refinement - Ground Rules &amp; Column-Specific Rules</w:t>
+      </w:r>
+    </w:p>
+    <w:p>
+      <w:pPr>
+        <w:rPr>
+          <w:rFonts w:ascii="Arial" w:hAnsi="Arial" w:cs="Arial"/>
+          <w:sz w:val="24"/>
+          <w:szCs w:val="24"/>
+        </w:rPr>
+      </w:pPr>
+      <w:r>
+        <w:rPr>
+          <w:rFonts w:ascii="Arial" w:hAnsi="Arial" w:cs="Arial"/>
+          <w:sz w:val="24"/>
+          <w:szCs w:val="24"/>
+        </w:rPr>
+        <w:t>Implementation Steps:</w:t>
+      </w:r>
+    </w:p>
+    <w:p>
+      <w:pPr>
+        <w:numPr>
+          <w:ilvl w:val="0"/>
+          <w:numId w:val="16"/>
+        </w:numPr>
+        <w:rPr>
+          <w:rFonts w:ascii="Arial" w:hAnsi="Arial" w:cs="Arial"/>
+          <w:sz w:val="24"/>
+          <w:szCs w:val="24"/>
+        </w:rPr>
+      </w:pPr>
+      <w:r>
+        <w:rPr>
+          <w:rFonts w:ascii="Arial" w:hAnsi="Arial" w:cs="Arial"/>
+          <w:sz w:val="24"/>
+          <w:szCs w:val="24"/>
+        </w:rPr>
+        <w:t xml:space="preserve">Rule Architecture Redesign </w:t>
+      </w:r>
+    </w:p>
+    <w:p>
+      <w:pPr>
+        <w:rPr>
+          <w:rFonts w:ascii="Arial" w:hAnsi="Arial" w:cs="Arial"/>
+          <w:sz w:val="24"/>
+          <w:szCs w:val="24"/>
+        </w:rPr>
+      </w:pPr>
+      <w:r>
+        <w:rPr>
+          <w:rFonts w:ascii="Arial" w:hAnsi="Arial" w:cs="Arial"/>
+          <w:sz w:val="24"/>
+          <w:szCs w:val="24"/>
+        </w:rPr>
+        <w:t>class GroundRules:</w:t>
+      </w:r>
+    </w:p>
+    <w:p>
+      <w:pPr>
+        <w:rPr>
+          <w:rFonts w:ascii="Arial" w:hAnsi="Arial" w:cs="Arial"/>
+          <w:sz w:val="24"/>
+          <w:szCs w:val="24"/>
+        </w:rPr>
+      </w:pPr>
+      <w:r>
+        <w:rPr>
+          <w:rFonts w:ascii="Arial" w:hAnsi="Arial" w:cs="Arial"/>
+          <w:sz w:val="24"/>
+          <w:szCs w:val="24"/>
+        </w:rPr>
+        <w:t xml:space="preserve">    </w:t>
+      </w:r>
       <w:r>
         <w:rPr>
           <w:rFonts w:ascii="Arial" w:hAnsi="Arial" w:cs="Arial"/>
@@ -2430,17 +2875,86 @@
           <w:sz w:val="24"/>
           <w:szCs w:val="24"/>
         </w:rPr>
-        <w:t># Windows: Windows Credential Manager</w:t>
-      </w:r>
-    </w:p>
-    <w:p>
-      <w:pPr>
-        <w:rPr>
-          <w:rFonts w:ascii="Arial" w:hAnsi="Arial" w:cs="Arial"/>
-          <w:sz w:val="24"/>
-          <w:szCs w:val="24"/>
-        </w:rPr>
-      </w:pPr>
+        <w:t># Universal rules applied to all processing</w:t>
+      </w:r>
+    </w:p>
+    <w:p>
+      <w:pPr>
+        <w:rPr>
+          <w:rFonts w:ascii="Arial" w:hAnsi="Arial" w:cs="Arial"/>
+          <w:sz w:val="24"/>
+          <w:szCs w:val="24"/>
+        </w:rPr>
+      </w:pPr>
+      <w:r>
+        <w:rPr>
+          <w:rFonts w:ascii="Arial" w:hAnsi="Arial" w:cs="Arial"/>
+          <w:sz w:val="24"/>
+          <w:szCs w:val="24"/>
+        </w:rPr>
+        <w:t xml:space="preserve">    data_quality_thresholds = {...}</w:t>
+      </w:r>
+    </w:p>
+    <w:p>
+      <w:pPr>
+        <w:rPr>
+          <w:rFonts w:ascii="Arial" w:hAnsi="Arial" w:cs="Arial"/>
+          <w:sz w:val="24"/>
+          <w:szCs w:val="24"/>
+        </w:rPr>
+      </w:pPr>
+      <w:r>
+        <w:rPr>
+          <w:rFonts w:ascii="Arial" w:hAnsi="Arial" w:cs="Arial"/>
+          <w:sz w:val="24"/>
+          <w:szCs w:val="24"/>
+        </w:rPr>
+        <w:t xml:space="preserve">    security_constraints = {...}</w:t>
+      </w:r>
+    </w:p>
+    <w:p>
+      <w:pPr>
+        <w:rPr>
+          <w:rFonts w:ascii="Arial" w:hAnsi="Arial" w:cs="Arial"/>
+          <w:sz w:val="24"/>
+          <w:szCs w:val="24"/>
+        </w:rPr>
+      </w:pPr>
+    </w:p>
+    <w:p>
+      <w:pPr>
+        <w:rPr>
+          <w:rFonts w:ascii="Arial" w:hAnsi="Arial" w:cs="Arial"/>
+          <w:sz w:val="24"/>
+          <w:szCs w:val="24"/>
+        </w:rPr>
+      </w:pPr>
+      <w:r>
+        <w:rPr>
+          <w:rFonts w:ascii="Arial" w:hAnsi="Arial" w:cs="Arial"/>
+          <w:sz w:val="24"/>
+          <w:szCs w:val="24"/>
+        </w:rPr>
+        <w:lastRenderedPageBreak/>
+        <w:t>class ColumnRules:</w:t>
+      </w:r>
+    </w:p>
+    <w:p>
+      <w:pPr>
+        <w:rPr>
+          <w:rFonts w:ascii="Arial" w:hAnsi="Arial" w:cs="Arial"/>
+          <w:sz w:val="24"/>
+          <w:szCs w:val="24"/>
+        </w:rPr>
+      </w:pPr>
+      <w:r>
+        <w:rPr>
+          <w:rFonts w:ascii="Arial" w:hAnsi="Arial" w:cs="Arial"/>
+          <w:sz w:val="24"/>
+          <w:szCs w:val="24"/>
+        </w:rPr>
+        <w:t xml:space="preserve">    </w:t>
+      </w:r>
       <w:r>
         <w:rPr>
           <w:rFonts w:ascii="Arial" w:hAnsi="Arial" w:cs="Arial"/>
@@ -2449,1285 +2963,41 @@
           <w:sz w:val="24"/>
           <w:szCs w:val="24"/>
         </w:rPr>
-        <w:t># Linux: Keyring/Secret Service</w:t>
-      </w:r>
-    </w:p>
-    <w:p>
-      <w:pPr>
-        <w:rPr>
-          <w:rFonts w:ascii="Arial" w:hAnsi="Arial" w:cs="Arial"/>
-          <w:sz w:val="24"/>
-          <w:szCs w:val="24"/>
-        </w:rPr>
-      </w:pPr>
-      <w:r>
-        <w:rPr>
-          <w:rFonts w:ascii="Arial" w:hAnsi="Arial" w:cs="Arial"/>
-          <w:i/>
-          <w:iCs/>
-          <w:sz w:val="24"/>
-          <w:szCs w:val="24"/>
-        </w:rPr>
-        <w:t># Environment: Encrypted environment variables</w:t>
-      </w:r>
-    </w:p>
-    <w:p>
-      <w:pPr>
-        <w:rPr>
-          <w:rFonts w:ascii="Arial" w:hAnsi="Arial" w:cs="Arial"/>
-          <w:sz w:val="24"/>
-          <w:szCs w:val="24"/>
-        </w:rPr>
-      </w:pPr>
-      <w:r>
-        <w:rPr>
-          <w:rFonts w:ascii="Arial" w:hAnsi="Arial" w:cs="Arial"/>
-          <w:sz w:val="24"/>
-          <w:szCs w:val="24"/>
-        </w:rPr>
-        <w:t xml:space="preserve">class </w:t>
-      </w:r>
-      <w:proofErr w:type="spellStart"/>
-      <w:r>
-        <w:rPr>
-          <w:rFonts w:ascii="Arial" w:hAnsi="Arial" w:cs="Arial"/>
-          <w:sz w:val="24"/>
-          <w:szCs w:val="24"/>
-        </w:rPr>
-        <w:t>SecureCredentialManager</w:t>
-      </w:r>
-      <w:proofErr w:type="spellEnd"/>
-      <w:r>
-        <w:rPr>
-          <w:rFonts w:ascii="Arial" w:hAnsi="Arial" w:cs="Arial"/>
-          <w:sz w:val="24"/>
-          <w:szCs w:val="24"/>
-        </w:rPr>
-        <w:t>:</w:t>
-      </w:r>
-    </w:p>
-    <w:p>
-      <w:pPr>
-        <w:rPr>
-          <w:rFonts w:ascii="Arial" w:hAnsi="Arial" w:cs="Arial"/>
-          <w:sz w:val="24"/>
-          <w:szCs w:val="24"/>
-        </w:rPr>
-      </w:pPr>
-      <w:r>
-        <w:rPr>
-          <w:rFonts w:ascii="Arial" w:hAnsi="Arial" w:cs="Arial"/>
-          <w:sz w:val="24"/>
-          <w:szCs w:val="24"/>
-        </w:rPr>
-        <w:t xml:space="preserve">    def </w:t>
-      </w:r>
-      <w:proofErr w:type="spellStart"/>
-      <w:r>
-        <w:rPr>
-          <w:rFonts w:ascii="Arial" w:hAnsi="Arial" w:cs="Arial"/>
-          <w:sz w:val="24"/>
-          <w:szCs w:val="24"/>
-        </w:rPr>
-        <w:t>store_</w:t>
-      </w:r>
-      <w:proofErr w:type="gramStart"/>
-      <w:r>
-        <w:rPr>
-          <w:rFonts w:ascii="Arial" w:hAnsi="Arial" w:cs="Arial"/>
-          <w:sz w:val="24"/>
-          <w:szCs w:val="24"/>
-        </w:rPr>
-        <w:t>credential</w:t>
-      </w:r>
-      <w:proofErr w:type="spellEnd"/>
-      <w:r>
-        <w:rPr>
-          <w:rFonts w:ascii="Arial" w:hAnsi="Arial" w:cs="Arial"/>
-          <w:sz w:val="24"/>
-          <w:szCs w:val="24"/>
-        </w:rPr>
-        <w:t>(</w:t>
-      </w:r>
-      <w:proofErr w:type="gramEnd"/>
-      <w:r>
-        <w:rPr>
-          <w:rFonts w:ascii="Arial" w:hAnsi="Arial" w:cs="Arial"/>
-          <w:sz w:val="24"/>
-          <w:szCs w:val="24"/>
-        </w:rPr>
-        <w:t>self, key, value, scope='user')</w:t>
-      </w:r>
-    </w:p>
-    <w:p>
-      <w:pPr>
-        <w:rPr>
-          <w:rFonts w:ascii="Arial" w:hAnsi="Arial" w:cs="Arial"/>
-          <w:sz w:val="24"/>
-          <w:szCs w:val="24"/>
-        </w:rPr>
-      </w:pPr>
-      <w:r>
-        <w:rPr>
-          <w:rFonts w:ascii="Arial" w:hAnsi="Arial" w:cs="Arial"/>
-          <w:sz w:val="24"/>
-          <w:szCs w:val="24"/>
-        </w:rPr>
-        <w:t xml:space="preserve">    def </w:t>
-      </w:r>
-      <w:proofErr w:type="spellStart"/>
-      <w:r>
-        <w:rPr>
-          <w:rFonts w:ascii="Arial" w:hAnsi="Arial" w:cs="Arial"/>
-          <w:sz w:val="24"/>
-          <w:szCs w:val="24"/>
-        </w:rPr>
-        <w:t>retrieve_</w:t>
-      </w:r>
-      <w:proofErr w:type="gramStart"/>
-      <w:r>
-        <w:rPr>
-          <w:rFonts w:ascii="Arial" w:hAnsi="Arial" w:cs="Arial"/>
-          <w:sz w:val="24"/>
-          <w:szCs w:val="24"/>
-        </w:rPr>
-        <w:t>credential</w:t>
-      </w:r>
-      <w:proofErr w:type="spellEnd"/>
-      <w:r>
-        <w:rPr>
-          <w:rFonts w:ascii="Arial" w:hAnsi="Arial" w:cs="Arial"/>
-          <w:sz w:val="24"/>
-          <w:szCs w:val="24"/>
-        </w:rPr>
-        <w:t>(</w:t>
-      </w:r>
-      <w:proofErr w:type="gramEnd"/>
-      <w:r>
-        <w:rPr>
-          <w:rFonts w:ascii="Arial" w:hAnsi="Arial" w:cs="Arial"/>
-          <w:sz w:val="24"/>
-          <w:szCs w:val="24"/>
-        </w:rPr>
-        <w:t>self, key, scope='user')</w:t>
-      </w:r>
-    </w:p>
-    <w:p>
-      <w:pPr>
-        <w:numPr>
-          <w:ilvl w:val="0"/>
-          <w:numId w:val="10"/>
-        </w:numPr>
-        <w:rPr>
-          <w:rFonts w:ascii="Arial" w:hAnsi="Arial" w:cs="Arial"/>
-          <w:sz w:val="24"/>
-          <w:szCs w:val="24"/>
-        </w:rPr>
-      </w:pPr>
-      <w:r>
-        <w:rPr>
-          <w:rFonts w:ascii="Arial" w:hAnsi="Arial" w:cs="Arial"/>
-          <w:sz w:val="24"/>
-          <w:szCs w:val="24"/>
-        </w:rPr>
-        <w:t xml:space="preserve">Cross-Platform Abstraction </w:t>
-      </w:r>
-    </w:p>
-    <w:p>
-      <w:pPr>
-        <w:numPr>
-          <w:ilvl w:val="1"/>
-          <w:numId w:val="10"/>
-        </w:numPr>
-        <w:rPr>
-          <w:rFonts w:ascii="Arial" w:hAnsi="Arial" w:cs="Arial"/>
-          <w:sz w:val="24"/>
-          <w:szCs w:val="24"/>
-        </w:rPr>
-      </w:pPr>
-      <w:r>
-        <w:rPr>
-          <w:rFonts w:ascii="Arial" w:hAnsi="Arial" w:cs="Arial"/>
-          <w:sz w:val="24"/>
-          <w:szCs w:val="24"/>
-        </w:rPr>
-        <w:t>OS detection and adapter selection</w:t>
-      </w:r>
-    </w:p>
-    <w:p>
-      <w:pPr>
-        <w:numPr>
-          <w:ilvl w:val="1"/>
-          <w:numId w:val="10"/>
-        </w:numPr>
-        <w:rPr>
-          <w:rFonts w:ascii="Arial" w:hAnsi="Arial" w:cs="Arial"/>
-          <w:sz w:val="24"/>
-          <w:szCs w:val="24"/>
-        </w:rPr>
-      </w:pPr>
-      <w:r>
-        <w:rPr>
-          <w:rFonts w:ascii="Arial" w:hAnsi="Arial" w:cs="Arial"/>
-          <w:sz w:val="24"/>
-          <w:szCs w:val="24"/>
-        </w:rPr>
-        <w:t>Fallback mechanisms for unsupported environments</w:t>
-      </w:r>
-    </w:p>
-    <w:p>
-      <w:pPr>
-        <w:numPr>
-          <w:ilvl w:val="1"/>
-          <w:numId w:val="10"/>
-        </w:numPr>
-        <w:rPr>
-          <w:rFonts w:ascii="Arial" w:hAnsi="Arial" w:cs="Arial"/>
-          <w:sz w:val="24"/>
-          <w:szCs w:val="24"/>
-        </w:rPr>
-      </w:pPr>
-      <w:r>
-        <w:rPr>
-          <w:rFonts w:ascii="Arial" w:hAnsi="Arial" w:cs="Arial"/>
-          <w:sz w:val="24"/>
-          <w:szCs w:val="24"/>
-        </w:rPr>
-        <w:t>Migration tools for existing plain-text credentials</w:t>
-      </w:r>
-    </w:p>
-    <w:p>
-      <w:pPr>
-        <w:numPr>
-          <w:ilvl w:val="0"/>
-          <w:numId w:val="10"/>
-        </w:numPr>
-        <w:rPr>
-          <w:rFonts w:ascii="Arial" w:hAnsi="Arial" w:cs="Arial"/>
-          <w:sz w:val="24"/>
-          <w:szCs w:val="24"/>
-        </w:rPr>
-      </w:pPr>
-      <w:r>
-        <w:rPr>
-          <w:rFonts w:ascii="Arial" w:hAnsi="Arial" w:cs="Arial"/>
-          <w:sz w:val="24"/>
-          <w:szCs w:val="24"/>
-        </w:rPr>
-        <w:t xml:space="preserve">Integration Points </w:t>
-      </w:r>
-    </w:p>
-    <w:p>
-      <w:pPr>
-        <w:numPr>
-          <w:ilvl w:val="1"/>
-          <w:numId w:val="10"/>
-        </w:numPr>
-        <w:rPr>
-          <w:rFonts w:ascii="Arial" w:hAnsi="Arial" w:cs="Arial"/>
-          <w:sz w:val="24"/>
-          <w:szCs w:val="24"/>
-        </w:rPr>
-      </w:pPr>
-      <w:r>
-        <w:rPr>
-          <w:rFonts w:ascii="Arial" w:hAnsi="Arial" w:cs="Arial"/>
-          <w:sz w:val="24"/>
-          <w:szCs w:val="24"/>
-        </w:rPr>
-        <w:t>Update all database connection code</w:t>
-      </w:r>
-    </w:p>
-    <w:p>
-      <w:pPr>
-        <w:numPr>
-          <w:ilvl w:val="1"/>
-          <w:numId w:val="10"/>
-        </w:numPr>
-        <w:rPr>
-          <w:rFonts w:ascii="Arial" w:hAnsi="Arial" w:cs="Arial"/>
-          <w:sz w:val="24"/>
-          <w:szCs w:val="24"/>
-        </w:rPr>
-      </w:pPr>
-      <w:r>
-        <w:rPr>
-          <w:rFonts w:ascii="Arial" w:hAnsi="Arial" w:cs="Arial"/>
-          <w:sz w:val="24"/>
-          <w:szCs w:val="24"/>
-        </w:rPr>
-        <w:t>Configuration file encryption</w:t>
-      </w:r>
-    </w:p>
-    <w:p>
-      <w:pPr>
-        <w:numPr>
-          <w:ilvl w:val="1"/>
-          <w:numId w:val="10"/>
-        </w:numPr>
-        <w:rPr>
-          <w:rFonts w:ascii="Arial" w:hAnsi="Arial" w:cs="Arial"/>
-          <w:sz w:val="24"/>
-          <w:szCs w:val="24"/>
-        </w:rPr>
-      </w:pPr>
-      <w:r>
-        <w:rPr>
-          <w:rFonts w:ascii="Arial" w:hAnsi="Arial" w:cs="Arial"/>
-          <w:sz w:val="24"/>
-          <w:szCs w:val="24"/>
-        </w:rPr>
-        <w:t>Runtime credential injection</w:t>
-      </w:r>
-    </w:p>
-    <w:p>
-      <w:pPr>
-        <w:rPr>
-          <w:rFonts w:ascii="Arial" w:hAnsi="Arial" w:cs="Arial"/>
-          <w:sz w:val="24"/>
-          <w:szCs w:val="24"/>
-        </w:rPr>
-      </w:pPr>
-      <w:r>
-        <w:rPr>
-          <w:rFonts w:ascii="Segoe UI Emoji" w:hAnsi="Segoe UI Emoji" w:cs="Segoe UI Emoji"/>
-          <w:sz w:val="24"/>
-          <w:szCs w:val="24"/>
-        </w:rPr>
-        <w:t>❓</w:t>
-      </w:r>
-      <w:r>
-        <w:rPr>
-          <w:rFonts w:ascii="Arial" w:hAnsi="Arial" w:cs="Arial"/>
-          <w:sz w:val="24"/>
-          <w:szCs w:val="24"/>
-        </w:rPr>
-        <w:t xml:space="preserve"> Missing Information:</w:t>
-      </w:r>
-    </w:p>
-    <w:p>
-      <w:pPr>
-        <w:numPr>
-          <w:ilvl w:val="0"/>
-          <w:numId w:val="11"/>
-        </w:numPr>
-        <w:rPr>
-          <w:rFonts w:ascii="Arial" w:hAnsi="Arial" w:cs="Arial"/>
-          <w:sz w:val="24"/>
-          <w:szCs w:val="24"/>
-        </w:rPr>
-      </w:pPr>
-      <w:r>
-        <w:rPr>
-          <w:rFonts w:ascii="Arial" w:hAnsi="Arial" w:cs="Arial"/>
-          <w:sz w:val="24"/>
-          <w:szCs w:val="24"/>
-        </w:rPr>
-        <w:t>Corporate security policies and compliance requirements</w:t>
-      </w:r>
-    </w:p>
-    <w:p>
-      <w:pPr>
-        <w:numPr>
-          <w:ilvl w:val="0"/>
-          <w:numId w:val="11"/>
-        </w:numPr>
-        <w:rPr>
-          <w:rFonts w:ascii="Arial" w:hAnsi="Arial" w:cs="Arial"/>
-          <w:sz w:val="24"/>
-          <w:szCs w:val="24"/>
-        </w:rPr>
-      </w:pPr>
-      <w:r>
-        <w:rPr>
-          <w:rFonts w:ascii="Arial" w:hAnsi="Arial" w:cs="Arial"/>
-          <w:sz w:val="24"/>
-          <w:szCs w:val="24"/>
-        </w:rPr>
-        <w:t>Existing credential management infrastructure</w:t>
-      </w:r>
-    </w:p>
-    <w:p>
-      <w:pPr>
-        <w:numPr>
-          <w:ilvl w:val="0"/>
-          <w:numId w:val="11"/>
-        </w:numPr>
-        <w:rPr>
-          <w:rFonts w:ascii="Arial" w:hAnsi="Arial" w:cs="Arial"/>
-          <w:sz w:val="24"/>
-          <w:szCs w:val="24"/>
-        </w:rPr>
-      </w:pPr>
-      <w:r>
-        <w:rPr>
-          <w:rFonts w:ascii="Arial" w:hAnsi="Arial" w:cs="Arial"/>
-          <w:sz w:val="24"/>
-          <w:szCs w:val="24"/>
-        </w:rPr>
-        <w:t>Key rotation and expiration policies</w:t>
-      </w:r>
-    </w:p>
-    <w:p>
-      <w:pPr>
-        <w:numPr>
-          <w:ilvl w:val="0"/>
-          <w:numId w:val="11"/>
-        </w:numPr>
-        <w:rPr>
-          <w:rFonts w:ascii="Arial" w:hAnsi="Arial" w:cs="Arial"/>
-          <w:sz w:val="24"/>
-          <w:szCs w:val="24"/>
-        </w:rPr>
-      </w:pPr>
-      <w:r>
-        <w:rPr>
-          <w:rFonts w:ascii="Arial" w:hAnsi="Arial" w:cs="Arial"/>
-          <w:sz w:val="24"/>
-          <w:szCs w:val="24"/>
-        </w:rPr>
-        <w:t>Service account vs user credential requirements</w:t>
-      </w:r>
-    </w:p>
-    <w:p>
-      <w:pPr>
-        <w:numPr>
-          <w:ilvl w:val="0"/>
-          <w:numId w:val="11"/>
-        </w:numPr>
-        <w:rPr>
-          <w:rFonts w:ascii="Arial" w:hAnsi="Arial" w:cs="Arial"/>
-          <w:sz w:val="24"/>
-          <w:szCs w:val="24"/>
-        </w:rPr>
-      </w:pPr>
-      <w:r>
-        <w:rPr>
-          <w:rFonts w:ascii="Arial" w:hAnsi="Arial" w:cs="Arial"/>
-          <w:sz w:val="24"/>
-          <w:szCs w:val="24"/>
-        </w:rPr>
-        <w:t>Encryption key management strategy</w:t>
-      </w:r>
-    </w:p>
-    <w:p>
-      <w:pPr>
-        <w:rPr>
-          <w:rFonts w:ascii="Arial" w:hAnsi="Arial" w:cs="Arial"/>
-          <w:sz w:val="24"/>
-          <w:szCs w:val="24"/>
-        </w:rPr>
-      </w:pPr>
-      <w:r>
-        <w:rPr>
-          <w:rFonts w:ascii="Segoe UI Emoji" w:hAnsi="Segoe UI Emoji" w:cs="Segoe UI Emoji"/>
-          <w:sz w:val="24"/>
-          <w:szCs w:val="24"/>
-        </w:rPr>
-        <w:t>🚨</w:t>
-      </w:r>
-      <w:r>
-        <w:rPr>
-          <w:rFonts w:ascii="Arial" w:hAnsi="Arial" w:cs="Arial"/>
-          <w:sz w:val="24"/>
-          <w:szCs w:val="24"/>
-        </w:rPr>
-        <w:t xml:space="preserve"> Impact on Current Code:</w:t>
-      </w:r>
-    </w:p>
-    <w:p>
-      <w:pPr>
-        <w:numPr>
-          <w:ilvl w:val="0"/>
-          <w:numId w:val="12"/>
-        </w:numPr>
-        <w:rPr>
-          <w:rFonts w:ascii="Arial" w:hAnsi="Arial" w:cs="Arial"/>
-          <w:sz w:val="24"/>
-          <w:szCs w:val="24"/>
-        </w:rPr>
-      </w:pPr>
-      <w:r>
-        <w:rPr>
-          <w:rFonts w:ascii="Arial" w:hAnsi="Arial" w:cs="Arial"/>
-          <w:sz w:val="24"/>
-          <w:szCs w:val="24"/>
-        </w:rPr>
-        <w:t>Major security overhaul of all credential handling</w:t>
-      </w:r>
-    </w:p>
-    <w:p>
-      <w:pPr>
-        <w:numPr>
-          <w:ilvl w:val="0"/>
-          <w:numId w:val="12"/>
-        </w:numPr>
-        <w:rPr>
-          <w:rFonts w:ascii="Arial" w:hAnsi="Arial" w:cs="Arial"/>
-          <w:sz w:val="24"/>
-          <w:szCs w:val="24"/>
-        </w:rPr>
-      </w:pPr>
-      <w:r>
-        <w:rPr>
-          <w:rFonts w:ascii="Arial" w:hAnsi="Arial" w:cs="Arial"/>
-          <w:sz w:val="24"/>
-          <w:szCs w:val="24"/>
-        </w:rPr>
-        <w:t>Update configuration file formats</w:t>
-      </w:r>
-    </w:p>
-    <w:p>
-      <w:pPr>
-        <w:numPr>
-          <w:ilvl w:val="0"/>
-          <w:numId w:val="12"/>
-        </w:numPr>
-        <w:rPr>
-          <w:rFonts w:ascii="Arial" w:hAnsi="Arial" w:cs="Arial"/>
-          <w:sz w:val="24"/>
-          <w:szCs w:val="24"/>
-        </w:rPr>
-      </w:pPr>
-      <w:r>
-        <w:rPr>
-          <w:rFonts w:ascii="Arial" w:hAnsi="Arial" w:cs="Arial"/>
-          <w:sz w:val="24"/>
-          <w:szCs w:val="24"/>
-        </w:rPr>
-        <w:t>Modify all database connection initialization</w:t>
-      </w:r>
-    </w:p>
-    <w:p>
-      <w:pPr>
-        <w:rPr>
-          <w:rFonts w:ascii="Arial" w:hAnsi="Arial" w:cs="Arial"/>
-          <w:sz w:val="24"/>
-          <w:szCs w:val="24"/>
-        </w:rPr>
-      </w:pPr>
-      <w:r>
-        <w:rPr>
-          <w:rFonts w:ascii="Arial" w:hAnsi="Arial" w:cs="Arial"/>
-          <w:sz w:val="24"/>
-          <w:szCs w:val="24"/>
-        </w:rPr>
-        <w:pict w14:anchorId="19C9EF95">
-          <v:rect id="_x0000_i1058" style="width:0;height:1.5pt" o:hralign="center" o:hrstd="t" o:hr="t" fillcolor="#a0a0a0" stroked="f"/>
-        </w:pict>
-      </w:r>
-    </w:p>
-    <w:p>
-      <w:pPr>
-        <w:rPr>
-          <w:rFonts w:ascii="Arial" w:hAnsi="Arial" w:cs="Arial"/>
-          <w:sz w:val="24"/>
-          <w:szCs w:val="24"/>
-        </w:rPr>
-      </w:pPr>
-      <w:r>
-        <w:rPr>
-          <w:rFonts w:ascii="Arial" w:hAnsi="Arial" w:cs="Arial"/>
-          <w:sz w:val="24"/>
-          <w:szCs w:val="24"/>
-        </w:rPr>
-        <w:t>6. ECS OpenSSL Model Validation</w:t>
-      </w:r>
-    </w:p>
-    <w:p>
-      <w:pPr>
-        <w:rPr>
-          <w:rFonts w:ascii="Arial" w:hAnsi="Arial" w:cs="Arial"/>
-          <w:sz w:val="24"/>
-          <w:szCs w:val="24"/>
-        </w:rPr>
-      </w:pPr>
-      <w:r>
-        <w:rPr>
-          <w:rFonts w:ascii="Segoe UI Emoji" w:hAnsi="Segoe UI Emoji" w:cs="Segoe UI Emoji"/>
-          <w:sz w:val="24"/>
-          <w:szCs w:val="24"/>
-        </w:rPr>
-        <w:lastRenderedPageBreak/>
-        <w:t>🎯</w:t>
-      </w:r>
-      <w:r>
-        <w:rPr>
-          <w:rFonts w:ascii="Arial" w:hAnsi="Arial" w:cs="Arial"/>
-          <w:sz w:val="24"/>
-          <w:szCs w:val="24"/>
-        </w:rPr>
-        <w:t xml:space="preserve"> Implementation Steps:</w:t>
-      </w:r>
-    </w:p>
-    <w:p>
-      <w:pPr>
-        <w:numPr>
-          <w:ilvl w:val="0"/>
-          <w:numId w:val="13"/>
-        </w:numPr>
-        <w:rPr>
-          <w:rFonts w:ascii="Arial" w:hAnsi="Arial" w:cs="Arial"/>
-          <w:sz w:val="24"/>
-          <w:szCs w:val="24"/>
-        </w:rPr>
-      </w:pPr>
-      <w:r>
-        <w:rPr>
-          <w:rFonts w:ascii="Arial" w:hAnsi="Arial" w:cs="Arial"/>
-          <w:sz w:val="24"/>
-          <w:szCs w:val="24"/>
-        </w:rPr>
-        <w:t xml:space="preserve">ECS Environment Assessment </w:t>
-      </w:r>
-    </w:p>
-    <w:p>
-      <w:pPr>
-        <w:numPr>
-          <w:ilvl w:val="1"/>
-          <w:numId w:val="13"/>
-        </w:numPr>
-        <w:rPr>
-          <w:rFonts w:ascii="Arial" w:hAnsi="Arial" w:cs="Arial"/>
-          <w:sz w:val="24"/>
-          <w:szCs w:val="24"/>
-        </w:rPr>
-      </w:pPr>
-      <w:r>
-        <w:rPr>
-          <w:rFonts w:ascii="Arial" w:hAnsi="Arial" w:cs="Arial"/>
-          <w:sz w:val="24"/>
-          <w:szCs w:val="24"/>
-        </w:rPr>
-        <w:t>Container base image OpenSSL version verification</w:t>
-      </w:r>
-    </w:p>
-    <w:p>
-      <w:pPr>
-        <w:numPr>
-          <w:ilvl w:val="1"/>
-          <w:numId w:val="13"/>
-        </w:numPr>
-        <w:rPr>
-          <w:rFonts w:ascii="Arial" w:hAnsi="Arial" w:cs="Arial"/>
-          <w:sz w:val="24"/>
-          <w:szCs w:val="24"/>
-        </w:rPr>
-      </w:pPr>
-      <w:r>
-        <w:rPr>
-          <w:rFonts w:ascii="Arial" w:hAnsi="Arial" w:cs="Arial"/>
-          <w:sz w:val="24"/>
-          <w:szCs w:val="24"/>
-        </w:rPr>
-        <w:t>SSL/TLS certificate management in containers</w:t>
-      </w:r>
-    </w:p>
-    <w:p>
-      <w:pPr>
-        <w:numPr>
-          <w:ilvl w:val="1"/>
-          <w:numId w:val="13"/>
-        </w:numPr>
-        <w:rPr>
-          <w:rFonts w:ascii="Arial" w:hAnsi="Arial" w:cs="Arial"/>
-          <w:sz w:val="24"/>
-          <w:szCs w:val="24"/>
-        </w:rPr>
-      </w:pPr>
-      <w:r>
-        <w:rPr>
-          <w:rFonts w:ascii="Arial" w:hAnsi="Arial" w:cs="Arial"/>
-          <w:sz w:val="24"/>
-          <w:szCs w:val="24"/>
-        </w:rPr>
-        <w:t>Network security group configurations</w:t>
-      </w:r>
-    </w:p>
-    <w:p>
-      <w:pPr>
-        <w:numPr>
-          <w:ilvl w:val="0"/>
-          <w:numId w:val="13"/>
-        </w:numPr>
-        <w:rPr>
-          <w:rFonts w:ascii="Arial" w:hAnsi="Arial" w:cs="Arial"/>
-          <w:sz w:val="24"/>
-          <w:szCs w:val="24"/>
-        </w:rPr>
-      </w:pPr>
-      <w:r>
-        <w:rPr>
-          <w:rFonts w:ascii="Arial" w:hAnsi="Arial" w:cs="Arial"/>
-          <w:sz w:val="24"/>
-          <w:szCs w:val="24"/>
-        </w:rPr>
-        <w:t xml:space="preserve">Encryption Testing Suite </w:t>
-      </w:r>
-    </w:p>
-    <w:p>
-      <w:pPr>
-        <w:rPr>
-          <w:rFonts w:ascii="Arial" w:hAnsi="Arial" w:cs="Arial"/>
-          <w:sz w:val="24"/>
-          <w:szCs w:val="24"/>
-        </w:rPr>
-      </w:pPr>
-      <w:r>
-        <w:rPr>
-          <w:rFonts w:ascii="Arial" w:hAnsi="Arial" w:cs="Arial"/>
-          <w:sz w:val="24"/>
-          <w:szCs w:val="24"/>
-        </w:rPr>
-        <w:t>python</w:t>
-      </w:r>
-    </w:p>
-    <w:p>
-      <w:pPr>
-        <w:rPr>
-          <w:rFonts w:ascii="Arial" w:hAnsi="Arial" w:cs="Arial"/>
-          <w:sz w:val="24"/>
-          <w:szCs w:val="24"/>
-        </w:rPr>
-      </w:pPr>
-      <w:r>
-        <w:rPr>
-          <w:rFonts w:ascii="Arial" w:hAnsi="Arial" w:cs="Arial"/>
-          <w:sz w:val="24"/>
-          <w:szCs w:val="24"/>
-        </w:rPr>
-        <w:t xml:space="preserve">class </w:t>
-      </w:r>
-      <w:proofErr w:type="spellStart"/>
-      <w:r>
-        <w:rPr>
-          <w:rFonts w:ascii="Arial" w:hAnsi="Arial" w:cs="Arial"/>
-          <w:sz w:val="24"/>
-          <w:szCs w:val="24"/>
-        </w:rPr>
-        <w:t>EncryptionValidator</w:t>
-      </w:r>
-      <w:proofErr w:type="spellEnd"/>
-      <w:r>
-        <w:rPr>
-          <w:rFonts w:ascii="Arial" w:hAnsi="Arial" w:cs="Arial"/>
-          <w:sz w:val="24"/>
-          <w:szCs w:val="24"/>
-        </w:rPr>
-        <w:t>:</w:t>
-      </w:r>
-    </w:p>
-    <w:p>
-      <w:pPr>
-        <w:rPr>
-          <w:rFonts w:ascii="Arial" w:hAnsi="Arial" w:cs="Arial"/>
-          <w:sz w:val="24"/>
-          <w:szCs w:val="24"/>
-        </w:rPr>
-      </w:pPr>
-      <w:r>
-        <w:rPr>
-          <w:rFonts w:ascii="Arial" w:hAnsi="Arial" w:cs="Arial"/>
-          <w:sz w:val="24"/>
-          <w:szCs w:val="24"/>
-        </w:rPr>
-        <w:t xml:space="preserve">    def </w:t>
-      </w:r>
-      <w:proofErr w:type="spellStart"/>
-      <w:r>
-        <w:rPr>
-          <w:rFonts w:ascii="Arial" w:hAnsi="Arial" w:cs="Arial"/>
-          <w:sz w:val="24"/>
-          <w:szCs w:val="24"/>
-        </w:rPr>
-        <w:t>test_openssl_availability</w:t>
-      </w:r>
-      <w:proofErr w:type="spellEnd"/>
-      <w:r>
-        <w:rPr>
-          <w:rFonts w:ascii="Arial" w:hAnsi="Arial" w:cs="Arial"/>
-          <w:sz w:val="24"/>
-          <w:szCs w:val="24"/>
-        </w:rPr>
-        <w:t>(self)</w:t>
-      </w:r>
-    </w:p>
-    <w:p>
-      <w:pPr>
-        <w:rPr>
-          <w:rFonts w:ascii="Arial" w:hAnsi="Arial" w:cs="Arial"/>
-          <w:sz w:val="24"/>
-          <w:szCs w:val="24"/>
-        </w:rPr>
-      </w:pPr>
-      <w:r>
-        <w:rPr>
-          <w:rFonts w:ascii="Arial" w:hAnsi="Arial" w:cs="Arial"/>
-          <w:sz w:val="24"/>
-          <w:szCs w:val="24"/>
-        </w:rPr>
-        <w:t xml:space="preserve">    def </w:t>
-      </w:r>
-      <w:proofErr w:type="spellStart"/>
-      <w:r>
-        <w:rPr>
-          <w:rFonts w:ascii="Arial" w:hAnsi="Arial" w:cs="Arial"/>
-          <w:sz w:val="24"/>
-          <w:szCs w:val="24"/>
-        </w:rPr>
-        <w:t>validate_cipher_suites</w:t>
-      </w:r>
-      <w:proofErr w:type="spellEnd"/>
-      <w:r>
-        <w:rPr>
-          <w:rFonts w:ascii="Arial" w:hAnsi="Arial" w:cs="Arial"/>
-          <w:sz w:val="24"/>
-          <w:szCs w:val="24"/>
-        </w:rPr>
-        <w:t>(self)</w:t>
-      </w:r>
-    </w:p>
-    <w:p>
-      <w:pPr>
-        <w:rPr>
-          <w:rFonts w:ascii="Arial" w:hAnsi="Arial" w:cs="Arial"/>
-          <w:sz w:val="24"/>
-          <w:szCs w:val="24"/>
-        </w:rPr>
-      </w:pPr>
-      <w:r>
-        <w:rPr>
-          <w:rFonts w:ascii="Arial" w:hAnsi="Arial" w:cs="Arial"/>
-          <w:sz w:val="24"/>
-          <w:szCs w:val="24"/>
-        </w:rPr>
-        <w:t xml:space="preserve">    def </w:t>
-      </w:r>
-      <w:proofErr w:type="spellStart"/>
-      <w:r>
-        <w:rPr>
-          <w:rFonts w:ascii="Arial" w:hAnsi="Arial" w:cs="Arial"/>
-          <w:sz w:val="24"/>
-          <w:szCs w:val="24"/>
-        </w:rPr>
-        <w:t>test_certificate_validation</w:t>
-      </w:r>
-      <w:proofErr w:type="spellEnd"/>
-      <w:r>
-        <w:rPr>
-          <w:rFonts w:ascii="Arial" w:hAnsi="Arial" w:cs="Arial"/>
-          <w:sz w:val="24"/>
-          <w:szCs w:val="24"/>
-        </w:rPr>
-        <w:t>(self)</w:t>
-      </w:r>
-    </w:p>
-    <w:p>
-      <w:pPr>
-        <w:rPr>
-          <w:rFonts w:ascii="Arial" w:hAnsi="Arial" w:cs="Arial"/>
-          <w:sz w:val="24"/>
-          <w:szCs w:val="24"/>
-        </w:rPr>
-      </w:pPr>
-      <w:r>
-        <w:rPr>
-          <w:rFonts w:ascii="Arial" w:hAnsi="Arial" w:cs="Arial"/>
-          <w:sz w:val="24"/>
-          <w:szCs w:val="24"/>
-        </w:rPr>
-        <w:t xml:space="preserve">    def </w:t>
-      </w:r>
-      <w:proofErr w:type="spellStart"/>
-      <w:r>
-        <w:rPr>
-          <w:rFonts w:ascii="Arial" w:hAnsi="Arial" w:cs="Arial"/>
-          <w:sz w:val="24"/>
-          <w:szCs w:val="24"/>
-        </w:rPr>
-        <w:t>benchmark_encryption_performance</w:t>
-      </w:r>
-      <w:proofErr w:type="spellEnd"/>
-      <w:r>
-        <w:rPr>
-          <w:rFonts w:ascii="Arial" w:hAnsi="Arial" w:cs="Arial"/>
-          <w:sz w:val="24"/>
-          <w:szCs w:val="24"/>
-        </w:rPr>
-        <w:t>(self)</w:t>
-      </w:r>
-    </w:p>
-    <w:p>
-      <w:pPr>
-        <w:numPr>
-          <w:ilvl w:val="0"/>
-          <w:numId w:val="13"/>
-        </w:numPr>
-        <w:rPr>
-          <w:rFonts w:ascii="Arial" w:hAnsi="Arial" w:cs="Arial"/>
-          <w:sz w:val="24"/>
-          <w:szCs w:val="24"/>
-        </w:rPr>
-      </w:pPr>
-      <w:r>
-        <w:rPr>
-          <w:rFonts w:ascii="Arial" w:hAnsi="Arial" w:cs="Arial"/>
-          <w:sz w:val="24"/>
-          <w:szCs w:val="24"/>
-        </w:rPr>
-        <w:t xml:space="preserve">Deployment Configuration </w:t>
-      </w:r>
-    </w:p>
-    <w:p>
-      <w:pPr>
-        <w:numPr>
-          <w:ilvl w:val="1"/>
-          <w:numId w:val="13"/>
-        </w:numPr>
-        <w:rPr>
-          <w:rFonts w:ascii="Arial" w:hAnsi="Arial" w:cs="Arial"/>
-          <w:sz w:val="24"/>
-          <w:szCs w:val="24"/>
-        </w:rPr>
-      </w:pPr>
-      <w:proofErr w:type="spellStart"/>
-      <w:r>
-        <w:rPr>
-          <w:rFonts w:ascii="Arial" w:hAnsi="Arial" w:cs="Arial"/>
-          <w:sz w:val="24"/>
-          <w:szCs w:val="24"/>
-        </w:rPr>
-        <w:t>Dockerfile</w:t>
-      </w:r>
-      <w:proofErr w:type="spellEnd"/>
-      <w:r>
-        <w:rPr>
-          <w:rFonts w:ascii="Arial" w:hAnsi="Arial" w:cs="Arial"/>
-          <w:sz w:val="24"/>
-          <w:szCs w:val="24"/>
-        </w:rPr>
-        <w:t xml:space="preserve"> OpenSSL dependency management</w:t>
-      </w:r>
-    </w:p>
-    <w:p>
-      <w:pPr>
-        <w:numPr>
-          <w:ilvl w:val="1"/>
-          <w:numId w:val="13"/>
-        </w:numPr>
-        <w:rPr>
-          <w:rFonts w:ascii="Arial" w:hAnsi="Arial" w:cs="Arial"/>
-          <w:sz w:val="24"/>
-          <w:szCs w:val="24"/>
-        </w:rPr>
-      </w:pPr>
-      <w:r>
-        <w:rPr>
-          <w:rFonts w:ascii="Arial" w:hAnsi="Arial" w:cs="Arial"/>
-          <w:sz w:val="24"/>
-          <w:szCs w:val="24"/>
-        </w:rPr>
-        <w:t>ECS task definition security configurations</w:t>
-      </w:r>
-    </w:p>
-    <w:p>
-      <w:pPr>
-        <w:numPr>
-          <w:ilvl w:val="1"/>
-          <w:numId w:val="13"/>
-        </w:numPr>
-        <w:rPr>
-          <w:rFonts w:ascii="Arial" w:hAnsi="Arial" w:cs="Arial"/>
-          <w:sz w:val="24"/>
-          <w:szCs w:val="24"/>
-        </w:rPr>
-      </w:pPr>
-      <w:r>
-        <w:rPr>
-          <w:rFonts w:ascii="Arial" w:hAnsi="Arial" w:cs="Arial"/>
-          <w:sz w:val="24"/>
-          <w:szCs w:val="24"/>
-        </w:rPr>
-        <w:t>Load balancer SSL termination setup</w:t>
-      </w:r>
-    </w:p>
-    <w:p>
-      <w:pPr>
-        <w:rPr>
-          <w:rFonts w:ascii="Arial" w:hAnsi="Arial" w:cs="Arial"/>
-          <w:sz w:val="24"/>
-          <w:szCs w:val="24"/>
-        </w:rPr>
-      </w:pPr>
-      <w:r>
-        <w:rPr>
-          <w:rFonts w:ascii="Segoe UI Emoji" w:hAnsi="Segoe UI Emoji" w:cs="Segoe UI Emoji"/>
-          <w:sz w:val="24"/>
-          <w:szCs w:val="24"/>
-        </w:rPr>
-        <w:t>❓</w:t>
-      </w:r>
-      <w:r>
-        <w:rPr>
-          <w:rFonts w:ascii="Arial" w:hAnsi="Arial" w:cs="Arial"/>
-          <w:sz w:val="24"/>
-          <w:szCs w:val="24"/>
-        </w:rPr>
-        <w:t xml:space="preserve"> Missing Information:</w:t>
-      </w:r>
-    </w:p>
-    <w:p>
-      <w:pPr>
-        <w:numPr>
-          <w:ilvl w:val="0"/>
-          <w:numId w:val="14"/>
-        </w:numPr>
-        <w:rPr>
-          <w:rFonts w:ascii="Arial" w:hAnsi="Arial" w:cs="Arial"/>
-          <w:sz w:val="24"/>
-          <w:szCs w:val="24"/>
-        </w:rPr>
-      </w:pPr>
-      <w:r>
-        <w:rPr>
-          <w:rFonts w:ascii="Arial" w:hAnsi="Arial" w:cs="Arial"/>
-          <w:sz w:val="24"/>
-          <w:szCs w:val="24"/>
-        </w:rPr>
-        <w:t>Current ECS cluster configuration and constraints</w:t>
-      </w:r>
-    </w:p>
-    <w:p>
-      <w:pPr>
-        <w:numPr>
-          <w:ilvl w:val="0"/>
-          <w:numId w:val="14"/>
-        </w:numPr>
-        <w:rPr>
-          <w:rFonts w:ascii="Arial" w:hAnsi="Arial" w:cs="Arial"/>
-          <w:sz w:val="24"/>
-          <w:szCs w:val="24"/>
-        </w:rPr>
-      </w:pPr>
-      <w:r>
-        <w:rPr>
-          <w:rFonts w:ascii="Arial" w:hAnsi="Arial" w:cs="Arial"/>
-          <w:sz w:val="24"/>
-          <w:szCs w:val="24"/>
-        </w:rPr>
-        <w:t>Required encryption standards and compliance requirements</w:t>
-      </w:r>
-    </w:p>
-    <w:p>
-      <w:pPr>
-        <w:numPr>
-          <w:ilvl w:val="0"/>
-          <w:numId w:val="14"/>
-        </w:numPr>
-        <w:rPr>
-          <w:rFonts w:ascii="Arial" w:hAnsi="Arial" w:cs="Arial"/>
-          <w:sz w:val="24"/>
-          <w:szCs w:val="24"/>
-        </w:rPr>
-      </w:pPr>
-      <w:r>
-        <w:rPr>
-          <w:rFonts w:ascii="Arial" w:hAnsi="Arial" w:cs="Arial"/>
-          <w:sz w:val="24"/>
-          <w:szCs w:val="24"/>
-        </w:rPr>
-        <w:t>Certificate authority and PKI infrastructure details</w:t>
-      </w:r>
-    </w:p>
-    <w:p>
-      <w:pPr>
-        <w:numPr>
-          <w:ilvl w:val="0"/>
-          <w:numId w:val="14"/>
-        </w:numPr>
-        <w:rPr>
-          <w:rFonts w:ascii="Arial" w:hAnsi="Arial" w:cs="Arial"/>
-          <w:sz w:val="24"/>
-          <w:szCs w:val="24"/>
-        </w:rPr>
-      </w:pPr>
-      <w:r>
-        <w:rPr>
-          <w:rFonts w:ascii="Arial" w:hAnsi="Arial" w:cs="Arial"/>
-          <w:sz w:val="24"/>
-          <w:szCs w:val="24"/>
-        </w:rPr>
-        <w:t>Performance benchmarks and acceptable latency impacts</w:t>
-      </w:r>
-    </w:p>
-    <w:p>
-      <w:pPr>
-        <w:numPr>
-          <w:ilvl w:val="0"/>
-          <w:numId w:val="14"/>
-        </w:numPr>
-        <w:rPr>
-          <w:rFonts w:ascii="Arial" w:hAnsi="Arial" w:cs="Arial"/>
-          <w:sz w:val="24"/>
-          <w:szCs w:val="24"/>
-        </w:rPr>
-      </w:pPr>
-      <w:r>
-        <w:rPr>
-          <w:rFonts w:ascii="Arial" w:hAnsi="Arial" w:cs="Arial"/>
-          <w:sz w:val="24"/>
-          <w:szCs w:val="24"/>
-        </w:rPr>
-        <w:t>Integration with existing AWS security services</w:t>
-      </w:r>
-    </w:p>
-    <w:p>
-      <w:pPr>
-        <w:rPr>
-          <w:rFonts w:ascii="Arial" w:hAnsi="Arial" w:cs="Arial"/>
-          <w:sz w:val="24"/>
-          <w:szCs w:val="24"/>
-        </w:rPr>
-      </w:pPr>
-      <w:r>
-        <w:rPr>
-          <w:rFonts w:ascii="Segoe UI Emoji" w:hAnsi="Segoe UI Emoji" w:cs="Segoe UI Emoji"/>
-          <w:sz w:val="24"/>
-          <w:szCs w:val="24"/>
-        </w:rPr>
-        <w:t>🚨</w:t>
-      </w:r>
-      <w:r>
-        <w:rPr>
-          <w:rFonts w:ascii="Arial" w:hAnsi="Arial" w:cs="Arial"/>
-          <w:sz w:val="24"/>
-          <w:szCs w:val="24"/>
-        </w:rPr>
-        <w:t xml:space="preserve"> Impact on Current Code:</w:t>
-      </w:r>
-    </w:p>
-    <w:p>
-      <w:pPr>
-        <w:numPr>
-          <w:ilvl w:val="0"/>
-          <w:numId w:val="15"/>
-        </w:numPr>
-        <w:rPr>
-          <w:rFonts w:ascii="Arial" w:hAnsi="Arial" w:cs="Arial"/>
-          <w:sz w:val="24"/>
-          <w:szCs w:val="24"/>
-        </w:rPr>
-      </w:pPr>
-      <w:r>
-        <w:rPr>
-          <w:rFonts w:ascii="Arial" w:hAnsi="Arial" w:cs="Arial"/>
-          <w:sz w:val="24"/>
-          <w:szCs w:val="24"/>
-        </w:rPr>
-        <w:t>Add encryption validation to deployment pipeline</w:t>
-      </w:r>
-    </w:p>
-    <w:p>
-      <w:pPr>
-        <w:numPr>
-          <w:ilvl w:val="0"/>
-          <w:numId w:val="15"/>
-        </w:numPr>
-        <w:rPr>
-          <w:rFonts w:ascii="Arial" w:hAnsi="Arial" w:cs="Arial"/>
-          <w:sz w:val="24"/>
-          <w:szCs w:val="24"/>
-        </w:rPr>
-      </w:pPr>
-      <w:r>
-        <w:rPr>
-          <w:rFonts w:ascii="Arial" w:hAnsi="Arial" w:cs="Arial"/>
-          <w:sz w:val="24"/>
-          <w:szCs w:val="24"/>
-        </w:rPr>
-        <w:t>Update container configurations</w:t>
-      </w:r>
-    </w:p>
-    <w:p>
-      <w:pPr>
-        <w:numPr>
-          <w:ilvl w:val="0"/>
-          <w:numId w:val="15"/>
-        </w:numPr>
-        <w:rPr>
-          <w:rFonts w:ascii="Arial" w:hAnsi="Arial" w:cs="Arial"/>
-          <w:sz w:val="24"/>
-          <w:szCs w:val="24"/>
-        </w:rPr>
-      </w:pPr>
-      <w:r>
-        <w:rPr>
-          <w:rFonts w:ascii="Arial" w:hAnsi="Arial" w:cs="Arial"/>
-          <w:sz w:val="24"/>
-          <w:szCs w:val="24"/>
-        </w:rPr>
-        <w:t>Enhance security testing in CI/CD</w:t>
-      </w:r>
-    </w:p>
-    <w:p>
-      <w:pPr>
-        <w:rPr>
-          <w:rFonts w:ascii="Arial" w:hAnsi="Arial" w:cs="Arial"/>
-          <w:sz w:val="24"/>
-          <w:szCs w:val="24"/>
-        </w:rPr>
-      </w:pPr>
-      <w:r>
-        <w:rPr>
-          <w:rFonts w:ascii="Arial" w:hAnsi="Arial" w:cs="Arial"/>
-          <w:sz w:val="24"/>
-          <w:szCs w:val="24"/>
-        </w:rPr>
-        <w:pict w14:anchorId="72F8E2FE">
-          <v:rect id="_x0000_i1059" style="width:0;height:1.5pt" o:hralign="center" o:hrstd="t" o:hr="t" fillcolor="#a0a0a0" stroked="f"/>
-        </w:pict>
-      </w:r>
-    </w:p>
-    <w:p>
-      <w:pPr>
-        <w:rPr>
-          <w:rFonts w:ascii="Arial" w:hAnsi="Arial" w:cs="Arial"/>
-          <w:sz w:val="24"/>
-          <w:szCs w:val="24"/>
-        </w:rPr>
-      </w:pPr>
-      <w:r>
-        <w:rPr>
-          <w:rFonts w:ascii="Arial" w:hAnsi="Arial" w:cs="Arial"/>
-          <w:sz w:val="24"/>
-          <w:szCs w:val="24"/>
-        </w:rPr>
-        <w:t>8. Rule Refinement - Ground Rules &amp; Column-Specific Rules</w:t>
-      </w:r>
-    </w:p>
-    <w:p>
-      <w:pPr>
-        <w:rPr>
-          <w:rFonts w:ascii="Arial" w:hAnsi="Arial" w:cs="Arial"/>
-          <w:sz w:val="24"/>
-          <w:szCs w:val="24"/>
-        </w:rPr>
-      </w:pPr>
-      <w:r>
-        <w:rPr>
-          <w:rFonts w:ascii="Segoe UI Emoji" w:hAnsi="Segoe UI Emoji" w:cs="Segoe UI Emoji"/>
-          <w:sz w:val="24"/>
-          <w:szCs w:val="24"/>
-        </w:rPr>
-        <w:t>🎯</w:t>
-      </w:r>
-      <w:r>
-        <w:rPr>
-          <w:rFonts w:ascii="Arial" w:hAnsi="Arial" w:cs="Arial"/>
-          <w:sz w:val="24"/>
-          <w:szCs w:val="24"/>
-        </w:rPr>
-        <w:t xml:space="preserve"> Implementation Steps:</w:t>
+        <w:t># Column-specific extraction and processing rules</w:t>
+      </w:r>
+    </w:p>
+    <w:p>
+      <w:pPr>
+        <w:rPr>
+          <w:rFonts w:ascii="Arial" w:hAnsi="Arial" w:cs="Arial"/>
+          <w:sz w:val="24"/>
+          <w:szCs w:val="24"/>
+        </w:rPr>
+      </w:pPr>
+      <w:r>
+        <w:rPr>
+          <w:rFonts w:ascii="Arial" w:hAnsi="Arial" w:cs="Arial"/>
+          <w:sz w:val="24"/>
+          <w:szCs w:val="24"/>
+        </w:rPr>
+        <w:t xml:space="preserve">    column_type_handlers = {...}</w:t>
+      </w:r>
+    </w:p>
+    <w:p>
+      <w:pPr>
+        <w:rPr>
+          <w:rFonts w:ascii="Arial" w:hAnsi="Arial" w:cs="Arial"/>
+          <w:sz w:val="24"/>
+          <w:szCs w:val="24"/>
+        </w:rPr>
+      </w:pPr>
+      <w:r>
+        <w:rPr>
+          <w:rFonts w:ascii="Arial" w:hAnsi="Arial" w:cs="Arial"/>
+          <w:sz w:val="24"/>
+          <w:szCs w:val="24"/>
+        </w:rPr>
+        <w:t xml:space="preserve">    business_logic_rules = {...}</w:t>
       </w:r>
     </w:p>
     <w:p>
@@ -3748,298 +3018,70 @@
           <w:sz w:val="24"/>
           <w:szCs w:val="24"/>
         </w:rPr>
-        <w:t xml:space="preserve">Rule Architecture Redesign </w:t>
-      </w:r>
-    </w:p>
-    <w:p>
-      <w:pPr>
-        <w:rPr>
-          <w:rFonts w:ascii="Arial" w:hAnsi="Arial" w:cs="Arial"/>
-          <w:sz w:val="24"/>
-          <w:szCs w:val="24"/>
-        </w:rPr>
-      </w:pPr>
-      <w:r>
-        <w:rPr>
-          <w:rFonts w:ascii="Arial" w:hAnsi="Arial" w:cs="Arial"/>
-          <w:sz w:val="24"/>
-          <w:szCs w:val="24"/>
-        </w:rPr>
-        <w:lastRenderedPageBreak/>
-        <w:t>python</w:t>
-      </w:r>
-    </w:p>
-    <w:p>
-      <w:pPr>
-        <w:rPr>
-          <w:rFonts w:ascii="Arial" w:hAnsi="Arial" w:cs="Arial"/>
-          <w:sz w:val="24"/>
-          <w:szCs w:val="24"/>
-        </w:rPr>
-      </w:pPr>
-      <w:r>
-        <w:rPr>
-          <w:rFonts w:ascii="Arial" w:hAnsi="Arial" w:cs="Arial"/>
-          <w:sz w:val="24"/>
-          <w:szCs w:val="24"/>
-        </w:rPr>
-        <w:t xml:space="preserve">class </w:t>
-      </w:r>
-      <w:proofErr w:type="spellStart"/>
-      <w:r>
-        <w:rPr>
-          <w:rFonts w:ascii="Arial" w:hAnsi="Arial" w:cs="Arial"/>
-          <w:sz w:val="24"/>
-          <w:szCs w:val="24"/>
-        </w:rPr>
-        <w:t>GroundRules</w:t>
-      </w:r>
-      <w:proofErr w:type="spellEnd"/>
-      <w:r>
-        <w:rPr>
-          <w:rFonts w:ascii="Arial" w:hAnsi="Arial" w:cs="Arial"/>
-          <w:sz w:val="24"/>
-          <w:szCs w:val="24"/>
-        </w:rPr>
-        <w:t>:</w:t>
-      </w:r>
-    </w:p>
-    <w:p>
-      <w:pPr>
-        <w:rPr>
-          <w:rFonts w:ascii="Arial" w:hAnsi="Arial" w:cs="Arial"/>
-          <w:sz w:val="24"/>
-          <w:szCs w:val="24"/>
-        </w:rPr>
-      </w:pPr>
-      <w:r>
-        <w:rPr>
-          <w:rFonts w:ascii="Arial" w:hAnsi="Arial" w:cs="Arial"/>
-          <w:sz w:val="24"/>
-          <w:szCs w:val="24"/>
-        </w:rPr>
-        <w:t xml:space="preserve">    </w:t>
-      </w:r>
-      <w:r>
-        <w:rPr>
-          <w:rFonts w:ascii="Arial" w:hAnsi="Arial" w:cs="Arial"/>
-          <w:i/>
-          <w:iCs/>
-          <w:sz w:val="24"/>
-          <w:szCs w:val="24"/>
-        </w:rPr>
-        <w:t># Universal rules applied to all processing</w:t>
-      </w:r>
-    </w:p>
-    <w:p>
-      <w:pPr>
-        <w:rPr>
-          <w:rFonts w:ascii="Arial" w:hAnsi="Arial" w:cs="Arial"/>
-          <w:sz w:val="24"/>
-          <w:szCs w:val="24"/>
-        </w:rPr>
-      </w:pPr>
-      <w:r>
-        <w:rPr>
-          <w:rFonts w:ascii="Arial" w:hAnsi="Arial" w:cs="Arial"/>
-          <w:sz w:val="24"/>
-          <w:szCs w:val="24"/>
-        </w:rPr>
-        <w:t xml:space="preserve">    </w:t>
-      </w:r>
-      <w:proofErr w:type="spellStart"/>
-      <w:r>
-        <w:rPr>
-          <w:rFonts w:ascii="Arial" w:hAnsi="Arial" w:cs="Arial"/>
-          <w:sz w:val="24"/>
-          <w:szCs w:val="24"/>
-        </w:rPr>
-        <w:t>data_quality_thresholds</w:t>
-      </w:r>
-      <w:proofErr w:type="spellEnd"/>
-      <w:r>
-        <w:rPr>
-          <w:rFonts w:ascii="Arial" w:hAnsi="Arial" w:cs="Arial"/>
-          <w:sz w:val="24"/>
-          <w:szCs w:val="24"/>
-        </w:rPr>
-        <w:t xml:space="preserve"> = {...}</w:t>
-      </w:r>
-    </w:p>
-    <w:p>
-      <w:pPr>
-        <w:rPr>
-          <w:rFonts w:ascii="Arial" w:hAnsi="Arial" w:cs="Arial"/>
-          <w:sz w:val="24"/>
-          <w:szCs w:val="24"/>
-        </w:rPr>
-      </w:pPr>
-      <w:r>
-        <w:rPr>
-          <w:rFonts w:ascii="Arial" w:hAnsi="Arial" w:cs="Arial"/>
-          <w:sz w:val="24"/>
-          <w:szCs w:val="24"/>
-        </w:rPr>
-        <w:t xml:space="preserve">    </w:t>
-      </w:r>
-      <w:proofErr w:type="spellStart"/>
-      <w:r>
-        <w:rPr>
-          <w:rFonts w:ascii="Arial" w:hAnsi="Arial" w:cs="Arial"/>
-          <w:sz w:val="24"/>
-          <w:szCs w:val="24"/>
-        </w:rPr>
-        <w:t>security_constraints</w:t>
-      </w:r>
-      <w:proofErr w:type="spellEnd"/>
-      <w:r>
-        <w:rPr>
-          <w:rFonts w:ascii="Arial" w:hAnsi="Arial" w:cs="Arial"/>
-          <w:sz w:val="24"/>
-          <w:szCs w:val="24"/>
-        </w:rPr>
-        <w:t xml:space="preserve"> = {...}</w:t>
-      </w:r>
-    </w:p>
-    <w:p>
-      <w:pPr>
-        <w:rPr>
-          <w:rFonts w:ascii="Arial" w:hAnsi="Arial" w:cs="Arial"/>
-          <w:sz w:val="24"/>
-          <w:szCs w:val="24"/>
-        </w:rPr>
-      </w:pPr>
-    </w:p>
-    <w:p>
-      <w:pPr>
-        <w:rPr>
-          <w:rFonts w:ascii="Arial" w:hAnsi="Arial" w:cs="Arial"/>
-          <w:sz w:val="24"/>
-          <w:szCs w:val="24"/>
-        </w:rPr>
-      </w:pPr>
-      <w:r>
-        <w:rPr>
-          <w:rFonts w:ascii="Arial" w:hAnsi="Arial" w:cs="Arial"/>
-          <w:sz w:val="24"/>
-          <w:szCs w:val="24"/>
-        </w:rPr>
-        <w:t xml:space="preserve">class </w:t>
-      </w:r>
-      <w:proofErr w:type="spellStart"/>
-      <w:r>
-        <w:rPr>
-          <w:rFonts w:ascii="Arial" w:hAnsi="Arial" w:cs="Arial"/>
-          <w:sz w:val="24"/>
-          <w:szCs w:val="24"/>
-        </w:rPr>
-        <w:t>ColumnRules</w:t>
-      </w:r>
-      <w:proofErr w:type="spellEnd"/>
-      <w:r>
-        <w:rPr>
-          <w:rFonts w:ascii="Arial" w:hAnsi="Arial" w:cs="Arial"/>
-          <w:sz w:val="24"/>
-          <w:szCs w:val="24"/>
-        </w:rPr>
-        <w:t>:</w:t>
-      </w:r>
-    </w:p>
-    <w:p>
-      <w:pPr>
-        <w:rPr>
-          <w:rFonts w:ascii="Arial" w:hAnsi="Arial" w:cs="Arial"/>
-          <w:sz w:val="24"/>
-          <w:szCs w:val="24"/>
-        </w:rPr>
-      </w:pPr>
-      <w:r>
-        <w:rPr>
-          <w:rFonts w:ascii="Arial" w:hAnsi="Arial" w:cs="Arial"/>
-          <w:sz w:val="24"/>
-          <w:szCs w:val="24"/>
-        </w:rPr>
-        <w:t xml:space="preserve">    </w:t>
-      </w:r>
-      <w:r>
-        <w:rPr>
-          <w:rFonts w:ascii="Arial" w:hAnsi="Arial" w:cs="Arial"/>
-          <w:i/>
-          <w:iCs/>
-          <w:sz w:val="24"/>
-          <w:szCs w:val="24"/>
-        </w:rPr>
-        <w:t># Column-specific extraction and processing rules</w:t>
-      </w:r>
-    </w:p>
-    <w:p>
-      <w:pPr>
-        <w:rPr>
-          <w:rFonts w:ascii="Arial" w:hAnsi="Arial" w:cs="Arial"/>
-          <w:sz w:val="24"/>
-          <w:szCs w:val="24"/>
-        </w:rPr>
-      </w:pPr>
-      <w:r>
-        <w:rPr>
-          <w:rFonts w:ascii="Arial" w:hAnsi="Arial" w:cs="Arial"/>
-          <w:sz w:val="24"/>
-          <w:szCs w:val="24"/>
-        </w:rPr>
-        <w:t xml:space="preserve">    </w:t>
-      </w:r>
-      <w:proofErr w:type="spellStart"/>
-      <w:r>
-        <w:rPr>
-          <w:rFonts w:ascii="Arial" w:hAnsi="Arial" w:cs="Arial"/>
-          <w:sz w:val="24"/>
-          <w:szCs w:val="24"/>
-        </w:rPr>
-        <w:t>column_type_handlers</w:t>
-      </w:r>
-      <w:proofErr w:type="spellEnd"/>
-      <w:r>
-        <w:rPr>
-          <w:rFonts w:ascii="Arial" w:hAnsi="Arial" w:cs="Arial"/>
-          <w:sz w:val="24"/>
-          <w:szCs w:val="24"/>
-        </w:rPr>
-        <w:t xml:space="preserve"> = {...}</w:t>
-      </w:r>
-    </w:p>
-    <w:p>
-      <w:pPr>
-        <w:rPr>
-          <w:rFonts w:ascii="Arial" w:hAnsi="Arial" w:cs="Arial"/>
-          <w:sz w:val="24"/>
-          <w:szCs w:val="24"/>
-        </w:rPr>
-      </w:pPr>
-      <w:r>
-        <w:rPr>
-          <w:rFonts w:ascii="Arial" w:hAnsi="Arial" w:cs="Arial"/>
-          <w:sz w:val="24"/>
-          <w:szCs w:val="24"/>
-        </w:rPr>
-        <w:t xml:space="preserve">    </w:t>
-      </w:r>
-      <w:proofErr w:type="spellStart"/>
-      <w:r>
-        <w:rPr>
-          <w:rFonts w:ascii="Arial" w:hAnsi="Arial" w:cs="Arial"/>
-          <w:sz w:val="24"/>
-          <w:szCs w:val="24"/>
-        </w:rPr>
-        <w:t>business_logic_rules</w:t>
-      </w:r>
-      <w:proofErr w:type="spellEnd"/>
-      <w:r>
-        <w:rPr>
-          <w:rFonts w:ascii="Arial" w:hAnsi="Arial" w:cs="Arial"/>
-          <w:sz w:val="24"/>
-          <w:szCs w:val="24"/>
-        </w:rPr>
-        <w:t xml:space="preserve"> = {...}</w:t>
+        <w:t xml:space="preserve">Rule Engine Refactoring </w:t>
+      </w:r>
+    </w:p>
+    <w:p>
+      <w:pPr>
+        <w:numPr>
+          <w:ilvl w:val="1"/>
+          <w:numId w:val="16"/>
+        </w:numPr>
+        <w:rPr>
+          <w:rFonts w:ascii="Arial" w:hAnsi="Arial" w:cs="Arial"/>
+          <w:sz w:val="24"/>
+          <w:szCs w:val="24"/>
+        </w:rPr>
+      </w:pPr>
+      <w:r>
+        <w:rPr>
+          <w:rFonts w:ascii="Arial" w:hAnsi="Arial" w:cs="Arial"/>
+          <w:sz w:val="24"/>
+          <w:szCs w:val="24"/>
+        </w:rPr>
+        <w:t>Separate rule evaluation engines</w:t>
+      </w:r>
+    </w:p>
+    <w:p>
+      <w:pPr>
+        <w:numPr>
+          <w:ilvl w:val="1"/>
+          <w:numId w:val="16"/>
+        </w:numPr>
+        <w:rPr>
+          <w:rFonts w:ascii="Arial" w:hAnsi="Arial" w:cs="Arial"/>
+          <w:sz w:val="24"/>
+          <w:szCs w:val="24"/>
+        </w:rPr>
+      </w:pPr>
+      <w:r>
+        <w:rPr>
+          <w:rFonts w:ascii="Arial" w:hAnsi="Arial" w:cs="Arial"/>
+          <w:sz w:val="24"/>
+          <w:szCs w:val="24"/>
+        </w:rPr>
+        <w:t>Column property-based rule matching</w:t>
+      </w:r>
+    </w:p>
+    <w:p>
+      <w:pPr>
+        <w:numPr>
+          <w:ilvl w:val="1"/>
+          <w:numId w:val="16"/>
+        </w:numPr>
+        <w:rPr>
+          <w:rFonts w:ascii="Arial" w:hAnsi="Arial" w:cs="Arial"/>
+          <w:sz w:val="24"/>
+          <w:szCs w:val="24"/>
+        </w:rPr>
+      </w:pPr>
+      <w:r>
+        <w:rPr>
+          <w:rFonts w:ascii="Arial" w:hAnsi="Arial" w:cs="Arial"/>
+          <w:sz w:val="24"/>
+          <w:szCs w:val="24"/>
+        </w:rPr>
+        <w:t>Dynamic rule composition and inheritance</w:t>
       </w:r>
     </w:p>
     <w:p>
@@ -4060,7 +3102,7 @@
           <w:sz w:val="24"/>
           <w:szCs w:val="24"/>
         </w:rPr>
-        <w:t xml:space="preserve">Rule Engine Refactoring </w:t>
+        <w:t xml:space="preserve">Configuration Management </w:t>
       </w:r>
     </w:p>
     <w:p>
@@ -4081,7 +3123,7 @@
           <w:sz w:val="24"/>
           <w:szCs w:val="24"/>
         </w:rPr>
-        <w:t>Separate rule evaluation engines</w:t>
+        <w:t>Rule versioning and change management</w:t>
       </w:r>
     </w:p>
     <w:p>
@@ -4102,7 +3144,7 @@
           <w:sz w:val="24"/>
           <w:szCs w:val="24"/>
         </w:rPr>
-        <w:t>Column property-based rule matching</w:t>
+        <w:t>Rule testing and validation framework</w:t>
       </w:r>
     </w:p>
     <w:p>
@@ -4123,90 +3165,6 @@
           <w:sz w:val="24"/>
           <w:szCs w:val="24"/>
         </w:rPr>
-        <w:t>Dynamic rule composition and inheritance</w:t>
-      </w:r>
-    </w:p>
-    <w:p>
-      <w:pPr>
-        <w:numPr>
-          <w:ilvl w:val="0"/>
-          <w:numId w:val="16"/>
-        </w:numPr>
-        <w:rPr>
-          <w:rFonts w:ascii="Arial" w:hAnsi="Arial" w:cs="Arial"/>
-          <w:sz w:val="24"/>
-          <w:szCs w:val="24"/>
-        </w:rPr>
-      </w:pPr>
-      <w:r>
-        <w:rPr>
-          <w:rFonts w:ascii="Arial" w:hAnsi="Arial" w:cs="Arial"/>
-          <w:sz w:val="24"/>
-          <w:szCs w:val="24"/>
-        </w:rPr>
-        <w:t xml:space="preserve">Configuration Management </w:t>
-      </w:r>
-    </w:p>
-    <w:p>
-      <w:pPr>
-        <w:numPr>
-          <w:ilvl w:val="1"/>
-          <w:numId w:val="16"/>
-        </w:numPr>
-        <w:rPr>
-          <w:rFonts w:ascii="Arial" w:hAnsi="Arial" w:cs="Arial"/>
-          <w:sz w:val="24"/>
-          <w:szCs w:val="24"/>
-        </w:rPr>
-      </w:pPr>
-      <w:r>
-        <w:rPr>
-          <w:rFonts w:ascii="Arial" w:hAnsi="Arial" w:cs="Arial"/>
-          <w:sz w:val="24"/>
-          <w:szCs w:val="24"/>
-        </w:rPr>
-        <w:t>Rule versioning and change management</w:t>
-      </w:r>
-    </w:p>
-    <w:p>
-      <w:pPr>
-        <w:numPr>
-          <w:ilvl w:val="1"/>
-          <w:numId w:val="16"/>
-        </w:numPr>
-        <w:rPr>
-          <w:rFonts w:ascii="Arial" w:hAnsi="Arial" w:cs="Arial"/>
-          <w:sz w:val="24"/>
-          <w:szCs w:val="24"/>
-        </w:rPr>
-      </w:pPr>
-      <w:r>
-        <w:rPr>
-          <w:rFonts w:ascii="Arial" w:hAnsi="Arial" w:cs="Arial"/>
-          <w:sz w:val="24"/>
-          <w:szCs w:val="24"/>
-        </w:rPr>
-        <w:t>Rule testing and validation framework</w:t>
-      </w:r>
-    </w:p>
-    <w:p>
-      <w:pPr>
-        <w:numPr>
-          <w:ilvl w:val="1"/>
-          <w:numId w:val="16"/>
-        </w:numPr>
-        <w:rPr>
-          <w:rFonts w:ascii="Arial" w:hAnsi="Arial" w:cs="Arial"/>
-          <w:sz w:val="24"/>
-          <w:szCs w:val="24"/>
-        </w:rPr>
-      </w:pPr>
-      <w:r>
-        <w:rPr>
-          <w:rFonts w:ascii="Arial" w:hAnsi="Arial" w:cs="Arial"/>
-          <w:sz w:val="24"/>
-          <w:szCs w:val="24"/>
-        </w:rPr>
         <w:t>Performance optimization for rule evaluation</w:t>
       </w:r>
     </w:p>
@@ -4220,19 +3178,11 @@
       </w:pPr>
       <w:r>
         <w:rPr>
-          <w:rFonts w:ascii="Segoe UI Emoji" w:hAnsi="Segoe UI Emoji" w:cs="Segoe UI Emoji"/>
-          <w:sz w:val="24"/>
-          <w:szCs w:val="24"/>
-        </w:rPr>
-        <w:t>❓</w:t>
-      </w:r>
-      <w:r>
-        <w:rPr>
-          <w:rFonts w:ascii="Arial" w:hAnsi="Arial" w:cs="Arial"/>
-          <w:sz w:val="24"/>
-          <w:szCs w:val="24"/>
-        </w:rPr>
-        <w:t xml:space="preserve"> Missing Information:</w:t>
+          <w:rFonts w:ascii="Arial" w:hAnsi="Arial" w:cs="Arial"/>
+          <w:sz w:val="24"/>
+          <w:szCs w:val="24"/>
+        </w:rPr>
+        <w:t>Missing Information:</w:t>
       </w:r>
     </w:p>
     <w:p>
@@ -4350,19 +3300,11 @@
       </w:pPr>
       <w:r>
         <w:rPr>
-          <w:rFonts w:ascii="Segoe UI Emoji" w:hAnsi="Segoe UI Emoji" w:cs="Segoe UI Emoji"/>
-          <w:sz w:val="24"/>
-          <w:szCs w:val="24"/>
-        </w:rPr>
-        <w:t>🚨</w:t>
-      </w:r>
-      <w:r>
-        <w:rPr>
-          <w:rFonts w:ascii="Arial" w:hAnsi="Arial" w:cs="Arial"/>
-          <w:sz w:val="24"/>
-          <w:szCs w:val="24"/>
-        </w:rPr>
-        <w:t xml:space="preserve"> Impact on Current Code:</w:t>
+          <w:rFonts w:ascii="Arial" w:hAnsi="Arial" w:cs="Arial"/>
+          <w:sz w:val="24"/>
+          <w:szCs w:val="24"/>
+        </w:rPr>
+        <w:t>Impact on Current Code:</w:t>
       </w:r>
     </w:p>
     <w:p>
@@ -4383,25 +3325,7 @@
           <w:sz w:val="24"/>
           <w:szCs w:val="24"/>
         </w:rPr>
-        <w:t xml:space="preserve">Complete refactoring of </w:t>
-      </w:r>
-      <w:proofErr w:type="spellStart"/>
-      <w:r>
-        <w:rPr>
-          <w:rFonts w:ascii="Arial" w:hAnsi="Arial" w:cs="Arial"/>
-          <w:sz w:val="24"/>
-          <w:szCs w:val="24"/>
-        </w:rPr>
-        <w:t>RulesEngine</w:t>
-      </w:r>
-      <w:proofErr w:type="spellEnd"/>
-      <w:r>
-        <w:rPr>
-          <w:rFonts w:ascii="Arial" w:hAnsi="Arial" w:cs="Arial"/>
-          <w:sz w:val="24"/>
-          <w:szCs w:val="24"/>
-        </w:rPr>
-        <w:t xml:space="preserve"> class</w:t>
+        <w:t>Complete refactoring of RulesEngine class</w:t>
       </w:r>
     </w:p>
     <w:p>
@@ -7617,6 +6541,7 @@
   <w:style w:type="character" w:default="1" w:styleId="DefaultParagraphFont">
     <w:name w:val="Default Paragraph Font"/>
     <w:uiPriority w:val="1"/>
+    <w:semiHidden/>
     <w:unhideWhenUsed/>
   </w:style>
   <w:style w:type="table" w:default="1" w:styleId="TableNormal">
